--- a/downloads/workbook/ai-5-week-14.docx
+++ b/downloads/workbook/ai-5-week-14.docx
@@ -956,6 +956,178 @@
         <w:t>Project connection: For your Image-pattern Network Investigation, save the input, procedure, observed result and limitation of this check. Label this worked example as practice; use a different, previously unreviewed case when checking independent understanding.</w:t>
       </w:r>
     </w:p>
+    <w:p>
+      <w:pPr>
+        <w:pStyle w:val="Heading1"/>
+      </w:pPr>
+      <w:r>
+        <w:t>13. Project portfolio milestone</w:t>
+      </w:r>
+    </w:p>
+    <w:p>
+      <w:r>
+        <w:t>Project: Image-pattern Network Investigation</w:t>
+      </w:r>
+    </w:p>
+    <w:p>
+      <w:r>
+        <w:t>Current milestone: Test changed cases. Keep normal, boundary and failure cases; compare expected and observed results.</w:t>
+      </w:r>
+    </w:p>
+    <w:p>
+      <w:r>
+        <w:t>For your Image-pattern Network Investigation, save the input, procedure, observed result and limitation of this check. Label this worked example as practice; use a different, previously unreviewed case when checking independent understanding.</w:t>
+      </w:r>
+    </w:p>
+    <w:tbl>
+      <w:tblPr>
+        <w:tblStyle w:val="LightShading-Accent1"/>
+        <w:tblW w:type="auto" w:w="0"/>
+        <w:tblLook w:firstColumn="1" w:firstRow="1" w:lastColumn="0" w:lastRow="0" w:noHBand="0" w:noVBand="1" w:val="04A0"/>
+      </w:tblPr>
+      <w:tblGrid>
+        <w:gridCol w:w="5112"/>
+        <w:gridCol w:w="5112"/>
+      </w:tblGrid>
+      <w:tr>
+        <w:trPr>
+          <w:tblHeader/>
+        </w:trPr>
+        <w:tc>
+          <w:tcPr>
+            <w:tcW w:type="dxa" w:w="5112"/>
+          </w:tcPr>
+          <w:p>
+            <w:r>
+              <w:t>Evidence to keep</w:t>
+            </w:r>
+          </w:p>
+        </w:tc>
+        <w:tc>
+          <w:tcPr>
+            <w:tcW w:type="dxa" w:w="5112"/>
+          </w:tcPr>
+          <w:p>
+            <w:r>
+              <w:t>My record</w:t>
+            </w:r>
+          </w:p>
+        </w:tc>
+      </w:tr>
+      <w:tr>
+        <w:tc>
+          <w:tcPr>
+            <w:tcW w:type="dxa" w:w="5112"/>
+          </w:tcPr>
+          <w:p>
+            <w:r>
+              <w:t>This week’s input and deciding step</w:t>
+            </w:r>
+          </w:p>
+        </w:tc>
+        <w:tc>
+          <w:tcPr>
+            <w:tcW w:type="dxa" w:w="5112"/>
+          </w:tcPr>
+          <w:p>
+            <w:r/>
+          </w:p>
+        </w:tc>
+      </w:tr>
+      <w:tr>
+        <w:tc>
+          <w:tcPr>
+            <w:tcW w:type="dxa" w:w="5112"/>
+          </w:tcPr>
+          <w:p>
+            <w:r>
+              <w:t>Prediction and actual result (or labelled paper trace)</w:t>
+            </w:r>
+          </w:p>
+        </w:tc>
+        <w:tc>
+          <w:tcPr>
+            <w:tcW w:type="dxa" w:w="5112"/>
+          </w:tcPr>
+          <w:p>
+            <w:r/>
+          </w:p>
+        </w:tc>
+      </w:tr>
+      <w:tr>
+        <w:tc>
+          <w:tcPr>
+            <w:tcW w:type="dxa" w:w="5112"/>
+          </w:tcPr>
+          <w:p>
+            <w:r>
+              <w:t>One change since the previous checkpoint and why</w:t>
+            </w:r>
+          </w:p>
+        </w:tc>
+        <w:tc>
+          <w:tcPr>
+            <w:tcW w:type="dxa" w:w="5112"/>
+          </w:tcPr>
+          <w:p>
+            <w:r/>
+          </w:p>
+        </w:tc>
+      </w:tr>
+      <w:tr>
+        <w:tc>
+          <w:tcPr>
+            <w:tcW w:type="dxa" w:w="5112"/>
+          </w:tcPr>
+          <w:p>
+            <w:r>
+              <w:t>One error or limit and the next test</w:t>
+            </w:r>
+          </w:p>
+        </w:tc>
+        <w:tc>
+          <w:tcPr>
+            <w:tcW w:type="dxa" w:w="5112"/>
+          </w:tcPr>
+          <w:p>
+            <w:r/>
+          </w:p>
+        </w:tc>
+      </w:tr>
+    </w:tbl>
+    <w:p>
+      <w:pPr>
+        <w:pStyle w:val="Heading3"/>
+      </w:pPr>
+      <w:r>
+        <w:t>Explain what this week adds to your project. Reuse last week’s record rather than starting again.</w:t>
+      </w:r>
+    </w:p>
+    <w:p>
+      <w:r>
+        <w:t>________________________________________________________________</w:t>
+      </w:r>
+    </w:p>
+    <w:p>
+      <w:r>
+        <w:t>________________________________________________________________</w:t>
+      </w:r>
+    </w:p>
+    <w:p>
+      <w:r>
+        <w:t>________________________________________________________________</w:t>
+      </w:r>
+    </w:p>
+    <w:p>
+      <w:r>
+        <w:t>________________________________________________________________</w:t>
+      </w:r>
+    </w:p>
+    <w:p>
+      <w:r>
+        <w:t>________________________________________________________________</w:t>
+      </w:r>
+    </w:p>
     <w:sectPr>
       <w:pgSz w:w="12240" w:h="15840"/>
       <w:pgMar w:top="936" w:right="1008" w:bottom="936" w:left="1008" w:header="720" w:footer="720" w:gutter="0"/>

--- a/downloads/workbook/ai-5-week-14.docx
+++ b/downloads/workbook/ai-5-week-14.docx
@@ -1128,6 +1128,248 @@
         <w:t>________________________________________________________________</w:t>
       </w:r>
     </w:p>
+    <w:p>
+      <w:pPr>
+        <w:pStyle w:val="Heading1"/>
+      </w:pPr>
+      <w:r>
+        <w:t>14. Supported practice and learning evidence</w:t>
+      </w:r>
+    </w:p>
+    <w:p>
+      <w:r>
+        <w:t>Use this supported practice once, in the browser or on paper. Keep the reserved independent assessment for a separate first attempt before teacher feedback.</w:t>
+      </w:r>
+    </w:p>
+    <w:p>
+      <w:r>
+        <w:t>Compare learning rates with identical starting loss and update counts.</w:t>
+      </w:r>
+    </w:p>
+    <w:p>
+      <w:pPr>
+        <w:pStyle w:val="Heading3"/>
+      </w:pPr>
+      <w:r>
+        <w:t>Practice 1: explain the deciding evidence</w:t>
+      </w:r>
+    </w:p>
+    <w:p>
+      <w:r>
+        <w:t>Which labelled step matches this detail? Both end at 3 and loss 1; larger rate crosses the optimum while smaller rate stays below it.</w:t>
+      </w:r>
+    </w:p>
+    <w:p>
+      <w:r>
+        <w:t>1. Inspect paths</w:t>
+      </w:r>
+    </w:p>
+    <w:p>
+      <w:r>
+        <w:t>2. Rate0.25</w:t>
+      </w:r>
+    </w:p>
+    <w:p>
+      <w:r>
+        <w:t>3. Rate0.75</w:t>
+      </w:r>
+    </w:p>
+    <w:p>
+      <w:pPr>
+        <w:pStyle w:val="Heading3"/>
+      </w:pPr>
+      <w:r>
+        <w:t>My selected conclusion, deciding fact and explanation</w:t>
+      </w:r>
+    </w:p>
+    <w:p>
+      <w:r>
+        <w:t>________________________________________________________________</w:t>
+      </w:r>
+    </w:p>
+    <w:p>
+      <w:r>
+        <w:t>________________________________________________________________</w:t>
+      </w:r>
+    </w:p>
+    <w:p>
+      <w:r>
+        <w:t>________________________________________________________________</w:t>
+      </w:r>
+    </w:p>
+    <w:p>
+      <w:r>
+        <w:t>________________________________________________________________</w:t>
+      </w:r>
+    </w:p>
+    <w:p>
+      <w:r>
+        <w:t>________________________________________________________________</w:t>
+      </w:r>
+    </w:p>
+    <w:p>
+      <w:r>
+        <w:t>Hint if needed: Read the steps in the pictorial case. Match the supplied detail to the stage that performs or records it.</w:t>
+      </w:r>
+    </w:p>
+    <w:p>
+      <w:r>
+        <w:t>After your attempt, compare with the supported explanation: Inspect paths Both end at 3 and loss 1; larger rate crosses the optimum while smaller rate stays below it. Keep the starting parameter and update budget identical to compare rates fairly. Rate one-quarter approaches the optimum from below; rate three-quarters crosses it and comes back. Their final losses happen to match after two updates, despite different paths. Rate one repeatedly overshoots by the same distance, so using the correct gradient alone does not ensure improvement.</w:t>
+      </w:r>
+    </w:p>
+    <w:p>
+      <w:pPr>
+        <w:pStyle w:val="Heading3"/>
+      </w:pPr>
+      <w:r>
+        <w:t>Practice 2: explain the deciding evidence</w:t>
+      </w:r>
+    </w:p>
+    <w:p>
+      <w:r>
+        <w:t>Changed-case practice: Add a rate 1 run from a = 0. Which conclusion is supported by the supplied facts?</w:t>
+      </w:r>
+    </w:p>
+    <w:p>
+      <w:r>
+        <w:t>1. This one example guarantees correct results for every future input.</w:t>
+      </w:r>
+    </w:p>
+    <w:p>
+      <w:r>
+        <w:t>2. We can decide the result without examining the changed input or the procedure.</w:t>
+      </w:r>
+    </w:p>
+    <w:p>
+      <w:r>
+        <w:t>3. Its path is 8 then 0, with loss 16 at both steps.</w:t>
+      </w:r>
+    </w:p>
+    <w:p>
+      <w:pPr>
+        <w:pStyle w:val="Heading3"/>
+      </w:pPr>
+      <w:r>
+        <w:t>My selected conclusion, deciding fact and explanation</w:t>
+      </w:r>
+    </w:p>
+    <w:p>
+      <w:r>
+        <w:t>________________________________________________________________</w:t>
+      </w:r>
+    </w:p>
+    <w:p>
+      <w:r>
+        <w:t>________________________________________________________________</w:t>
+      </w:r>
+    </w:p>
+    <w:p>
+      <w:r>
+        <w:t>________________________________________________________________</w:t>
+      </w:r>
+    </w:p>
+    <w:p>
+      <w:r>
+        <w:t>________________________________________________________________</w:t>
+      </w:r>
+    </w:p>
+    <w:p>
+      <w:r>
+        <w:t>________________________________________________________________</w:t>
+      </w:r>
+    </w:p>
+    <w:p>
+      <w:r>
+        <w:t>Hint if needed: Use the changed condition and the deciding step in the pictorial trace. The answer must say what follows from those facts.</w:t>
+      </w:r>
+    </w:p>
+    <w:p>
+      <w:r>
+        <w:t>After your attempt, compare with the supported explanation: Its path is 8 then 0, with loss 16 at both steps. The update alternates across4 without reducing the initial loss.</w:t>
+      </w:r>
+    </w:p>
+    <w:p>
+      <w:pPr>
+        <w:pStyle w:val="Heading3"/>
+      </w:pPr>
+      <w:r>
+        <w:t>Repair a missing building block</w:t>
+      </w:r>
+    </w:p>
+    <w:p>
+      <w:r>
+        <w:t>Review Batching and epochs (ai-5/13). Goal: Distinguish an example a batch an update and an epoch. Short practice: Why do the single-example orders finish at different weights? Point to the relevant step in the picture, then write the changed result and the rule or evidence that supports it.. Return to this week and explain what you changed.</w:t>
+      </w:r>
+    </w:p>
+    <w:p>
+      <w:r>
+        <w:t>Review Updating parameters (ai-5/11). Goal: Apply a learning rate to an ordered gradient. Short practice: Why must new loss be recomputed rather than assumed smaller? Point to the relevant step in the picture, then write the changed result and the rule or evidence that supports it.. Return to this week and explain what you changed.</w:t>
+      </w:r>
+    </w:p>
+    <w:p>
+      <w:r>
+        <w:t>Review Loss functions (ai-5/8). Goal: Calculate per-example squared error and mean squared error. Short practice: Why must the report name the chosen loss? Point to the relevant step in the picture, then write the changed result and the rule or evidence that supports it.. Return to this week and explain what you changed.</w:t>
+      </w:r>
+    </w:p>
+    <w:p>
+      <w:pPr>
+        <w:pStyle w:val="Heading3"/>
+      </w:pPr>
+      <w:r>
+        <w:t>Predict, run and debug</w:t>
+      </w:r>
+    </w:p>
+    <w:p>
+      <w:r>
+        <w:t>The browser lab lets you edit the supported Python examples already included in this lesson. Predict first, run, inspect the actual output or error, change one input, then run again. Keep code, predictions, actual results and a reasoned revision together. On paper, label your result as a trace rather than an execution.</w:t>
+      </w:r>
+    </w:p>
+    <w:p>
+      <w:pPr>
+        <w:pStyle w:val="Heading3"/>
+      </w:pPr>
+      <w:r>
+        <w:t>Keep your completed work</w:t>
+      </w:r>
+    </w:p>
+    <w:p>
+      <w:r>
+        <w:t>Use Download completed work in the hosted lesson to export your answers, reflections, practice feedback and code-run evidence. Open the HTML copy to read or print it. Drafts stay in this browser when storage is available; clear drafts on a shared device.</w:t>
+      </w:r>
+    </w:p>
+    <w:p>
+      <w:pPr>
+        <w:pStyle w:val="Heading3"/>
+      </w:pPr>
+      <w:r>
+        <w:t>What I repaired, the evidence I kept and the next test</w:t>
+      </w:r>
+    </w:p>
+    <w:p>
+      <w:r>
+        <w:t>________________________________________________________________</w:t>
+      </w:r>
+    </w:p>
+    <w:p>
+      <w:r>
+        <w:t>________________________________________________________________</w:t>
+      </w:r>
+    </w:p>
+    <w:p>
+      <w:r>
+        <w:t>________________________________________________________________</w:t>
+      </w:r>
+    </w:p>
+    <w:p>
+      <w:r>
+        <w:t>________________________________________________________________</w:t>
+      </w:r>
+    </w:p>
+    <w:p>
+      <w:r>
+        <w:t>________________________________________________________________</w:t>
+      </w:r>
+    </w:p>
     <w:sectPr>
       <w:pgSz w:w="12240" w:h="15840"/>
       <w:pgMar w:top="936" w:right="1008" w:bottom="936" w:left="1008" w:header="720" w:footer="720" w:gutter="0"/>

--- a/downloads/workbook/ai-5-week-14.docx
+++ b/downloads/workbook/ai-5-week-14.docx
@@ -30,33 +30,45 @@
     </w:p>
     <w:p>
       <w:r>
-        <w:t>Try the recall before opening notes. Then use a different colour or a labelled second line to correct your explanation.</w:t>
+        <w:t>Record your starting explanation for Learning rate experiments before opening notes. Show any later correction separately.</w:t>
       </w:r>
     </w:p>
     <w:p>
       <w:pPr>
-        <w:pStyle w:val="Heading3"/>
-      </w:pPr>
-      <w:r>
-        <w:t>Batching and epochs</w:t>
+        <w:spacing w:line="336" w:lineRule="auto" w:after="180"/>
+      </w:pPr>
+      <w:r>
+        <w:rPr>
+          <w:b w:val="0"/>
+        </w:rPr>
+        <w:t>Try the recall before opening notes. Then use a different colour or a labelled second line to correct your explanation.</w:t>
       </w:r>
     </w:p>
     <w:p>
-      <w:r>
-        <w:t>Without opening the old lesson, explain one key idea from Batching and epochs. Give an example and a mistake that the idea helps you avoid.</w:t>
+      <w:pPr>
+        <w:pStyle w:val="Heading3"/>
+      </w:pPr>
+      <w:r>
+        <w:t>Batching and epochs</w:t>
       </w:r>
     </w:p>
     <w:p>
       <w:pPr>
-        <w:pStyle w:val="Heading3"/>
-      </w:pPr>
-      <w:r>
-        <w:t>My remembered idea, example and correction</w:t>
+        <w:spacing w:line="336" w:lineRule="auto" w:after="180"/>
+      </w:pPr>
+      <w:r>
+        <w:rPr>
+          <w:b w:val="0"/>
+        </w:rPr>
+        <w:t>Without opening the old lesson, explain one key idea from Batching and epochs. Give an example and a mistake that the idea helps you avoid.</w:t>
       </w:r>
     </w:p>
     <w:p>
-      <w:r>
-        <w:t>________________________________________________________________</w:t>
+      <w:pPr>
+        <w:pStyle w:val="Heading3"/>
+      </w:pPr>
+      <w:r>
+        <w:t>My remembered idea, example and correction</w:t>
       </w:r>
     </w:p>
     <w:p>
@@ -70,29 +82,35 @@
       </w:r>
     </w:p>
     <w:p>
-      <w:pPr>
-        <w:pStyle w:val="Heading3"/>
-      </w:pPr>
-      <w:r>
-        <w:t>Updating parameters</w:t>
+      <w:r>
+        <w:t>________________________________________________________________</w:t>
       </w:r>
     </w:p>
     <w:p>
-      <w:r>
-        <w:t>Without opening the old lesson, explain one key idea from Updating parameters. Give an example and a mistake that the idea helps you avoid.</w:t>
+      <w:pPr>
+        <w:pStyle w:val="Heading3"/>
+      </w:pPr>
+      <w:r>
+        <w:t>Updating parameters</w:t>
       </w:r>
     </w:p>
     <w:p>
       <w:pPr>
-        <w:pStyle w:val="Heading3"/>
-      </w:pPr>
-      <w:r>
-        <w:t>My remembered idea, example and correction</w:t>
+        <w:spacing w:line="336" w:lineRule="auto" w:after="180"/>
+      </w:pPr>
+      <w:r>
+        <w:rPr>
+          <w:b w:val="0"/>
+        </w:rPr>
+        <w:t>Without opening the old lesson, explain one key idea from Updating parameters. Give an example and a mistake that the idea helps you avoid.</w:t>
       </w:r>
     </w:p>
     <w:p>
-      <w:r>
-        <w:t>________________________________________________________________</w:t>
+      <w:pPr>
+        <w:pStyle w:val="Heading3"/>
+      </w:pPr>
+      <w:r>
+        <w:t>My remembered idea, example and correction</w:t>
       </w:r>
     </w:p>
     <w:p>
@@ -106,29 +124,35 @@
       </w:r>
     </w:p>
     <w:p>
-      <w:pPr>
-        <w:pStyle w:val="Heading3"/>
-      </w:pPr>
-      <w:r>
-        <w:t>Loss functions</w:t>
+      <w:r>
+        <w:t>________________________________________________________________</w:t>
       </w:r>
     </w:p>
     <w:p>
-      <w:r>
-        <w:t>Without opening the old lesson, explain one key idea from Loss functions. Give an example and a mistake that the idea helps you avoid.</w:t>
+      <w:pPr>
+        <w:pStyle w:val="Heading3"/>
+      </w:pPr>
+      <w:r>
+        <w:t>Loss functions</w:t>
       </w:r>
     </w:p>
     <w:p>
       <w:pPr>
-        <w:pStyle w:val="Heading3"/>
-      </w:pPr>
-      <w:r>
-        <w:t>My remembered idea, example and correction</w:t>
+        <w:spacing w:line="336" w:lineRule="auto" w:after="180"/>
+      </w:pPr>
+      <w:r>
+        <w:rPr>
+          <w:b w:val="0"/>
+        </w:rPr>
+        <w:t>Without opening the old lesson, explain one key idea from Loss functions. Give an example and a mistake that the idea helps you avoid.</w:t>
       </w:r>
     </w:p>
     <w:p>
-      <w:r>
-        <w:t>________________________________________________________________</w:t>
+      <w:pPr>
+        <w:pStyle w:val="Heading3"/>
+      </w:pPr>
+      <w:r>
+        <w:t>My remembered idea, example and correction</w:t>
       </w:r>
     </w:p>
     <w:p>
@@ -142,16 +166,44 @@
       </w:r>
     </w:p>
     <w:p>
-      <w:pPr>
-        <w:pStyle w:val="Heading1"/>
-      </w:pPr>
-      <w:r>
-        <w:t>02. Practise with fading help</w:t>
+      <w:r>
+        <w:t>________________________________________________________________</w:t>
       </w:r>
     </w:p>
     <w:p>
-      <w:r>
-        <w:t>Use W2: Explain a crossing for Learning rate experiments. Record the answer once; the lesson and workbook refer to the same attempt.</w:t>
+      <w:pPr>
+        <w:pStyle w:val="Heading1"/>
+      </w:pPr>
+      <w:r>
+        <w:t>02. Practise with fading help</w:t>
+      </w:r>
+    </w:p>
+    <w:p>
+      <w:r>
+        <w:t>Complete the supported Learning rate experiments trace and record the first step you can explain without help.</w:t>
+      </w:r>
+    </w:p>
+    <w:p>
+      <w:pPr>
+        <w:spacing w:line="336" w:lineRule="auto" w:after="180"/>
+      </w:pPr>
+      <w:r>
+        <w:rPr>
+          <w:b w:val="0"/>
+        </w:rPr>
+        <w:t xml:space="preserve">Use W2: Explain a crossing for </w:t>
+      </w:r>
+      <w:r>
+        <w:rPr>
+          <w:b/>
+        </w:rPr>
+        <w:t>Learning rate</w:t>
+      </w:r>
+      <w:r>
+        <w:rPr>
+          <w:b w:val="0"/>
+        </w:rPr>
+        <w:t xml:space="preserve"> experiments. Record the answer once; the lesson and workbook refer to the same attempt.</w:t>
       </w:r>
     </w:p>
     <w:tbl>
@@ -279,25 +331,61 @@
     </w:p>
     <w:p>
       <w:r>
-        <w:t>Use the worked case for Learning rate experiments. Proposed explanation: “Crossing the minimum means divergence”. Decide whether this explanation is supported. Point to the step or supplied fact that decides; explain your repair if needed.</w:t>
+        <w:t>Check the proposed Learning rate experiments explanation against the supplied facts before discussing it.</w:t>
       </w:r>
     </w:p>
     <w:p>
       <w:pPr>
-        <w:pStyle w:val="Heading3"/>
-      </w:pPr>
-      <w:r>
-        <w:t>My explanation before partner discussion</w:t>
+        <w:spacing w:line="336" w:lineRule="auto" w:after="180"/>
+      </w:pPr>
+      <w:r>
+        <w:rPr>
+          <w:b w:val="0"/>
+        </w:rPr>
+        <w:t xml:space="preserve">Use the worked case for </w:t>
+      </w:r>
+      <w:r>
+        <w:rPr>
+          <w:b/>
+        </w:rPr>
+        <w:t>Learning rate</w:t>
+      </w:r>
+      <w:r>
+        <w:rPr>
+          <w:b w:val="0"/>
+        </w:rPr>
+        <w:t xml:space="preserve"> experiments. Proposed explanation: “Crossing the minimum means </w:t>
+      </w:r>
+      <w:r>
+        <w:rPr>
+          <w:b/>
+        </w:rPr>
+        <w:t>divergence</w:t>
+      </w:r>
+      <w:r>
+        <w:rPr>
+          <w:b w:val="0"/>
+        </w:rPr>
+        <w:t>”. Decide whether this explanation is supported.</w:t>
       </w:r>
     </w:p>
     <w:p>
-      <w:r>
-        <w:t>________________________________________________________________</w:t>
+      <w:pPr>
+        <w:spacing w:line="336" w:lineRule="auto" w:after="180"/>
+      </w:pPr>
+      <w:r>
+        <w:rPr>
+          <w:b w:val="0"/>
+        </w:rPr>
+        <w:t>Point to the step or supplied fact that decides; explain your repair if needed.</w:t>
       </w:r>
     </w:p>
     <w:p>
-      <w:r>
-        <w:t>________________________________________________________________</w:t>
+      <w:pPr>
+        <w:pStyle w:val="Heading3"/>
+      </w:pPr>
+      <w:r>
+        <w:t>My explanation before partner discussion</w:t>
       </w:r>
     </w:p>
     <w:p>
@@ -311,47 +399,53 @@
       </w:r>
     </w:p>
     <w:p>
-      <w:pPr>
-        <w:pStyle w:val="Heading1"/>
-      </w:pPr>
-      <w:r>
-        <w:t>04. Independent transfer case</w:t>
+      <w:r>
+        <w:t>________________________________________________________________</w:t>
       </w:r>
     </w:p>
     <w:p>
-      <w:pPr>
-        <w:pStyle w:val="Heading3"/>
-      </w:pPr>
-      <w:r>
-        <w:t>Independent case: Compare a new objective independently</w:t>
+      <w:r>
+        <w:t>________________________________________________________________</w:t>
       </w:r>
     </w:p>
     <w:p>
-      <w:r>
-        <w:t>Use J(a) = (a - 1) squared with gradient 2(a - 1), start a = 0 and two updates. Restart for each rate 0.25, 0.5 and 1. Compute the two new a values and losses for each run. Identify the result supported after two updates.</w:t>
+      <w:pPr>
+        <w:pStyle w:val="Heading1"/>
+      </w:pPr>
+      <w:r>
+        <w:t>04. Independent transfer case</w:t>
       </w:r>
     </w:p>
     <w:p>
-      <w:pPr>
-        <w:pStyle w:val="Heading3"/>
-      </w:pPr>
-      <w:r>
-        <w:t>My independent explanation, trace and limits</w:t>
+      <w:r>
+        <w:t>Write one first attempt at the reserved independent case before feedback. Repeated copies of that case refer to the same recorded attempt.</w:t>
       </w:r>
     </w:p>
     <w:p>
-      <w:r>
-        <w:t>________________________________________________________________</w:t>
+      <w:pPr>
+        <w:pStyle w:val="Heading3"/>
+      </w:pPr>
+      <w:r>
+        <w:t>Independent case: Compare a new objective independently</w:t>
       </w:r>
     </w:p>
     <w:p>
-      <w:r>
-        <w:t>________________________________________________________________</w:t>
+      <w:pPr>
+        <w:spacing w:line="336" w:lineRule="auto" w:after="180"/>
+      </w:pPr>
+      <w:r>
+        <w:rPr>
+          <w:b w:val="0"/>
+        </w:rPr>
+        <w:t>Use J(a) = (a - 1) squared with gradient 2(a - 1), start a = 0 and two updates. Restart for each rate 0.25, 0.5 and 1. Compute the two new a values and losses for each run. Identify the result supported after two updates.</w:t>
       </w:r>
     </w:p>
     <w:p>
-      <w:r>
-        <w:t>________________________________________________________________</w:t>
+      <w:pPr>
+        <w:pStyle w:val="Heading3"/>
+      </w:pPr>
+      <w:r>
+        <w:t>My independent explanation, trace and limits</w:t>
       </w:r>
     </w:p>
     <w:p>
@@ -376,48 +470,72 @@
     </w:p>
     <w:p>
       <w:r>
-        <w:t>Attempt this case before feedback. Record any help. Earlier examples below are further practice; a case already practised with feedback cannot establish fresh transfer.</w:t>
+        <w:t>________________________________________________________________</w:t>
       </w:r>
     </w:p>
     <w:p>
-      <w:pPr>
-        <w:pStyle w:val="Heading1"/>
-      </w:pPr>
-      <w:r>
-        <w:t>05. W1 Trace slow progress</w:t>
+      <w:r>
+        <w:t>________________________________________________________________</w:t>
       </w:r>
     </w:p>
     <w:p>
       <w:r>
-        <w:t>For rate 0.05, start v = 0 and compute two updates and their training MSE values using the lesson objective.</w:t>
+        <w:t>________________________________________________________________</w:t>
       </w:r>
     </w:p>
     <w:p>
       <w:pPr>
-        <w:pStyle w:val="Heading3"/>
-      </w:pPr>
-      <w:r>
-        <w:t>My reasoning and evidence</w:t>
+        <w:spacing w:line="336" w:lineRule="auto" w:after="180"/>
+      </w:pPr>
+      <w:r>
+        <w:rPr>
+          <w:b w:val="0"/>
+        </w:rPr>
+        <w:t>Attempt this case before feedback. Record any help. Earlier examples below are further practice; a case already practised with feedback cannot establish fresh transfer.</w:t>
       </w:r>
     </w:p>
     <w:p>
-      <w:r>
-        <w:t>________________________________________________________________</w:t>
+      <w:pPr>
+        <w:pStyle w:val="Heading1"/>
+      </w:pPr>
+      <w:r>
+        <w:t>05. W1 Trace slow progress</w:t>
       </w:r>
     </w:p>
     <w:p>
       <w:r>
-        <w:t>________________________________________________________________</w:t>
+        <w:t>Trace slow progress. Apply the supplied Learning rate experiments facts and keep your reasoning.</w:t>
       </w:r>
     </w:p>
     <w:p>
-      <w:r>
-        <w:t>________________________________________________________________</w:t>
+      <w:pPr>
+        <w:spacing w:line="336" w:lineRule="auto" w:after="180"/>
+      </w:pPr>
+      <w:r>
+        <w:rPr>
+          <w:b w:val="0"/>
+        </w:rPr>
+        <w:t xml:space="preserve">For rate 0.05, start v = 0 and compute two updates and their </w:t>
+      </w:r>
+      <w:r>
+        <w:rPr>
+          <w:b/>
+        </w:rPr>
+        <w:t>training</w:t>
+      </w:r>
+      <w:r>
+        <w:rPr>
+          <w:b w:val="0"/>
+        </w:rPr>
+        <w:t xml:space="preserve"> MSE values using the lesson objective.</w:t>
       </w:r>
     </w:p>
     <w:p>
-      <w:r>
-        <w:t>________________________________________________________________</w:t>
+      <w:pPr>
+        <w:pStyle w:val="Heading3"/>
+      </w:pPr>
+      <w:r>
+        <w:t>My reasoning and evidence</w:t>
       </w:r>
     </w:p>
     <w:p>
@@ -431,24 +549,18 @@
       </w:r>
     </w:p>
     <w:p>
-      <w:pPr>
-        <w:pStyle w:val="Heading1"/>
-      </w:pPr>
-      <w:r>
-        <w:t>06. W2 Explain a crossing</w:t>
+      <w:r>
+        <w:t>________________________________________________________________</w:t>
       </w:r>
     </w:p>
     <w:p>
       <w:r>
-        <w:t>At rate 0.3 the first update gives v = 3, past the minimum at 2. Calculate the next v and loss. Has the first crossing proved divergence?</w:t>
+        <w:t>________________________________________________________________</w:t>
       </w:r>
     </w:p>
     <w:p>
-      <w:pPr>
-        <w:pStyle w:val="Heading3"/>
-      </w:pPr>
-      <w:r>
-        <w:t>My reasoning and evidence</w:t>
+      <w:r>
+        <w:t>________________________________________________________________</w:t>
       </w:r>
     </w:p>
     <w:p>
@@ -457,23 +569,48 @@
       </w:r>
     </w:p>
     <w:p>
-      <w:r>
-        <w:t>________________________________________________________________</w:t>
+      <w:pPr>
+        <w:pStyle w:val="Heading1"/>
+      </w:pPr>
+      <w:r>
+        <w:t>06. W2 Explain a crossing</w:t>
       </w:r>
     </w:p>
     <w:p>
       <w:r>
-        <w:t>________________________________________________________________</w:t>
+        <w:t>Explain a crossing. Apply the supplied Learning rate experiments facts and keep your reasoning.</w:t>
       </w:r>
     </w:p>
     <w:p>
-      <w:r>
-        <w:t>________________________________________________________________</w:t>
+      <w:pPr>
+        <w:spacing w:line="336" w:lineRule="auto" w:after="180"/>
+        <w:shd w:fill="F5F1FB"/>
+      </w:pPr>
+      <w:r>
+        <w:rPr>
+          <w:b w:val="0"/>
+        </w:rPr>
+        <w:t xml:space="preserve">At rate 0.3 the first update gives v = 3, past the minimum at 2. Calculate the next v and loss. Has the first crossing proved </w:t>
+      </w:r>
+      <w:r>
+        <w:rPr>
+          <w:b/>
+        </w:rPr>
+        <w:t>divergence</w:t>
+      </w:r>
+      <w:r>
+        <w:rPr>
+          <w:b w:val="0"/>
+        </w:rPr>
+        <w:t>?</w:t>
       </w:r>
     </w:p>
     <w:p>
-      <w:r>
-        <w:t>________________________________________________________________</w:t>
+      <w:pPr>
+        <w:pStyle w:val="Heading3"/>
+      </w:pPr>
+      <w:r>
+        <w:t>My reasoning and evidence</w:t>
       </w:r>
     </w:p>
     <w:p>
@@ -482,24 +619,18 @@
       </w:r>
     </w:p>
     <w:p>
-      <w:pPr>
-        <w:pStyle w:val="Heading1"/>
-      </w:pPr>
-      <w:r>
-        <w:t>07. W3 Preserve an update after rescaling loss</w:t>
+      <w:r>
+        <w:t>________________________________________________________________</w:t>
       </w:r>
     </w:p>
     <w:p>
       <w:r>
-        <w:t>Replace MSE by the sum of squared errors on the two training pairs. Which rate reproduces the MSE run at rate 0.3? Explain using gradients.</w:t>
+        <w:t>________________________________________________________________</w:t>
       </w:r>
     </w:p>
     <w:p>
-      <w:pPr>
-        <w:pStyle w:val="Heading3"/>
-      </w:pPr>
-      <w:r>
-        <w:t>My reasoning and evidence</w:t>
+      <w:r>
+        <w:t>________________________________________________________________</w:t>
       </w:r>
     </w:p>
     <w:p>
@@ -513,44 +644,62 @@
       </w:r>
     </w:p>
     <w:p>
-      <w:r>
-        <w:t>________________________________________________________________</w:t>
+      <w:pPr>
+        <w:pStyle w:val="Heading1"/>
+      </w:pPr>
+      <w:r>
+        <w:t>07. W3 Preserve an update after rescaling loss</w:t>
       </w:r>
     </w:p>
     <w:p>
       <w:r>
-        <w:t>________________________________________________________________</w:t>
+        <w:t>Preserve an update after rescaling loss. Apply the supplied Learning rate experiments facts and keep your reasoning.</w:t>
       </w:r>
     </w:p>
     <w:p>
-      <w:r>
-        <w:t>________________________________________________________________</w:t>
+      <w:pPr>
+        <w:spacing w:line="336" w:lineRule="auto" w:after="180"/>
+      </w:pPr>
+      <w:r>
+        <w:rPr>
+          <w:b w:val="0"/>
+        </w:rPr>
+        <w:t xml:space="preserve">Replace MSE by the sum of squared errors on the two </w:t>
+      </w:r>
+      <w:r>
+        <w:rPr>
+          <w:b/>
+        </w:rPr>
+        <w:t>training</w:t>
+      </w:r>
+      <w:r>
+        <w:rPr>
+          <w:b w:val="0"/>
+        </w:rPr>
+        <w:t xml:space="preserve"> pairs. Which rate reproduces the MSE run at rate 0.3? Explain using gradients.</w:t>
       </w:r>
     </w:p>
     <w:p>
-      <w:r>
-        <w:t>________________________________________________________________</w:t>
+      <w:pPr>
+        <w:pStyle w:val="Heading3"/>
+      </w:pPr>
+      <w:r>
+        <w:t>My reasoning and evidence</w:t>
       </w:r>
     </w:p>
     <w:p>
-      <w:pPr>
-        <w:pStyle w:val="Heading1"/>
-      </w:pPr>
-      <w:r>
-        <w:t>08. W4 Compare a new objective independently</w:t>
+      <w:r>
+        <w:t>________________________________________________________________</w:t>
       </w:r>
     </w:p>
     <w:p>
       <w:r>
-        <w:t>Use J(a) = (a - 1) squared with gradient 2(a - 1), start a = 0 and two updates. Restart for each rate 0.25, 0.5 and 1. Compute the two new a values and losses for each run. Identify the result supported after two updates.</w:t>
+        <w:t>________________________________________________________________</w:t>
       </w:r>
     </w:p>
     <w:p>
-      <w:pPr>
-        <w:pStyle w:val="Heading3"/>
-      </w:pPr>
-      <w:r>
-        <w:t>My reasoning and evidence</w:t>
+      <w:r>
+        <w:t>________________________________________________________________</w:t>
       </w:r>
     </w:p>
     <w:p>
@@ -569,23 +718,35 @@
       </w:r>
     </w:p>
     <w:p>
-      <w:r>
-        <w:t>________________________________________________________________</w:t>
+      <w:pPr>
+        <w:pStyle w:val="Heading1"/>
+      </w:pPr>
+      <w:r>
+        <w:t>08. W4 Compare a new objective independently</w:t>
       </w:r>
     </w:p>
     <w:p>
       <w:r>
-        <w:t>________________________________________________________________</w:t>
+        <w:t>Attempt before feedback. If this repeats the selected independent case, reuse that first attempt; otherwise keep a separate record. Compare a new objective independently. Apply the supplied Learning rate experiments facts and keep your reasoning.</w:t>
       </w:r>
     </w:p>
     <w:p>
-      <w:r>
-        <w:t>________________________________________________________________</w:t>
+      <w:pPr>
+        <w:spacing w:line="336" w:lineRule="auto" w:after="180"/>
+      </w:pPr>
+      <w:r>
+        <w:rPr>
+          <w:b w:val="0"/>
+        </w:rPr>
+        <w:t>Use J(a) = (a - 1) squared with gradient 2(a - 1), start a = 0 and two updates. Restart for each rate 0.25, 0.5 and 1. Compute the two new a values and losses for each run. Identify the result supported after two updates.</w:t>
       </w:r>
     </w:p>
     <w:p>
-      <w:r>
-        <w:t>________________________________________________________________</w:t>
+      <w:pPr>
+        <w:pStyle w:val="Heading3"/>
+      </w:pPr>
+      <w:r>
+        <w:t>My reasoning and evidence</w:t>
       </w:r>
     </w:p>
     <w:p>
@@ -594,24 +755,18 @@
       </w:r>
     </w:p>
     <w:p>
-      <w:pPr>
-        <w:pStyle w:val="Heading1"/>
-      </w:pPr>
-      <w:r>
-        <w:t>09. W5 Find an unfair comparison</w:t>
+      <w:r>
+        <w:t>________________________________________________________________</w:t>
       </w:r>
     </w:p>
     <w:p>
       <w:r>
-        <w:t>Run A starts v = 0 with full-data batches for four updates. Run B starts at the final A value, changes both rate and batch size, then compares final training losses. Can the difference be attributed only to rate? Propose a repair.</w:t>
+        <w:t>________________________________________________________________</w:t>
       </w:r>
     </w:p>
     <w:p>
-      <w:pPr>
-        <w:pStyle w:val="Heading3"/>
-      </w:pPr>
-      <w:r>
-        <w:t>My reasoning and evidence</w:t>
+      <w:r>
+        <w:t>________________________________________________________________</w:t>
       </w:r>
     </w:p>
     <w:p>
@@ -635,26 +790,50 @@
       </w:r>
     </w:p>
     <w:p>
-      <w:r>
-        <w:t>________________________________________________________________</w:t>
+      <w:pPr>
+        <w:pStyle w:val="Heading1"/>
+      </w:pPr>
+      <w:r>
+        <w:t>09. W5 Find an unfair comparison</w:t>
       </w:r>
     </w:p>
     <w:p>
       <w:r>
-        <w:t>________________________________________________________________</w:t>
+        <w:t>Find an unfair comparison. Apply the supplied Learning rate experiments facts and keep your reasoning.</w:t>
       </w:r>
     </w:p>
     <w:p>
       <w:pPr>
-        <w:pStyle w:val="Heading1"/>
-      </w:pPr>
-      <w:r>
-        <w:t>10. Project checkpoint and reflection</w:t>
+        <w:spacing w:line="336" w:lineRule="auto" w:after="180"/>
+      </w:pPr>
+      <w:r>
+        <w:rPr>
+          <w:b w:val="0"/>
+        </w:rPr>
+        <w:t xml:space="preserve">Run A starts v = 0 with full-data batches for four updates. Run B starts at the final A value, changes both rate and batch size, then compares final </w:t>
+      </w:r>
+      <w:r>
+        <w:rPr>
+          <w:b/>
+        </w:rPr>
+        <w:t>training</w:t>
+      </w:r>
+      <w:r>
+        <w:rPr>
+          <w:b w:val="0"/>
+        </w:rPr>
+        <w:t xml:space="preserve"> losses. Can the difference be attributed only to rate?</w:t>
       </w:r>
     </w:p>
     <w:p>
-      <w:r>
-        <w:t>Add a labelled learning rate experiments evidence sheet to Image-pattern Network Investigation. Show how you can run a controlled comparison of learning rates. Use the supplied fictional case and keep its inputs, intermediate steps, calculation or prediction, and limitation. Connect this record to last week’s record; a matching answer without a trace is insufficient.</w:t>
+      <w:pPr>
+        <w:spacing w:line="336" w:lineRule="auto" w:after="180"/>
+      </w:pPr>
+      <w:r>
+        <w:rPr>
+          <w:b w:val="0"/>
+        </w:rPr>
+        <w:t>Propose a repair.</w:t>
       </w:r>
     </w:p>
     <w:p>
@@ -662,7 +841,7 @@
         <w:pStyle w:val="Heading3"/>
       </w:pPr>
       <w:r>
-        <w:t>My project change, supporting evidence and remaining limit</w:t>
+        <w:t>My reasoning and evidence</w:t>
       </w:r>
     </w:p>
     <w:p>
@@ -700,7 +879,157 @@
         <w:pStyle w:val="Heading1"/>
       </w:pPr>
       <w:r>
+        <w:t>10. Project checkpoint and reflection</w:t>
+      </w:r>
+    </w:p>
+    <w:p>
+      <w:r>
+        <w:t>Connect Learning rate experiments to Image-pattern Network Investigation, identify a limit and choose the next useful test.</w:t>
+      </w:r>
+    </w:p>
+    <w:p>
+      <w:pPr>
+        <w:spacing w:line="336" w:lineRule="auto" w:after="180"/>
+      </w:pPr>
+      <w:r>
+        <w:rPr>
+          <w:b w:val="0"/>
+        </w:rPr>
+        <w:t xml:space="preserve">Add a labelled </w:t>
+      </w:r>
+      <w:r>
+        <w:rPr>
+          <w:b/>
+        </w:rPr>
+        <w:t>learning rate</w:t>
+      </w:r>
+      <w:r>
+        <w:rPr>
+          <w:b w:val="0"/>
+        </w:rPr>
+        <w:t xml:space="preserve"> experiments </w:t>
+      </w:r>
+      <w:r>
+        <w:rPr>
+          <w:b/>
+        </w:rPr>
+        <w:t>evidence</w:t>
+      </w:r>
+      <w:r>
+        <w:rPr>
+          <w:b w:val="0"/>
+        </w:rPr>
+        <w:t xml:space="preserve"> sheet to Image-pattern Network Investigation. Show how you can run a </w:t>
+      </w:r>
+      <w:r>
+        <w:rPr>
+          <w:b/>
+        </w:rPr>
+        <w:t>controlled comparison</w:t>
+      </w:r>
+      <w:r>
+        <w:rPr>
+          <w:b w:val="0"/>
+        </w:rPr>
+        <w:t xml:space="preserve"> of </w:t>
+      </w:r>
+      <w:r>
+        <w:rPr>
+          <w:b/>
+        </w:rPr>
+        <w:t>learning rate</w:t>
+      </w:r>
+      <w:r>
+        <w:rPr>
+          <w:b w:val="0"/>
+        </w:rPr>
+        <w:t>s.</w:t>
+      </w:r>
+    </w:p>
+    <w:p>
+      <w:pPr>
+        <w:spacing w:line="336" w:lineRule="auto" w:after="180"/>
+      </w:pPr>
+      <w:r>
+        <w:rPr>
+          <w:b w:val="0"/>
+        </w:rPr>
+        <w:t xml:space="preserve">Use the supplied fictional case and keep its </w:t>
+      </w:r>
+      <w:r>
+        <w:rPr>
+          <w:b/>
+        </w:rPr>
+        <w:t>input</w:t>
+      </w:r>
+      <w:r>
+        <w:rPr>
+          <w:b w:val="0"/>
+        </w:rPr>
+        <w:t xml:space="preserve">s, intermediate steps, calculation or </w:t>
+      </w:r>
+      <w:r>
+        <w:rPr>
+          <w:b/>
+        </w:rPr>
+        <w:t>prediction</w:t>
+      </w:r>
+      <w:r>
+        <w:rPr>
+          <w:b w:val="0"/>
+        </w:rPr>
+        <w:t>, and limitation. Connect this record to last week’s record; a matching answer without a trace is insufficient.</w:t>
+      </w:r>
+    </w:p>
+    <w:p>
+      <w:pPr>
+        <w:pStyle w:val="Heading3"/>
+      </w:pPr>
+      <w:r>
+        <w:t>My project change, supporting evidence and remaining limit</w:t>
+      </w:r>
+    </w:p>
+    <w:p>
+      <w:r>
+        <w:t>________________________________________________________________</w:t>
+      </w:r>
+    </w:p>
+    <w:p>
+      <w:r>
+        <w:t>________________________________________________________________</w:t>
+      </w:r>
+    </w:p>
+    <w:p>
+      <w:r>
+        <w:t>________________________________________________________________</w:t>
+      </w:r>
+    </w:p>
+    <w:p>
+      <w:r>
+        <w:t>________________________________________________________________</w:t>
+      </w:r>
+    </w:p>
+    <w:p>
+      <w:r>
+        <w:t>________________________________________________________________</w:t>
+      </w:r>
+    </w:p>
+    <w:p>
+      <w:r>
+        <w:t>________________________________________________________________</w:t>
+      </w:r>
+    </w:p>
+    <w:p>
+      <w:pPr>
+        <w:pStyle w:val="Heading1"/>
+      </w:pPr>
+      <w:r>
         <w:t>11. Feedback, return check and learning record</w:t>
+      </w:r>
+    </w:p>
+    <w:p>
+      <w:r>
+        <w:t>Record the first repaired step and a different case to revisit after a delay.</w:t>
       </w:r>
     </w:p>
     <w:tbl>
@@ -840,7 +1169,13 @@
       </w:tr>
     </w:tbl>
     <w:p>
-      <w:r>
+      <w:pPr>
+        <w:spacing w:line="336" w:lineRule="auto" w:after="180"/>
+      </w:pPr>
+      <w:r>
+        <w:rPr>
+          <w:b w:val="0"/>
+        </w:rPr>
         <w:t>Revisit this idea with your teacher after a delay. Familiarity is different from explaining and using it on a changed case.</w:t>
       </w:r>
     </w:p>
@@ -854,17 +1189,64 @@
     </w:p>
     <w:p>
       <w:r>
-        <w:t>Compare learning rates with identical starting loss and update counts.</w:t>
+        <w:t>Compare learning rates with identical starting loss and update counts. Explain the labelled step before checking the changed condition.</w:t>
       </w:r>
     </w:p>
     <w:p>
-      <w:r>
-        <w:t>Loss J(a)=(a-4)²; gradient 2(a-4); start a =  = 0. Compare two updates at rates0.25 and 0.75.</w:t>
+      <w:pPr>
+        <w:spacing w:line="336" w:lineRule="auto" w:after="180"/>
+      </w:pPr>
+      <w:r>
+        <w:rPr>
+          <w:b w:val="0"/>
+        </w:rPr>
+        <w:t xml:space="preserve">Compare </w:t>
+      </w:r>
+      <w:r>
+        <w:rPr>
+          <w:b/>
+        </w:rPr>
+        <w:t>learning rate</w:t>
+      </w:r>
+      <w:r>
+        <w:rPr>
+          <w:b w:val="0"/>
+        </w:rPr>
+        <w:t>s with identical starting loss and update counts.</w:t>
       </w:r>
     </w:p>
     <w:p>
-      <w:r>
-        <w:t>All inputs and outcomes in this worked example are invented classroom data; no real model run is claimed.</w:t>
+      <w:pPr>
+        <w:spacing w:line="336" w:lineRule="auto" w:after="180"/>
+      </w:pPr>
+      <w:r>
+        <w:rPr>
+          <w:b w:val="0"/>
+        </w:rPr>
+        <w:t>Loss J(a)=(a-4)²; gradient 2(a-4); start a =  = 0. Compare two updates at rates0.25 and 0.75.</w:t>
+      </w:r>
+    </w:p>
+    <w:p>
+      <w:pPr>
+        <w:spacing w:line="336" w:lineRule="auto" w:after="180"/>
+      </w:pPr>
+      <w:r>
+        <w:rPr>
+          <w:b w:val="0"/>
+        </w:rPr>
+        <w:t xml:space="preserve">All </w:t>
+      </w:r>
+      <w:r>
+        <w:rPr>
+          <w:b/>
+        </w:rPr>
+        <w:t>input</w:t>
+      </w:r>
+      <w:r>
+        <w:rPr>
+          <w:b w:val="0"/>
+        </w:rPr>
+        <w:t>s and outcomes in this worked example are invented classroom data; no real model run is claimed.</w:t>
       </w:r>
     </w:p>
     <w:p>
@@ -904,8 +1286,26 @@
       </w:r>
     </w:p>
     <w:p>
-      <w:r>
-        <w:t>What should a fair rate comparison hold fixed? Point to the relevant step in the picture, then write the changed result and the rule or evidence that supports it.</w:t>
+      <w:pPr>
+        <w:spacing w:line="336" w:lineRule="auto" w:after="180"/>
+      </w:pPr>
+      <w:r>
+        <w:rPr>
+          <w:b w:val="0"/>
+        </w:rPr>
+        <w:t xml:space="preserve">What should a fair rate comparison hold fixed? Point to the relevant step in the picture, then write the changed result and the rule or </w:t>
+      </w:r>
+      <w:r>
+        <w:rPr>
+          <w:b/>
+        </w:rPr>
+        <w:t>evidence</w:t>
+      </w:r>
+      <w:r>
+        <w:rPr>
+          <w:b w:val="0"/>
+        </w:rPr>
+        <w:t xml:space="preserve"> that supports it.</w:t>
       </w:r>
     </w:p>
     <w:p>
@@ -947,36 +1347,138 @@
       </w:r>
     </w:p>
     <w:p>
-      <w:r>
-        <w:t>Support used: alone / hint / worked example. This record is practice evidence.</w:t>
+      <w:pPr>
+        <w:pStyle w:val="Heading3"/>
+      </w:pPr>
+      <w:r>
+        <w:t>Record the help used</w:t>
       </w:r>
     </w:p>
     <w:p>
-      <w:r>
-        <w:t>Project connection: For your Image-pattern Network Investigation, save the input, procedure, observed result and limitation of this check. Label this worked example as practice; use a different, previously unreviewed case when checking independent understanding.</w:t>
+      <w:pPr>
+        <w:spacing w:line="336" w:lineRule="auto" w:after="180"/>
+        <w:shd w:fill="F1F6F8"/>
+      </w:pPr>
+      <w:r>
+        <w:rPr>
+          <w:b w:val="0"/>
+        </w:rPr>
+        <w:t xml:space="preserve">Support used: alone / hint / worked example. This record is practice </w:t>
+      </w:r>
+      <w:r>
+        <w:rPr>
+          <w:b/>
+        </w:rPr>
+        <w:t>evidence</w:t>
+      </w:r>
+      <w:r>
+        <w:rPr>
+          <w:b w:val="0"/>
+        </w:rPr>
+        <w:t>.</w:t>
       </w:r>
     </w:p>
     <w:p>
       <w:pPr>
-        <w:pStyle w:val="Heading1"/>
-      </w:pPr>
-      <w:r>
-        <w:t>13. Project portfolio milestone</w:t>
+        <w:spacing w:line="336" w:lineRule="auto" w:after="180"/>
+      </w:pPr>
+      <w:r>
+        <w:rPr>
+          <w:b w:val="0"/>
+        </w:rPr>
+        <w:t xml:space="preserve">Project connection: For your Image-pattern Network Investigation, save the </w:t>
+      </w:r>
+      <w:r>
+        <w:rPr>
+          <w:b/>
+        </w:rPr>
+        <w:t>input</w:t>
+      </w:r>
+      <w:r>
+        <w:rPr>
+          <w:b w:val="0"/>
+        </w:rPr>
+        <w:t>, procedure, observed result and limitation of this check.</w:t>
       </w:r>
     </w:p>
     <w:p>
-      <w:r>
-        <w:t>Project: Image-pattern Network Investigation</w:t>
+      <w:pPr>
+        <w:spacing w:line="336" w:lineRule="auto" w:after="180"/>
+      </w:pPr>
+      <w:r>
+        <w:rPr>
+          <w:b w:val="0"/>
+        </w:rPr>
+        <w:t>Label this worked example as practice; use a different, previously unreviewed case when checking independent understanding.</w:t>
       </w:r>
     </w:p>
     <w:p>
-      <w:r>
-        <w:t>Current milestone: Test changed cases. Keep normal, boundary and failure cases; compare expected and observed results.</w:t>
+      <w:pPr>
+        <w:pStyle w:val="Heading1"/>
+      </w:pPr>
+      <w:r>
+        <w:t>13. Project portfolio milestone</w:t>
       </w:r>
     </w:p>
     <w:p>
       <w:r>
-        <w:t>For your Image-pattern Network Investigation, save the input, procedure, observed result and limitation of this check. Label this worked example as practice; use a different, previously unreviewed case when checking independent understanding.</w:t>
+        <w:t>Keep this week’s input, deciding step, result and limit together in the Image-pattern Network Investigation record.</w:t>
+      </w:r>
+    </w:p>
+    <w:p>
+      <w:pPr>
+        <w:spacing w:line="336" w:lineRule="auto" w:after="180"/>
+      </w:pPr>
+      <w:r>
+        <w:rPr>
+          <w:b w:val="0"/>
+        </w:rPr>
+        <w:t>Project: Image-pattern Network Investigation</w:t>
+      </w:r>
+    </w:p>
+    <w:p>
+      <w:pPr>
+        <w:spacing w:line="336" w:lineRule="auto" w:after="180"/>
+      </w:pPr>
+      <w:r>
+        <w:rPr>
+          <w:b w:val="0"/>
+        </w:rPr>
+        <w:t>Current milestone: Test changed cases. Keep normal, boundary and failure cases; compare expected and observed results.</w:t>
+      </w:r>
+    </w:p>
+    <w:p>
+      <w:pPr>
+        <w:spacing w:line="336" w:lineRule="auto" w:after="180"/>
+      </w:pPr>
+      <w:r>
+        <w:rPr>
+          <w:b w:val="0"/>
+        </w:rPr>
+        <w:t xml:space="preserve">For your Image-pattern Network Investigation, save the </w:t>
+      </w:r>
+      <w:r>
+        <w:rPr>
+          <w:b/>
+        </w:rPr>
+        <w:t>input</w:t>
+      </w:r>
+      <w:r>
+        <w:rPr>
+          <w:b w:val="0"/>
+        </w:rPr>
+        <w:t>, procedure, observed result and limitation of this check.</w:t>
+      </w:r>
+    </w:p>
+    <w:p>
+      <w:pPr>
+        <w:spacing w:line="336" w:lineRule="auto" w:after="180"/>
+      </w:pPr>
+      <w:r>
+        <w:rPr>
+          <w:b w:val="0"/>
+        </w:rPr>
+        <w:t>Label this worked example as practice; use a different, previously unreviewed case when checking independent understanding.</w:t>
       </w:r>
     </w:p>
     <w:tbl>
@@ -1138,53 +1640,104 @@
     </w:p>
     <w:p>
       <w:r>
-        <w:t>Use this supported practice once, in the browser or on paper. Keep the reserved independent assessment for a separate first attempt before teacher feedback.</w:t>
+        <w:t>Try the supported questions before comparing with hints and feedback. Record what you repaired and the evidence you retained.</w:t>
       </w:r>
     </w:p>
     <w:p>
-      <w:r>
-        <w:t>Compare learning rates with identical starting loss and update counts.</w:t>
+      <w:pPr>
+        <w:spacing w:line="336" w:lineRule="auto" w:after="180"/>
+      </w:pPr>
+      <w:r>
+        <w:rPr>
+          <w:b w:val="0"/>
+        </w:rPr>
+        <w:t>Use this supported practice once, in the browser or on paper. Keep the reserved independent assessment for a separate first attempt before teacher feedback.</w:t>
       </w:r>
     </w:p>
     <w:p>
       <w:pPr>
-        <w:pStyle w:val="Heading3"/>
-      </w:pPr>
-      <w:r>
-        <w:t>Practice 1: explain the deciding evidence</w:t>
+        <w:spacing w:line="336" w:lineRule="auto" w:after="180"/>
+      </w:pPr>
+      <w:r>
+        <w:rPr>
+          <w:b w:val="0"/>
+        </w:rPr>
+        <w:t xml:space="preserve">Compare </w:t>
+      </w:r>
+      <w:r>
+        <w:rPr>
+          <w:b/>
+        </w:rPr>
+        <w:t>learning rate</w:t>
+      </w:r>
+      <w:r>
+        <w:rPr>
+          <w:b w:val="0"/>
+        </w:rPr>
+        <w:t>s with identical starting loss and update counts.</w:t>
       </w:r>
     </w:p>
     <w:p>
-      <w:r>
-        <w:t>Which labelled step matches this detail? Both end at 3 and loss 1; larger rate crosses the optimum while smaller rate stays below it.</w:t>
+      <w:pPr>
+        <w:pStyle w:val="Heading3"/>
+      </w:pPr>
+      <w:r>
+        <w:t>Practice 1: explain the deciding evidence</w:t>
       </w:r>
     </w:p>
     <w:p>
-      <w:r>
-        <w:t>1. Inspect paths</w:t>
+      <w:pPr>
+        <w:spacing w:line="336" w:lineRule="auto" w:after="180"/>
+      </w:pPr>
+      <w:r>
+        <w:rPr>
+          <w:b w:val="0"/>
+        </w:rPr>
+        <w:t>Which labelled step matches this detail? Both end at 3 and loss 1; larger rate crosses the optimum while smaller rate stays below it.</w:t>
       </w:r>
     </w:p>
     <w:p>
-      <w:r>
-        <w:t>2. Rate0.25</w:t>
+      <w:pPr>
+        <w:spacing w:line="336" w:lineRule="auto" w:after="180"/>
+        <w:shd w:fill="F4F9FC"/>
+      </w:pPr>
+      <w:r>
+        <w:rPr>
+          <w:b w:val="0"/>
+        </w:rPr>
+        <w:t>1. Inspect paths</w:t>
       </w:r>
     </w:p>
     <w:p>
-      <w:r>
-        <w:t>3. Rate0.75</w:t>
+      <w:pPr>
+        <w:spacing w:line="336" w:lineRule="auto" w:after="180"/>
+        <w:shd w:fill="F4F9FC"/>
+      </w:pPr>
+      <w:r>
+        <w:rPr>
+          <w:b w:val="0"/>
+        </w:rPr>
+        <w:t>2. Rate0.25</w:t>
       </w:r>
     </w:p>
     <w:p>
       <w:pPr>
-        <w:pStyle w:val="Heading3"/>
-      </w:pPr>
-      <w:r>
-        <w:t>My selected conclusion, deciding fact and explanation</w:t>
+        <w:spacing w:line="336" w:lineRule="auto" w:after="180"/>
+        <w:shd w:fill="F4F9FC"/>
+      </w:pPr>
+      <w:r>
+        <w:rPr>
+          <w:b w:val="0"/>
+        </w:rPr>
+        <w:t>3. Rate0.75</w:t>
       </w:r>
     </w:p>
     <w:p>
-      <w:r>
-        <w:t>________________________________________________________________</w:t>
+      <w:pPr>
+        <w:pStyle w:val="Heading3"/>
+      </w:pPr>
+      <w:r>
+        <w:t>My selected conclusion, deciding fact and explanation</w:t>
       </w:r>
     </w:p>
     <w:p>
@@ -1209,40 +1762,71 @@
     </w:p>
     <w:p>
       <w:r>
-        <w:t>Hint if needed: Read the steps in the pictorial case. Match the supplied detail to the stage that performs or records it.</w:t>
+        <w:t>________________________________________________________________</w:t>
       </w:r>
     </w:p>
     <w:p>
-      <w:r>
-        <w:t>After your attempt, compare with the supported explanation: Inspect paths Both end at 3 and loss 1; larger rate crosses the optimum while smaller rate stays below it. Keep the starting parameter and update budget identical to compare rates fairly. Rate one-quarter approaches the optimum from below; rate three-quarters crosses it and comes back. Their final losses happen to match after two updates, despite different paths. Rate one repeatedly overshoots by the same distance, so using the correct gradient alone does not ensure improvement.</w:t>
+      <w:pPr>
+        <w:pStyle w:val="Heading3"/>
+      </w:pPr>
+      <w:r>
+        <w:t>Hint · try first</w:t>
       </w:r>
     </w:p>
     <w:p>
       <w:pPr>
-        <w:pStyle w:val="Heading3"/>
-      </w:pPr>
-      <w:r>
-        <w:t>Practice 2: explain the deciding evidence</w:t>
+        <w:spacing w:line="336" w:lineRule="auto" w:after="180"/>
+        <w:shd w:fill="F1F6F8"/>
+      </w:pPr>
+      <w:r>
+        <w:rPr>
+          <w:b w:val="0"/>
+        </w:rPr>
+        <w:t>Hint if needed: Read the steps in the pictorial case. Match the supplied detail to the stage that performs or records it.</w:t>
       </w:r>
     </w:p>
     <w:p>
-      <w:r>
-        <w:t>Changed-case practice: Add a rate 1 run from a = 0. Which conclusion is supported by the supplied facts?</w:t>
+      <w:pPr>
+        <w:pStyle w:val="Heading3"/>
+      </w:pPr>
+      <w:r>
+        <w:t>Feedback · compare after trying</w:t>
       </w:r>
     </w:p>
     <w:p>
-      <w:r>
-        <w:t>1. This one example guarantees correct results for every future input.</w:t>
+      <w:pPr>
+        <w:spacing w:line="336" w:lineRule="auto" w:after="180"/>
+        <w:shd w:fill="F1F6FC"/>
+      </w:pPr>
+      <w:r>
+        <w:rPr>
+          <w:b w:val="0"/>
+        </w:rPr>
+        <w:t>After your attempt, compare with the supported explanation: Inspect paths Both end at 3 and loss 1; larger rate crosses the optimum while smaller rate stays below it.</w:t>
       </w:r>
     </w:p>
     <w:p>
-      <w:r>
-        <w:t>2. We can decide the result without examining the changed input or the procedure.</w:t>
+      <w:pPr>
+        <w:spacing w:line="336" w:lineRule="auto" w:after="180"/>
+        <w:shd w:fill="F1F6FC"/>
+      </w:pPr>
+      <w:r>
+        <w:rPr>
+          <w:b w:val="0"/>
+        </w:rPr>
+        <w:t>Keep the starting parameter and update budget identical to compare rates fairly. Rate one-quarter approaches the optimum from below; rate three-quarters crosses it and comes back.</w:t>
       </w:r>
     </w:p>
     <w:p>
-      <w:r>
-        <w:t>3. Its path is 8 then 0, with loss 16 at both steps.</w:t>
+      <w:pPr>
+        <w:spacing w:line="336" w:lineRule="auto" w:after="180"/>
+        <w:shd w:fill="F1F6FC"/>
+      </w:pPr>
+      <w:r>
+        <w:rPr>
+          <w:b w:val="0"/>
+        </w:rPr>
+        <w:t>Their final losses happen to match after two updates, despite different paths. Rate one repeatedly overshoots by the same distance, so using the correct gradient alone does not ensure improvement.</w:t>
       </w:r>
     </w:p>
     <w:p>
@@ -1250,65 +1834,120 @@
         <w:pStyle w:val="Heading3"/>
       </w:pPr>
       <w:r>
-        <w:t>My selected conclusion, deciding fact and explanation</w:t>
+        <w:t>Practice 2: explain the deciding evidence</w:t>
       </w:r>
     </w:p>
     <w:p>
-      <w:r>
-        <w:t>________________________________________________________________</w:t>
+      <w:pPr>
+        <w:pStyle w:val="Heading3"/>
+      </w:pPr>
+      <w:r>
+        <w:t>Changed case · predict first</w:t>
       </w:r>
     </w:p>
     <w:p>
-      <w:r>
-        <w:t>________________________________________________________________</w:t>
+      <w:pPr>
+        <w:spacing w:line="336" w:lineRule="auto" w:after="180"/>
+        <w:shd w:fill="F5F1FB"/>
+      </w:pPr>
+      <w:r>
+        <w:rPr>
+          <w:b w:val="0"/>
+        </w:rPr>
+        <w:t>Changed-case practice: Add a rate 1 run from a = 0. Which conclusion is supported by the supplied facts?</w:t>
       </w:r>
     </w:p>
     <w:p>
-      <w:r>
-        <w:t>________________________________________________________________</w:t>
+      <w:pPr>
+        <w:spacing w:line="336" w:lineRule="auto" w:after="180"/>
+        <w:shd w:fill="F4F9FC"/>
+      </w:pPr>
+      <w:r>
+        <w:rPr>
+          <w:b w:val="0"/>
+        </w:rPr>
+        <w:t xml:space="preserve">1. This one example guarantees correct results for every future </w:t>
+      </w:r>
+      <w:r>
+        <w:rPr>
+          <w:b/>
+        </w:rPr>
+        <w:t>input</w:t>
+      </w:r>
+      <w:r>
+        <w:rPr>
+          <w:b w:val="0"/>
+        </w:rPr>
+        <w:t>.</w:t>
       </w:r>
     </w:p>
     <w:p>
-      <w:r>
-        <w:t>________________________________________________________________</w:t>
+      <w:pPr>
+        <w:spacing w:line="336" w:lineRule="auto" w:after="180"/>
+        <w:shd w:fill="F4F9FC"/>
+      </w:pPr>
+      <w:r>
+        <w:rPr>
+          <w:b w:val="0"/>
+        </w:rPr>
+        <w:t xml:space="preserve">2. We can decide the result without examining the changed </w:t>
+      </w:r>
+      <w:r>
+        <w:rPr>
+          <w:b/>
+        </w:rPr>
+        <w:t>input</w:t>
+      </w:r>
+      <w:r>
+        <w:rPr>
+          <w:b w:val="0"/>
+        </w:rPr>
+        <w:t xml:space="preserve"> or the procedure.</w:t>
       </w:r>
     </w:p>
     <w:p>
-      <w:r>
-        <w:t>________________________________________________________________</w:t>
+      <w:pPr>
+        <w:spacing w:line="336" w:lineRule="auto" w:after="180"/>
+        <w:shd w:fill="F4F9FC"/>
+      </w:pPr>
+      <w:r>
+        <w:rPr>
+          <w:b w:val="0"/>
+        </w:rPr>
+        <w:t>3. Its path is 8 then 0, with loss 16 at both steps.</w:t>
       </w:r>
     </w:p>
     <w:p>
-      <w:r>
-        <w:t>Hint if needed: Use the changed condition and the deciding step in the pictorial trace. The answer must say what follows from those facts.</w:t>
+      <w:pPr>
+        <w:pStyle w:val="Heading3"/>
+      </w:pPr>
+      <w:r>
+        <w:t>My selected conclusion, deciding fact and explanation</w:t>
       </w:r>
     </w:p>
     <w:p>
       <w:r>
-        <w:t>After your attempt, compare with the supported explanation: Its path is 8 then 0, with loss 16 at both steps. The update alternates across4 without reducing the initial loss.</w:t>
+        <w:t>________________________________________________________________</w:t>
       </w:r>
     </w:p>
     <w:p>
-      <w:pPr>
-        <w:pStyle w:val="Heading3"/>
-      </w:pPr>
-      <w:r>
-        <w:t>Repair a missing building block</w:t>
+      <w:r>
+        <w:t>________________________________________________________________</w:t>
       </w:r>
     </w:p>
     <w:p>
       <w:r>
-        <w:t>Review Batching and epochs (ai-5/13). Goal: Distinguish an example a batch an update and an epoch. Short practice: Why do the single-example orders finish at different weights? Point to the relevant step in the picture, then write the changed result and the rule or evidence that supports it.. Return to this week and explain what you changed.</w:t>
+        <w:t>________________________________________________________________</w:t>
       </w:r>
     </w:p>
     <w:p>
       <w:r>
-        <w:t>Review Updating parameters (ai-5/11). Goal: Apply a learning rate to an ordered gradient. Short practice: Why must new loss be recomputed rather than assumed smaller? Point to the relevant step in the picture, then write the changed result and the rule or evidence that supports it.. Return to this week and explain what you changed.</w:t>
+        <w:t>________________________________________________________________</w:t>
       </w:r>
     </w:p>
     <w:p>
       <w:r>
-        <w:t>Review Loss functions (ai-5/8). Goal: Calculate per-example squared error and mean squared error. Short practice: Why must the report name the chosen loss? Point to the relevant step in the picture, then write the changed result and the rule or evidence that supports it.. Return to this week and explain what you changed.</w:t>
+        <w:t>________________________________________________________________</w:t>
       </w:r>
     </w:p>
     <w:p>
@@ -1316,12 +1955,19 @@
         <w:pStyle w:val="Heading3"/>
       </w:pPr>
       <w:r>
-        <w:t>Predict, run and debug</w:t>
+        <w:t>Hint · try first</w:t>
       </w:r>
     </w:p>
     <w:p>
-      <w:r>
-        <w:t>The browser lab lets you edit the supported Python examples already included in this lesson. Predict first, run, inspect the actual output or error, change one input, then run again. Keep code, predictions, actual results and a reasoned revision together. On paper, label your result as a trace rather than an execution.</w:t>
+      <w:pPr>
+        <w:spacing w:line="336" w:lineRule="auto" w:after="180"/>
+        <w:shd w:fill="F1F6F8"/>
+      </w:pPr>
+      <w:r>
+        <w:rPr>
+          <w:b w:val="0"/>
+        </w:rPr>
+        <w:t>Hint if needed: Use the changed condition and the deciding step in the pictorial trace. The answer must say what follows from those facts.</w:t>
       </w:r>
     </w:p>
     <w:p>
@@ -1329,12 +1975,19 @@
         <w:pStyle w:val="Heading3"/>
       </w:pPr>
       <w:r>
-        <w:t>Keep your completed work</w:t>
+        <w:t>Feedback · compare after trying</w:t>
       </w:r>
     </w:p>
     <w:p>
-      <w:r>
-        <w:t>Use Download completed work in the hosted lesson to export your answers, reflections, practice feedback and code-run evidence. Open the HTML copy to read or print it. Drafts stay in this browser when storage is available; clear drafts on a shared device.</w:t>
+      <w:pPr>
+        <w:spacing w:line="336" w:lineRule="auto" w:after="180"/>
+        <w:shd w:fill="F1F6FC"/>
+      </w:pPr>
+      <w:r>
+        <w:rPr>
+          <w:b w:val="0"/>
+        </w:rPr>
+        <w:t>After your attempt, compare with the supported explanation: Its path is 8 then 0, with loss 16 at both steps. The update alternates across4 without reducing the initial loss.</w:t>
       </w:r>
     </w:p>
     <w:p>
@@ -1342,12 +1995,975 @@
         <w:pStyle w:val="Heading3"/>
       </w:pPr>
       <w:r>
-        <w:t>What I repaired, the evidence I kept and the next test</w:t>
+        <w:t>Repair a missing building block</w:t>
       </w:r>
     </w:p>
     <w:p>
+      <w:pPr>
+        <w:spacing w:line="336" w:lineRule="auto" w:after="180"/>
+      </w:pPr>
+      <w:r>
+        <w:rPr>
+          <w:b w:val="0"/>
+        </w:rPr>
+        <w:t>Review Batching and epochs (ai-5/13). Goal: Distinguish an example a batch an update and an epoch. Short practice: Why do the single-example orders finish at different weights?</w:t>
+      </w:r>
+    </w:p>
+    <w:p>
+      <w:pPr>
+        <w:spacing w:line="336" w:lineRule="auto" w:after="180"/>
+      </w:pPr>
+      <w:r>
+        <w:rPr>
+          <w:b w:val="0"/>
+        </w:rPr>
+        <w:t xml:space="preserve">Point to the relevant step in the picture, then write the changed result and the rule or </w:t>
+      </w:r>
+      <w:r>
+        <w:rPr>
+          <w:b/>
+        </w:rPr>
+        <w:t>evidence</w:t>
+      </w:r>
+      <w:r>
+        <w:rPr>
+          <w:b w:val="0"/>
+        </w:rPr>
+        <w:t xml:space="preserve"> that supports it.. Return to this week and explain what you changed.</w:t>
+      </w:r>
+    </w:p>
+    <w:p>
+      <w:pPr>
+        <w:spacing w:line="336" w:lineRule="auto" w:after="180"/>
+      </w:pPr>
+      <w:r>
+        <w:rPr>
+          <w:b w:val="0"/>
+        </w:rPr>
+        <w:t xml:space="preserve">Review Updating parameters (ai-5/11). Goal: Apply a </w:t>
+      </w:r>
+      <w:r>
+        <w:rPr>
+          <w:b/>
+        </w:rPr>
+        <w:t>learning rate</w:t>
+      </w:r>
+      <w:r>
+        <w:rPr>
+          <w:b w:val="0"/>
+        </w:rPr>
+        <w:t xml:space="preserve"> to an ordered gradient. Short practice: Why must new loss be recomputed rather than assumed smaller?</w:t>
+      </w:r>
+    </w:p>
+    <w:p>
+      <w:pPr>
+        <w:spacing w:line="336" w:lineRule="auto" w:after="180"/>
+      </w:pPr>
+      <w:r>
+        <w:rPr>
+          <w:b w:val="0"/>
+        </w:rPr>
+        <w:t xml:space="preserve">Point to the relevant step in the picture, then write the changed result and the rule or </w:t>
+      </w:r>
+      <w:r>
+        <w:rPr>
+          <w:b/>
+        </w:rPr>
+        <w:t>evidence</w:t>
+      </w:r>
+      <w:r>
+        <w:rPr>
+          <w:b w:val="0"/>
+        </w:rPr>
+        <w:t xml:space="preserve"> that supports it.. Return to this week and explain what you changed.</w:t>
+      </w:r>
+    </w:p>
+    <w:p>
+      <w:pPr>
+        <w:spacing w:line="336" w:lineRule="auto" w:after="180"/>
+      </w:pPr>
+      <w:r>
+        <w:rPr>
+          <w:b w:val="0"/>
+        </w:rPr>
+        <w:t>Review Loss functions (ai-5/8). Goal: Calculate per-example squared error and mean squared error. Short practice: Why must the report name the chosen loss?</w:t>
+      </w:r>
+    </w:p>
+    <w:p>
+      <w:pPr>
+        <w:spacing w:line="336" w:lineRule="auto" w:after="180"/>
+      </w:pPr>
+      <w:r>
+        <w:rPr>
+          <w:b w:val="0"/>
+        </w:rPr>
+        <w:t xml:space="preserve">Point to the relevant step in the picture, then write the changed result and the rule or </w:t>
+      </w:r>
+      <w:r>
+        <w:rPr>
+          <w:b/>
+        </w:rPr>
+        <w:t>evidence</w:t>
+      </w:r>
+      <w:r>
+        <w:rPr>
+          <w:b w:val="0"/>
+        </w:rPr>
+        <w:t xml:space="preserve"> that supports it.. Return to this week and explain what you changed.</w:t>
+      </w:r>
+    </w:p>
+    <w:p>
+      <w:pPr>
+        <w:pStyle w:val="Heading3"/>
+      </w:pPr>
+      <w:r>
+        <w:t>Predict, run and debug</w:t>
+      </w:r>
+    </w:p>
+    <w:p>
+      <w:pPr>
+        <w:spacing w:line="336" w:lineRule="auto" w:after="180"/>
+      </w:pPr>
+      <w:r>
+        <w:rPr>
+          <w:b w:val="0"/>
+        </w:rPr>
+        <w:t xml:space="preserve">The browser lab lets you edit the supported Python examples already included in this lesson. Predict first, run, inspect the actual </w:t>
+      </w:r>
+      <w:r>
+        <w:rPr>
+          <w:b/>
+        </w:rPr>
+        <w:t>output</w:t>
+      </w:r>
+      <w:r>
+        <w:rPr>
+          <w:b w:val="0"/>
+        </w:rPr>
+        <w:t xml:space="preserve"> or error, change one </w:t>
+      </w:r>
+      <w:r>
+        <w:rPr>
+          <w:b/>
+        </w:rPr>
+        <w:t>input</w:t>
+      </w:r>
+      <w:r>
+        <w:rPr>
+          <w:b w:val="0"/>
+        </w:rPr>
+        <w:t>, then run again.</w:t>
+      </w:r>
+    </w:p>
+    <w:p>
+      <w:pPr>
+        <w:spacing w:line="336" w:lineRule="auto" w:after="180"/>
+      </w:pPr>
+      <w:r>
+        <w:rPr>
+          <w:b w:val="0"/>
+        </w:rPr>
+        <w:t xml:space="preserve">Keep code, </w:t>
+      </w:r>
+      <w:r>
+        <w:rPr>
+          <w:b/>
+        </w:rPr>
+        <w:t>prediction</w:t>
+      </w:r>
+      <w:r>
+        <w:rPr>
+          <w:b w:val="0"/>
+        </w:rPr>
+        <w:t>s, actual results and a reasoned revision together. On paper, label your result as a trace rather than an execution.</w:t>
+      </w:r>
+    </w:p>
+    <w:p>
+      <w:pPr>
+        <w:pStyle w:val="Heading3"/>
+      </w:pPr>
+      <w:r>
+        <w:t>Keep your completed work</w:t>
+      </w:r>
+    </w:p>
+    <w:p>
+      <w:pPr>
+        <w:spacing w:line="336" w:lineRule="auto" w:after="180"/>
+      </w:pPr>
+      <w:r>
+        <w:rPr>
+          <w:b w:val="0"/>
+        </w:rPr>
+        <w:t xml:space="preserve">Use Download completed work in the hosted lesson to export your answers, reflections, practice feedback and code-run </w:t>
+      </w:r>
+      <w:r>
+        <w:rPr>
+          <w:b/>
+        </w:rPr>
+        <w:t>evidence</w:t>
+      </w:r>
+      <w:r>
+        <w:rPr>
+          <w:b w:val="0"/>
+        </w:rPr>
+        <w:t>. Open the HTML copy to read or print it.</w:t>
+      </w:r>
+    </w:p>
+    <w:p>
+      <w:pPr>
+        <w:spacing w:line="336" w:lineRule="auto" w:after="180"/>
+      </w:pPr>
+      <w:r>
+        <w:rPr>
+          <w:b w:val="0"/>
+        </w:rPr>
+        <w:t>Drafts stay in this browser when storage is available; clear drafts on a shared device.</w:t>
+      </w:r>
+    </w:p>
+    <w:p>
+      <w:pPr>
+        <w:pStyle w:val="Heading3"/>
+      </w:pPr>
+      <w:r>
+        <w:t>What I repaired, the evidence I kept and the next test</w:t>
+      </w:r>
+    </w:p>
+    <w:p>
       <w:r>
         <w:t>________________________________________________________________</w:t>
+      </w:r>
+    </w:p>
+    <w:p>
+      <w:r>
+        <w:t>________________________________________________________________</w:t>
+      </w:r>
+    </w:p>
+    <w:p>
+      <w:r>
+        <w:t>________________________________________________________________</w:t>
+      </w:r>
+    </w:p>
+    <w:p>
+      <w:r>
+        <w:t>________________________________________________________________</w:t>
+      </w:r>
+    </w:p>
+    <w:p>
+      <w:r>
+        <w:t>________________________________________________________________</w:t>
+      </w:r>
+    </w:p>
+    <w:p>
+      <w:pPr>
+        <w:pStyle w:val="Heading1"/>
+      </w:pPr>
+      <w:r>
+        <w:t>15. Visual concept journey</w:t>
+      </w:r>
+    </w:p>
+    <w:p>
+      <w:r>
+        <w:t>Explain each Learning rate experiments picture from its labels, then record a relevant limit.</w:t>
+      </w:r>
+    </w:p>
+    <w:p>
+      <w:pPr>
+        <w:pStyle w:val="Heading3"/>
+      </w:pPr>
+      <w:r>
+        <w:t>01. Learning rate experiments: the case</w:t>
+      </w:r>
+    </w:p>
+    <w:p>
+      <w:r>
+        <w:drawing>
+          <wp:inline xmlns:a="http://schemas.openxmlformats.org/drawingml/2006/main" xmlns:pic="http://schemas.openxmlformats.org/drawingml/2006/picture">
+            <wp:extent cx="5486400" cy="2990088"/>
+            <wp:docPr id="2" name="Picture 2" descr="Compare learning rates with identical starting loss and update counts. Supplied facts: Loss J(a)=(a-4)²; gradient 2(a-4); start a =  = 0. Compare two updates at rates0.25 and 0.75. All inputs and outcomes in this worked example are invented classroom data; no real model run is claimed."/>
+            <wp:cNvGraphicFramePr>
+              <a:graphicFrameLocks noChangeAspect="1"/>
+            </wp:cNvGraphicFramePr>
+            <a:graphic>
+              <a:graphicData uri="http://schemas.openxmlformats.org/drawingml/2006/picture">
+                <pic:pic>
+                  <pic:nvPicPr>
+                    <pic:cNvPr id="0" name="academy-story-ai-5-14-01.png"/>
+                    <pic:cNvPicPr/>
+                  </pic:nvPicPr>
+                  <pic:blipFill>
+                    <a:blip r:embed="rId10"/>
+                    <a:stretch>
+                      <a:fillRect/>
+                    </a:stretch>
+                  </pic:blipFill>
+                  <pic:spPr>
+                    <a:xfrm>
+                      <a:off x="0" y="0"/>
+                      <a:ext cx="5486400" cy="2990088"/>
+                    </a:xfrm>
+                    <a:prstGeom prst="rect"/>
+                  </pic:spPr>
+                </pic:pic>
+              </a:graphicData>
+            </a:graphic>
+          </wp:inline>
+        </w:drawing>
+      </w:r>
+    </w:p>
+    <w:p>
+      <w:pPr>
+        <w:spacing w:line="336" w:lineRule="auto" w:after="180"/>
+      </w:pPr>
+      <w:r>
+        <w:rPr>
+          <w:b w:val="0"/>
+        </w:rPr>
+        <w:t xml:space="preserve">Compare </w:t>
+      </w:r>
+      <w:r>
+        <w:rPr>
+          <w:b/>
+        </w:rPr>
+        <w:t>learning rate</w:t>
+      </w:r>
+      <w:r>
+        <w:rPr>
+          <w:b w:val="0"/>
+        </w:rPr>
+        <w:t>s with identical starting loss and update counts. Supplied facts: Loss J(a)=(a-4)²; gradient 2(a-4); start a =  = 0. Compare two updates at rates0.25 and 0.75.</w:t>
+      </w:r>
+    </w:p>
+    <w:p>
+      <w:pPr>
+        <w:spacing w:line="336" w:lineRule="auto" w:after="180"/>
+      </w:pPr>
+      <w:r>
+        <w:rPr>
+          <w:b w:val="0"/>
+        </w:rPr>
+        <w:t xml:space="preserve">All </w:t>
+      </w:r>
+      <w:r>
+        <w:rPr>
+          <w:b/>
+        </w:rPr>
+        <w:t>input</w:t>
+      </w:r>
+      <w:r>
+        <w:rPr>
+          <w:b w:val="0"/>
+        </w:rPr>
+        <w:t>s and outcomes in this worked example are invented classroom data; no real model run is claimed.</w:t>
+      </w:r>
+    </w:p>
+    <w:p>
+      <w:pPr>
+        <w:spacing w:line="336" w:lineRule="auto" w:after="180"/>
+        <w:shd w:fill="F5F1FB"/>
+      </w:pPr>
+      <w:r>
+        <w:rPr>
+          <w:b w:val="0"/>
+        </w:rPr>
+        <w:t>Point to the given fact that matters most. Explain why it matters.</w:t>
+      </w:r>
+    </w:p>
+    <w:p>
+      <w:pPr>
+        <w:pStyle w:val="Heading3"/>
+      </w:pPr>
+      <w:r>
+        <w:t>My picture explanation, deciding evidence and one limit</w:t>
+      </w:r>
+    </w:p>
+    <w:p>
+      <w:r>
+        <w:t>________________________________________________________________</w:t>
+      </w:r>
+    </w:p>
+    <w:p>
+      <w:r>
+        <w:t>________________________________________________________________</w:t>
+      </w:r>
+    </w:p>
+    <w:p>
+      <w:r>
+        <w:t>________________________________________________________________</w:t>
+      </w:r>
+    </w:p>
+    <w:p>
+      <w:r>
+        <w:t>________________________________________________________________</w:t>
+      </w:r>
+    </w:p>
+    <w:p>
+      <w:pPr>
+        <w:pStyle w:val="Heading3"/>
+      </w:pPr>
+      <w:r>
+        <w:t>02. Follow the deciding steps</w:t>
+      </w:r>
+    </w:p>
+    <w:p>
+      <w:r>
+        <w:drawing>
+          <wp:inline xmlns:a="http://schemas.openxmlformats.org/drawingml/2006/main" xmlns:pic="http://schemas.openxmlformats.org/drawingml/2006/picture">
+            <wp:extent cx="5486400" cy="3337560"/>
+            <wp:docPr id="3" name="Picture 3" descr="Rate0.25: First a = 2, loss 4; second a = 3, loss 1. → Rate0.75: First a = 6, loss 4; second a = 3, loss 1. → Inspect paths: Both end at 3 and loss 1; larger rate crosses the optimum while smaller rate stays below it."/>
+            <wp:cNvGraphicFramePr>
+              <a:graphicFrameLocks noChangeAspect="1"/>
+            </wp:cNvGraphicFramePr>
+            <a:graphic>
+              <a:graphicData uri="http://schemas.openxmlformats.org/drawingml/2006/picture">
+                <pic:pic>
+                  <pic:nvPicPr>
+                    <pic:cNvPr id="0" name="academy-story-ai-5-14-02.png"/>
+                    <pic:cNvPicPr/>
+                  </pic:nvPicPr>
+                  <pic:blipFill>
+                    <a:blip r:embed="rId11"/>
+                    <a:stretch>
+                      <a:fillRect/>
+                    </a:stretch>
+                  </pic:blipFill>
+                  <pic:spPr>
+                    <a:xfrm>
+                      <a:off x="0" y="0"/>
+                      <a:ext cx="5486400" cy="3337560"/>
+                    </a:xfrm>
+                    <a:prstGeom prst="rect"/>
+                  </pic:spPr>
+                </pic:pic>
+              </a:graphicData>
+            </a:graphic>
+          </wp:inline>
+        </w:drawing>
+      </w:r>
+    </w:p>
+    <w:p>
+      <w:pPr>
+        <w:spacing w:line="336" w:lineRule="auto" w:after="180"/>
+      </w:pPr>
+      <w:r>
+        <w:rPr>
+          <w:b w:val="0"/>
+        </w:rPr>
+        <w:t>Rate0.25: First a = 2, loss 4; second a = 3, loss 1. → Rate0.75: First a = 6, loss 4; second a = 3, loss 1. → Inspect paths: Both end at 3 and loss 1; larger rate crosses the optimum while smaller rate stays below it.</w:t>
+      </w:r>
+    </w:p>
+    <w:p>
+      <w:pPr>
+        <w:spacing w:line="336" w:lineRule="auto" w:after="180"/>
+        <w:shd w:fill="F5F1FB"/>
+      </w:pPr>
+      <w:r>
+        <w:rPr>
+          <w:b w:val="0"/>
+        </w:rPr>
+        <w:t xml:space="preserve">Point to each numbered stage and explain which recorded </w:t>
+      </w:r>
+      <w:r>
+        <w:rPr>
+          <w:b/>
+        </w:rPr>
+        <w:t>input</w:t>
+      </w:r>
+      <w:r>
+        <w:rPr>
+          <w:b w:val="0"/>
+        </w:rPr>
+        <w:t xml:space="preserve"> it uses.</w:t>
+      </w:r>
+    </w:p>
+    <w:p>
+      <w:pPr>
+        <w:pStyle w:val="Heading3"/>
+      </w:pPr>
+      <w:r>
+        <w:t>My picture explanation, deciding evidence and one limit</w:t>
+      </w:r>
+    </w:p>
+    <w:p>
+      <w:r>
+        <w:t>________________________________________________________________</w:t>
+      </w:r>
+    </w:p>
+    <w:p>
+      <w:r>
+        <w:t>________________________________________________________________</w:t>
+      </w:r>
+    </w:p>
+    <w:p>
+      <w:r>
+        <w:t>________________________________________________________________</w:t>
+      </w:r>
+    </w:p>
+    <w:p>
+      <w:r>
+        <w:t>________________________________________________________________</w:t>
+      </w:r>
+    </w:p>
+    <w:p>
+      <w:pPr>
+        <w:pStyle w:val="Heading3"/>
+      </w:pPr>
+      <w:r>
+        <w:t>03. The update factor explains three behaviours</w:t>
+      </w:r>
+    </w:p>
+    <w:p>
+      <w:r>
+        <w:drawing>
+          <wp:inline xmlns:a="http://schemas.openxmlformats.org/drawingml/2006/main" xmlns:pic="http://schemas.openxmlformats.org/drawingml/2006/picture">
+            <wp:extent cx="5486400" cy="2834640"/>
+            <wp:docPr id="4" name="Picture 4" descr="The update factor explains three behaviours. 0.05 gives 0.75 | Same side and shrinking | Multiplied by 0.5625. 0.3 gives -0.5 | Alternating and shrinking | Multiplied by 0.25. 0.5 gives -1.5 | Alternating and growing | Multiplied by 2.25"/>
+            <wp:cNvGraphicFramePr>
+              <a:graphicFrameLocks noChangeAspect="1"/>
+            </wp:cNvGraphicFramePr>
+            <a:graphic>
+              <a:graphicData uri="http://schemas.openxmlformats.org/drawingml/2006/picture">
+                <pic:pic>
+                  <pic:nvPicPr>
+                    <pic:cNvPr id="0" name="academy-story-ai-5-14-03.png"/>
+                    <pic:cNvPicPr/>
+                  </pic:nvPicPr>
+                  <pic:blipFill>
+                    <a:blip r:embed="rId12"/>
+                    <a:stretch>
+                      <a:fillRect/>
+                    </a:stretch>
+                  </pic:blipFill>
+                  <pic:spPr>
+                    <a:xfrm>
+                      <a:off x="0" y="0"/>
+                      <a:ext cx="5486400" cy="2834640"/>
+                    </a:xfrm>
+                    <a:prstGeom prst="rect"/>
+                  </pic:spPr>
+                </pic:pic>
+              </a:graphicData>
+            </a:graphic>
+          </wp:inline>
+        </w:drawing>
+      </w:r>
+    </w:p>
+    <w:p>
+      <w:pPr>
+        <w:spacing w:line="336" w:lineRule="auto" w:after="180"/>
+      </w:pPr>
+      <w:r>
+        <w:rPr>
+          <w:b w:val="0"/>
+        </w:rPr>
+        <w:t>The update factor explains three behaviours. 0.05 gives 0.75 | Same side and shrinking | Multiplied by 0.5625. 0.3 gives -0.5 | Alternating and shrinking | Multiplied by 0.25. 0.5 gives -1.5 | Alternating and growing | Multiplied by 2.25</w:t>
+      </w:r>
+    </w:p>
+    <w:p>
+      <w:pPr>
+        <w:spacing w:line="336" w:lineRule="auto" w:after="180"/>
+        <w:shd w:fill="F5F1FB"/>
+      </w:pPr>
+      <w:r>
+        <w:rPr>
+          <w:b w:val="0"/>
+        </w:rPr>
+        <w:t>Read the labels and values. Explain the relationship the model shows.</w:t>
+      </w:r>
+    </w:p>
+    <w:p>
+      <w:pPr>
+        <w:pStyle w:val="Heading3"/>
+      </w:pPr>
+      <w:r>
+        <w:t>My picture explanation, deciding evidence and one limit</w:t>
+      </w:r>
+    </w:p>
+    <w:p>
+      <w:r>
+        <w:t>________________________________________________________________</w:t>
+      </w:r>
+    </w:p>
+    <w:p>
+      <w:r>
+        <w:t>________________________________________________________________</w:t>
+      </w:r>
+    </w:p>
+    <w:p>
+      <w:r>
+        <w:t>________________________________________________________________</w:t>
+      </w:r>
+    </w:p>
+    <w:p>
+      <w:r>
+        <w:t>________________________________________________________________</w:t>
+      </w:r>
+    </w:p>
+    <w:p>
+      <w:pPr>
+        <w:pStyle w:val="Heading3"/>
+      </w:pPr>
+      <w:r>
+        <w:t>04. Change one thing. Trace what follows.</w:t>
+      </w:r>
+    </w:p>
+    <w:p>
+      <w:r>
+        <w:drawing>
+          <wp:inline xmlns:a="http://schemas.openxmlformats.org/drawingml/2006/main" xmlns:pic="http://schemas.openxmlformats.org/drawingml/2006/picture">
+            <wp:extent cx="5486400" cy="3041904"/>
+            <wp:docPr id="5" name="Picture 5" descr="Original case: Both end at 3 and loss 1; larger rate crosses the optimum while smaller rate stays below it. Changed condition: Add a rate 1 run from a = 0. Expected result: Its path is 8 then 0, with loss 16 at both steps. Reason: The update alternates across4 without reducing the initial loss."/>
+            <wp:cNvGraphicFramePr>
+              <a:graphicFrameLocks noChangeAspect="1"/>
+            </wp:cNvGraphicFramePr>
+            <a:graphic>
+              <a:graphicData uri="http://schemas.openxmlformats.org/drawingml/2006/picture">
+                <pic:pic>
+                  <pic:nvPicPr>
+                    <pic:cNvPr id="0" name="academy-story-ai-5-14-04.png"/>
+                    <pic:cNvPicPr/>
+                  </pic:nvPicPr>
+                  <pic:blipFill>
+                    <a:blip r:embed="rId13"/>
+                    <a:stretch>
+                      <a:fillRect/>
+                    </a:stretch>
+                  </pic:blipFill>
+                  <pic:spPr>
+                    <a:xfrm>
+                      <a:off x="0" y="0"/>
+                      <a:ext cx="5486400" cy="3041904"/>
+                    </a:xfrm>
+                    <a:prstGeom prst="rect"/>
+                  </pic:spPr>
+                </pic:pic>
+              </a:graphicData>
+            </a:graphic>
+          </wp:inline>
+        </w:drawing>
+      </w:r>
+    </w:p>
+    <w:p>
+      <w:pPr>
+        <w:spacing w:line="336" w:lineRule="auto" w:after="180"/>
+      </w:pPr>
+      <w:r>
+        <w:rPr>
+          <w:b w:val="0"/>
+        </w:rPr>
+        <w:t>Original case: Both end at 3 and loss 1; larger rate crosses the optimum while smaller rate stays below it. Changed condition: Add a rate 1 run from a = 0. Expected result: Its path is 8 then 0, with loss 16 at both steps.</w:t>
+      </w:r>
+    </w:p>
+    <w:p>
+      <w:pPr>
+        <w:spacing w:line="336" w:lineRule="auto" w:after="180"/>
+      </w:pPr>
+      <w:r>
+        <w:rPr>
+          <w:b w:val="0"/>
+        </w:rPr>
+        <w:t>Reason: The update alternates across4 without reducing the initial loss.</w:t>
+      </w:r>
+    </w:p>
+    <w:p>
+      <w:pPr>
+        <w:spacing w:line="336" w:lineRule="auto" w:after="180"/>
+        <w:shd w:fill="F5F1FB"/>
+      </w:pPr>
+      <w:r>
+        <w:rPr>
+          <w:b w:val="0"/>
+        </w:rPr>
+        <w:t>Predict before checking the worked changed-case result. Name what changed and what the supplied facts allow you to conclude.</w:t>
+      </w:r>
+    </w:p>
+    <w:p>
+      <w:pPr>
+        <w:pStyle w:val="Heading3"/>
+      </w:pPr>
+      <w:r>
+        <w:t>My picture explanation, deciding evidence and one limit</w:t>
+      </w:r>
+    </w:p>
+    <w:p>
+      <w:r>
+        <w:t>________________________________________________________________</w:t>
+      </w:r>
+    </w:p>
+    <w:p>
+      <w:r>
+        <w:t>________________________________________________________________</w:t>
+      </w:r>
+    </w:p>
+    <w:p>
+      <w:r>
+        <w:t>________________________________________________________________</w:t>
+      </w:r>
+    </w:p>
+    <w:p>
+      <w:r>
+        <w:t>________________________________________________________________</w:t>
+      </w:r>
+    </w:p>
+    <w:p>
+      <w:pPr>
+        <w:pStyle w:val="Heading3"/>
+      </w:pPr>
+      <w:r>
+        <w:t>05. Connect the explanation to its limit</w:t>
+      </w:r>
+    </w:p>
+    <w:p>
+      <w:r>
+        <w:drawing>
+          <wp:inline xmlns:a="http://schemas.openxmlformats.org/drawingml/2006/main" xmlns:pic="http://schemas.openxmlformats.org/drawingml/2006/picture">
+            <wp:extent cx="5486400" cy="2941320"/>
+            <wp:docPr id="6" name="Picture 6" descr="Keep the starting parameter and update budget identical to compare rates fairly. Rate one-quarter approaches the optimum from below; rate three-quarters crosses it and comes back. Their final losses happen to match after two updates, despite different paths. Rate one repeatedly overshoots by the same distance, so using the correct gradient alone does not ensure improvement. Limit: These quadratic paths explain step size. Real nonconvex networks can have more complicated rate behaviour."/>
+            <wp:cNvGraphicFramePr>
+              <a:graphicFrameLocks noChangeAspect="1"/>
+            </wp:cNvGraphicFramePr>
+            <a:graphic>
+              <a:graphicData uri="http://schemas.openxmlformats.org/drawingml/2006/picture">
+                <pic:pic>
+                  <pic:nvPicPr>
+                    <pic:cNvPr id="0" name="academy-story-ai-5-14-05.png"/>
+                    <pic:cNvPicPr/>
+                  </pic:nvPicPr>
+                  <pic:blipFill>
+                    <a:blip r:embed="rId14"/>
+                    <a:stretch>
+                      <a:fillRect/>
+                    </a:stretch>
+                  </pic:blipFill>
+                  <pic:spPr>
+                    <a:xfrm>
+                      <a:off x="0" y="0"/>
+                      <a:ext cx="5486400" cy="2941320"/>
+                    </a:xfrm>
+                    <a:prstGeom prst="rect"/>
+                  </pic:spPr>
+                </pic:pic>
+              </a:graphicData>
+            </a:graphic>
+          </wp:inline>
+        </w:drawing>
+      </w:r>
+    </w:p>
+    <w:p>
+      <w:pPr>
+        <w:spacing w:line="336" w:lineRule="auto" w:after="180"/>
+      </w:pPr>
+      <w:r>
+        <w:rPr>
+          <w:b w:val="0"/>
+        </w:rPr>
+        <w:t>Keep the starting parameter and update budget identical to compare rates fairly. Rate one-quarter approaches the optimum from below; rate three-quarters crosses it and comes back.</w:t>
+      </w:r>
+    </w:p>
+    <w:p>
+      <w:pPr>
+        <w:spacing w:line="336" w:lineRule="auto" w:after="180"/>
+      </w:pPr>
+      <w:r>
+        <w:rPr>
+          <w:b w:val="0"/>
+        </w:rPr>
+        <w:t>Their final losses happen to match after two updates, despite different paths. Rate one repeatedly overshoots by the same distance, so using the correct gradient alone does not ensure improvement.</w:t>
+      </w:r>
+    </w:p>
+    <w:p>
+      <w:pPr>
+        <w:spacing w:line="336" w:lineRule="auto" w:after="180"/>
+      </w:pPr>
+      <w:r>
+        <w:rPr>
+          <w:b w:val="0"/>
+        </w:rPr>
+        <w:t>Limit: These quadratic paths explain step size. Real nonconvex networks can have more complicated rate behaviour.</w:t>
+      </w:r>
+    </w:p>
+    <w:p>
+      <w:pPr>
+        <w:spacing w:line="336" w:lineRule="auto" w:after="180"/>
+        <w:shd w:fill="F5F1FB"/>
+      </w:pPr>
+      <w:r>
+        <w:rPr>
+          <w:b w:val="0"/>
+        </w:rPr>
+        <w:t>Explain the case, then point to a limit on the claim.</w:t>
+      </w:r>
+    </w:p>
+    <w:p>
+      <w:pPr>
+        <w:pStyle w:val="Heading3"/>
+      </w:pPr>
+      <w:r>
+        <w:t>My picture explanation, deciding evidence and one limit</w:t>
+      </w:r>
+    </w:p>
+    <w:p>
+      <w:r>
+        <w:t>________________________________________________________________</w:t>
+      </w:r>
+    </w:p>
+    <w:p>
+      <w:r>
+        <w:t>________________________________________________________________</w:t>
+      </w:r>
+    </w:p>
+    <w:p>
+      <w:r>
+        <w:t>________________________________________________________________</w:t>
+      </w:r>
+    </w:p>
+    <w:p>
+      <w:r>
+        <w:t>________________________________________________________________</w:t>
+      </w:r>
+    </w:p>
+    <w:p>
+      <w:pPr>
+        <w:pStyle w:val="Heading3"/>
+      </w:pPr>
+      <w:r>
+        <w:t>06. Make the idea visible in your project</w:t>
+      </w:r>
+    </w:p>
+    <w:p>
+      <w:r>
+        <w:drawing>
+          <wp:inline xmlns:a="http://schemas.openxmlformats.org/drawingml/2006/main" xmlns:pic="http://schemas.openxmlformats.org/drawingml/2006/picture">
+            <wp:extent cx="5486400" cy="3681984"/>
+            <wp:docPr id="7" name="Picture 7" descr="For your Image-pattern Network Investigation, save the input, procedure, observed result and limitation of this check. Label this worked example as practice; use a different, previously unreviewed case when checking independent understanding. Draw your input, deciding step, result and limit. Supported question: What should a fair rate comparison hold fixed? Point to the relevant step in the picture, then write the changed result and the rule or evidence that supports it."/>
+            <wp:cNvGraphicFramePr>
+              <a:graphicFrameLocks noChangeAspect="1"/>
+            </wp:cNvGraphicFramePr>
+            <a:graphic>
+              <a:graphicData uri="http://schemas.openxmlformats.org/drawingml/2006/picture">
+                <pic:pic>
+                  <pic:nvPicPr>
+                    <pic:cNvPr id="0" name="academy-story-ai-5-14-06.png"/>
+                    <pic:cNvPicPr/>
+                  </pic:nvPicPr>
+                  <pic:blipFill>
+                    <a:blip r:embed="rId15"/>
+                    <a:stretch>
+                      <a:fillRect/>
+                    </a:stretch>
+                  </pic:blipFill>
+                  <pic:spPr>
+                    <a:xfrm>
+                      <a:off x="0" y="0"/>
+                      <a:ext cx="5486400" cy="3681984"/>
+                    </a:xfrm>
+                    <a:prstGeom prst="rect"/>
+                  </pic:spPr>
+                </pic:pic>
+              </a:graphicData>
+            </a:graphic>
+          </wp:inline>
+        </w:drawing>
+      </w:r>
+    </w:p>
+    <w:p>
+      <w:pPr>
+        <w:spacing w:line="336" w:lineRule="auto" w:after="180"/>
+      </w:pPr>
+      <w:r>
+        <w:rPr>
+          <w:b w:val="0"/>
+        </w:rPr>
+        <w:t xml:space="preserve">For your Image-pattern Network Investigation, save the </w:t>
+      </w:r>
+      <w:r>
+        <w:rPr>
+          <w:b/>
+        </w:rPr>
+        <w:t>input</w:t>
+      </w:r>
+      <w:r>
+        <w:rPr>
+          <w:b w:val="0"/>
+        </w:rPr>
+        <w:t>, procedure, observed result and limitation of this check.</w:t>
+      </w:r>
+    </w:p>
+    <w:p>
+      <w:pPr>
+        <w:spacing w:line="336" w:lineRule="auto" w:after="180"/>
+      </w:pPr>
+      <w:r>
+        <w:rPr>
+          <w:b w:val="0"/>
+        </w:rPr>
+        <w:t xml:space="preserve">Label this worked example as practice; use a different, previously unreviewed case when checking independent understanding. Draw your </w:t>
+      </w:r>
+      <w:r>
+        <w:rPr>
+          <w:b/>
+        </w:rPr>
+        <w:t>input</w:t>
+      </w:r>
+      <w:r>
+        <w:rPr>
+          <w:b w:val="0"/>
+        </w:rPr>
+        <w:t>, deciding step, result and limit.</w:t>
+      </w:r>
+    </w:p>
+    <w:p>
+      <w:pPr>
+        <w:spacing w:line="336" w:lineRule="auto" w:after="180"/>
+      </w:pPr>
+      <w:r>
+        <w:rPr>
+          <w:b w:val="0"/>
+        </w:rPr>
+        <w:t xml:space="preserve">Supported question: What should a fair rate comparison hold fixed? Point to the relevant step in the picture, then write the changed result and the rule or </w:t>
+      </w:r>
+      <w:r>
+        <w:rPr>
+          <w:b/>
+        </w:rPr>
+        <w:t>evidence</w:t>
+      </w:r>
+      <w:r>
+        <w:rPr>
+          <w:b w:val="0"/>
+        </w:rPr>
+        <w:t xml:space="preserve"> that supports it.</w:t>
+      </w:r>
+    </w:p>
+    <w:p>
+      <w:pPr>
+        <w:spacing w:line="336" w:lineRule="auto" w:after="180"/>
+        <w:shd w:fill="F5F1FB"/>
+      </w:pPr>
+      <w:r>
+        <w:rPr>
+          <w:b w:val="0"/>
+        </w:rPr>
+        <w:t xml:space="preserve">Draw your project trace and justify the deciding step using </w:t>
+      </w:r>
+      <w:r>
+        <w:rPr>
+          <w:b/>
+        </w:rPr>
+        <w:t>evidence</w:t>
+      </w:r>
+      <w:r>
+        <w:rPr>
+          <w:b w:val="0"/>
+        </w:rPr>
+        <w:t>.</w:t>
+      </w:r>
+    </w:p>
+    <w:p>
+      <w:pPr>
+        <w:pStyle w:val="Heading3"/>
+      </w:pPr>
+      <w:r>
+        <w:t>My picture explanation, deciding evidence and one limit</w:t>
       </w:r>
     </w:p>
     <w:p>

--- a/downloads/workbook/ai-5-week-14.docx
+++ b/downloads/workbook/ai-5-week-14.docx
@@ -168,6 +168,385 @@
     <w:p>
       <w:r>
         <w:t>________________________________________________________________</w:t>
+      </w:r>
+    </w:p>
+    <w:p>
+      <w:pPr>
+        <w:pStyle w:val="Heading3"/>
+      </w:pPr>
+      <w:r>
+        <w:t>Lesson reference for workbook practice</w:t>
+      </w:r>
+    </w:p>
+    <w:p>
+      <w:pPr>
+        <w:spacing w:line="336" w:lineRule="auto" w:after="180"/>
+        <w:shd w:fill="F1F6F8"/>
+      </w:pPr>
+      <w:r>
+        <w:rPr>
+          <w:b w:val="0"/>
+        </w:rPr>
+        <w:t>Use this reference for the original W1–W3 and W5 exercises. The separately named independent case supplies its own changed facts; use those facts for that attempt before feedback.</w:t>
+      </w:r>
+    </w:p>
+    <w:p>
+      <w:pPr>
+        <w:spacing w:line="336" w:lineRule="auto" w:after="180"/>
+      </w:pPr>
+      <w:r>
+        <w:rPr>
+          <w:b w:val="0"/>
+        </w:rPr>
+        <w:t xml:space="preserve">Use the same restricted network h = ReLU(x), y = vh, with only v trained. Keep the fictional </w:t>
+      </w:r>
+      <w:r>
+        <w:rPr>
+          <w:b/>
+        </w:rPr>
+        <w:t>training</w:t>
+      </w:r>
+      <w:r>
+        <w:rPr>
+          <w:b w:val="0"/>
+        </w:rPr>
+        <w:t xml:space="preserve"> pairs (1, 2) and (2, 4), start v = 0, and use one full-data batch per update.</w:t>
+      </w:r>
+    </w:p>
+    <w:p>
+      <w:pPr>
+        <w:spacing w:line="336" w:lineRule="auto" w:after="180"/>
+      </w:pPr>
+      <w:r>
+        <w:rPr>
+          <w:b w:val="0"/>
+        </w:rPr>
+        <w:t>Compare rates 0.05, 0.2, 0.3, 0.4 and 0.5 for exactly four updates each. Restart at zero for every run.</w:t>
+      </w:r>
+    </w:p>
+    <w:p>
+      <w:pPr>
+        <w:spacing w:line="336" w:lineRule="auto" w:after="180"/>
+      </w:pPr>
+      <w:r>
+        <w:rPr>
+          <w:b w:val="0"/>
+        </w:rPr>
+        <w:t xml:space="preserve">The </w:t>
+      </w:r>
+      <w:r>
+        <w:rPr>
+          <w:b/>
+        </w:rPr>
+        <w:t>training</w:t>
+      </w:r>
+      <w:r>
+        <w:rPr>
+          <w:b w:val="0"/>
+        </w:rPr>
+        <w:t xml:space="preserve"> objective is ordinary MSE: L(v) = 2.5 times (v - 2) squared. Its gradient is 5 times (v - 2). A step is new v = v - rate times 5 times (v - 2).</w:t>
+      </w:r>
+    </w:p>
+    <w:p>
+      <w:pPr>
+        <w:spacing w:line="336" w:lineRule="auto" w:after="180"/>
+      </w:pPr>
+      <w:r>
+        <w:rPr>
+          <w:b w:val="0"/>
+        </w:rPr>
+        <w:t>This small quadratic lets us explain each result rather than treating the rate as a magic setting.</w:t>
+      </w:r>
+    </w:p>
+    <w:tbl>
+      <w:tblPr>
+        <w:tblStyle w:val="LightShading-Accent1"/>
+        <w:tblW w:type="auto" w:w="0"/>
+        <w:tblLook w:firstColumn="1" w:firstRow="1" w:lastColumn="0" w:lastRow="0" w:noHBand="0" w:noVBand="1" w:val="04A0"/>
+      </w:tblPr>
+      <w:tblGrid>
+        <w:gridCol w:w="2556"/>
+        <w:gridCol w:w="2556"/>
+        <w:gridCol w:w="2556"/>
+        <w:gridCol w:w="2556"/>
+      </w:tblGrid>
+      <w:tr>
+        <w:trPr>
+          <w:tblHeader/>
+        </w:trPr>
+        <w:tc>
+          <w:tcPr>
+            <w:tcW w:type="dxa" w:w="2556"/>
+          </w:tcPr>
+          <w:p>
+            <w:r>
+              <w:t>Rate</w:t>
+            </w:r>
+          </w:p>
+        </w:tc>
+        <w:tc>
+          <w:tcPr>
+            <w:tcW w:type="dxa" w:w="2556"/>
+          </w:tcPr>
+          <w:p>
+            <w:r>
+              <w:t>v after first update</w:t>
+            </w:r>
+          </w:p>
+        </w:tc>
+        <w:tc>
+          <w:tcPr>
+            <w:tcW w:type="dxa" w:w="2556"/>
+          </w:tcPr>
+          <w:p>
+            <w:r>
+              <w:t>First training MSE</w:t>
+            </w:r>
+          </w:p>
+        </w:tc>
+        <w:tc>
+          <w:tcPr>
+            <w:tcW w:type="dxa" w:w="2556"/>
+          </w:tcPr>
+          <w:p>
+            <w:r>
+              <w:t>v after four updates</w:t>
+            </w:r>
+          </w:p>
+        </w:tc>
+      </w:tr>
+      <w:tr>
+        <w:tc>
+          <w:tcPr>
+            <w:tcW w:type="dxa" w:w="2556"/>
+          </w:tcPr>
+          <w:p>
+            <w:r>
+              <w:t>0.05</w:t>
+            </w:r>
+          </w:p>
+        </w:tc>
+        <w:tc>
+          <w:tcPr>
+            <w:tcW w:type="dxa" w:w="2556"/>
+          </w:tcPr>
+          <w:p>
+            <w:r>
+              <w:t>0.5</w:t>
+            </w:r>
+          </w:p>
+        </w:tc>
+        <w:tc>
+          <w:tcPr>
+            <w:tcW w:type="dxa" w:w="2556"/>
+          </w:tcPr>
+          <w:p>
+            <w:r>
+              <w:t>5.625</w:t>
+            </w:r>
+          </w:p>
+        </w:tc>
+        <w:tc>
+          <w:tcPr>
+            <w:tcW w:type="dxa" w:w="2556"/>
+          </w:tcPr>
+          <w:p>
+            <w:r>
+              <w:t>1.3671875</w:t>
+            </w:r>
+          </w:p>
+        </w:tc>
+      </w:tr>
+      <w:tr>
+        <w:tc>
+          <w:tcPr>
+            <w:tcW w:type="dxa" w:w="2556"/>
+          </w:tcPr>
+          <w:p>
+            <w:r>
+              <w:t>0.2</w:t>
+            </w:r>
+          </w:p>
+        </w:tc>
+        <w:tc>
+          <w:tcPr>
+            <w:tcW w:type="dxa" w:w="2556"/>
+          </w:tcPr>
+          <w:p>
+            <w:r>
+              <w:t>2</w:t>
+            </w:r>
+          </w:p>
+        </w:tc>
+        <w:tc>
+          <w:tcPr>
+            <w:tcW w:type="dxa" w:w="2556"/>
+          </w:tcPr>
+          <w:p>
+            <w:r>
+              <w:t>0</w:t>
+            </w:r>
+          </w:p>
+        </w:tc>
+        <w:tc>
+          <w:tcPr>
+            <w:tcW w:type="dxa" w:w="2556"/>
+          </w:tcPr>
+          <w:p>
+            <w:r>
+              <w:t>2</w:t>
+            </w:r>
+          </w:p>
+        </w:tc>
+      </w:tr>
+      <w:tr>
+        <w:tc>
+          <w:tcPr>
+            <w:tcW w:type="dxa" w:w="2556"/>
+          </w:tcPr>
+          <w:p>
+            <w:r>
+              <w:t>0.3</w:t>
+            </w:r>
+          </w:p>
+        </w:tc>
+        <w:tc>
+          <w:tcPr>
+            <w:tcW w:type="dxa" w:w="2556"/>
+          </w:tcPr>
+          <w:p>
+            <w:r>
+              <w:t>3</w:t>
+            </w:r>
+          </w:p>
+        </w:tc>
+        <w:tc>
+          <w:tcPr>
+            <w:tcW w:type="dxa" w:w="2556"/>
+          </w:tcPr>
+          <w:p>
+            <w:r>
+              <w:t>2.5</w:t>
+            </w:r>
+          </w:p>
+        </w:tc>
+        <w:tc>
+          <w:tcPr>
+            <w:tcW w:type="dxa" w:w="2556"/>
+          </w:tcPr>
+          <w:p>
+            <w:r>
+              <w:t>1.875</w:t>
+            </w:r>
+          </w:p>
+        </w:tc>
+      </w:tr>
+      <w:tr>
+        <w:tc>
+          <w:tcPr>
+            <w:tcW w:type="dxa" w:w="2556"/>
+          </w:tcPr>
+          <w:p>
+            <w:r>
+              <w:t>0.4</w:t>
+            </w:r>
+          </w:p>
+        </w:tc>
+        <w:tc>
+          <w:tcPr>
+            <w:tcW w:type="dxa" w:w="2556"/>
+          </w:tcPr>
+          <w:p>
+            <w:r>
+              <w:t>4</w:t>
+            </w:r>
+          </w:p>
+        </w:tc>
+        <w:tc>
+          <w:tcPr>
+            <w:tcW w:type="dxa" w:w="2556"/>
+          </w:tcPr>
+          <w:p>
+            <w:r>
+              <w:t>10</w:t>
+            </w:r>
+          </w:p>
+        </w:tc>
+        <w:tc>
+          <w:tcPr>
+            <w:tcW w:type="dxa" w:w="2556"/>
+          </w:tcPr>
+          <w:p>
+            <w:r>
+              <w:t>0</w:t>
+            </w:r>
+          </w:p>
+        </w:tc>
+      </w:tr>
+      <w:tr>
+        <w:tc>
+          <w:tcPr>
+            <w:tcW w:type="dxa" w:w="2556"/>
+          </w:tcPr>
+          <w:p>
+            <w:r>
+              <w:t>0.5</w:t>
+            </w:r>
+          </w:p>
+        </w:tc>
+        <w:tc>
+          <w:tcPr>
+            <w:tcW w:type="dxa" w:w="2556"/>
+          </w:tcPr>
+          <w:p>
+            <w:r>
+              <w:t>5</w:t>
+            </w:r>
+          </w:p>
+        </w:tc>
+        <w:tc>
+          <w:tcPr>
+            <w:tcW w:type="dxa" w:w="2556"/>
+          </w:tcPr>
+          <w:p>
+            <w:r>
+              <w:t>22.5</w:t>
+            </w:r>
+          </w:p>
+        </w:tc>
+        <w:tc>
+          <w:tcPr>
+            <w:tcW w:type="dxa" w:w="2556"/>
+          </w:tcPr>
+          <w:p>
+            <w:r>
+              <w:t>-8.125</w:t>
+            </w:r>
+          </w:p>
+        </w:tc>
+      </w:tr>
+    </w:tbl>
+    <w:p>
+      <w:pPr>
+        <w:spacing w:line="336" w:lineRule="auto" w:after="180"/>
+      </w:pPr>
+      <w:r>
+        <w:rPr>
+          <w:b w:val="0"/>
+        </w:rPr>
+        <w:t xml:space="preserve">The same rate need not behave this way for another model, </w:t>
+      </w:r>
+      <w:r>
+        <w:rPr>
+          <w:b/>
+        </w:rPr>
+        <w:t>input</w:t>
+      </w:r>
+      <w:r>
+        <w:rPr>
+          <w:b w:val="0"/>
+        </w:rPr>
+        <w:t xml:space="preserve"> scale, loss convention or batch rule. Rate 0.2 is an exact one-step solution here because of this particular gradient formula.</w:t>
       </w:r>
     </w:p>
     <w:p>
@@ -1223,7 +1602,7 @@
         <w:rPr>
           <w:b w:val="0"/>
         </w:rPr>
-        <w:t>Loss J(a)=(a-4)²; gradient 2(a-4); start a =  = 0. Compare two updates at rates0.25 and 0.75.</w:t>
+        <w:t>Loss J(a)=(a-4)²; gradient 2(a-4); start a = 0. Compare two updates at rates 0.25 and 0.75.</w:t>
       </w:r>
     </w:p>
     <w:p>
@@ -1254,7 +1633,7 @@
         <w:drawing>
           <wp:inline xmlns:a="http://schemas.openxmlformats.org/drawingml/2006/main" xmlns:pic="http://schemas.openxmlformats.org/drawingml/2006/picture">
             <wp:extent cx="5486400" cy="5185229"/>
-            <wp:docPr id="1" name="Picture 1" descr="Learning rate experiments. Rate0.25: First a = 2, loss 4; second a = 3, loss 1.. Rate0.75: First a = 6, loss 4; second a = 3, loss 1.. Inspect paths: Both end at 3 and loss 1; larger rate crosses the optimum while smaller rate stays below it."/>
+            <wp:docPr id="1" name="Picture 1" descr="Learning rate experiments. Rate 0.25: First a = 2, loss 4; second a = 3, loss 1.. Rate 0.75: First a = 6, loss 4; second a = 3, loss 1.. Inspect paths: Both end at 3 and loss 1; larger rate crosses the optimum while smaller rate stays below it."/>
             <wp:cNvGraphicFramePr>
               <a:graphicFrameLocks noChangeAspect="1"/>
             </wp:cNvGraphicFramePr>
@@ -1717,7 +2096,7 @@
         <w:rPr>
           <w:b w:val="0"/>
         </w:rPr>
-        <w:t>2. Rate0.25</w:t>
+        <w:t>2. Rate 0.25</w:t>
       </w:r>
     </w:p>
     <w:p>
@@ -1729,7 +2108,7 @@
         <w:rPr>
           <w:b w:val="0"/>
         </w:rPr>
-        <w:t>3. Rate0.75</w:t>
+        <w:t>3. Rate 0.75</w:t>
       </w:r>
     </w:p>
     <w:p>
@@ -1987,7 +2366,7 @@
         <w:rPr>
           <w:b w:val="0"/>
         </w:rPr>
-        <w:t>After your attempt, compare with the supported explanation: Its path is 8 then 0, with loss 16 at both steps. The update alternates across4 without reducing the initial loss.</w:t>
+        <w:t>After your attempt, compare with the supported explanation: Its path is 8 then 0, with loss 16 at both steps. The update alternates across 4 without reducing the initial loss.</w:t>
       </w:r>
     </w:p>
     <w:p>
@@ -2279,7 +2658,7 @@
         <w:drawing>
           <wp:inline xmlns:a="http://schemas.openxmlformats.org/drawingml/2006/main" xmlns:pic="http://schemas.openxmlformats.org/drawingml/2006/picture">
             <wp:extent cx="5486400" cy="2990088"/>
-            <wp:docPr id="2" name="Picture 2" descr="Compare learning rates with identical starting loss and update counts. Supplied facts: Loss J(a)=(a-4)²; gradient 2(a-4); start a =  = 0. Compare two updates at rates0.25 and 0.75. All inputs and outcomes in this worked example are invented classroom data; no real model run is claimed."/>
+            <wp:docPr id="2" name="Picture 2" descr="Compare learning rates with identical starting loss and update counts. Supplied facts: Loss J(a)=(a-4)²; gradient 2(a-4); start a = 0. Compare two updates at rates 0.25 and 0.75. All inputs and outcomes in this worked example are invented classroom data; no real model run is claimed."/>
             <wp:cNvGraphicFramePr>
               <a:graphicFrameLocks noChangeAspect="1"/>
             </wp:cNvGraphicFramePr>
@@ -2330,7 +2709,7 @@
         <w:rPr>
           <w:b w:val="0"/>
         </w:rPr>
-        <w:t>s with identical starting loss and update counts. Supplied facts: Loss J(a)=(a-4)²; gradient 2(a-4); start a =  = 0. Compare two updates at rates0.25 and 0.75.</w:t>
+        <w:t>s with identical starting loss and update counts. Supplied facts: Loss J(a)=(a-4)²; gradient 2(a-4); start a = 0. Compare two updates at rates 0.25 and 0.75.</w:t>
       </w:r>
     </w:p>
     <w:p>
@@ -2409,7 +2788,7 @@
         <w:drawing>
           <wp:inline xmlns:a="http://schemas.openxmlformats.org/drawingml/2006/main" xmlns:pic="http://schemas.openxmlformats.org/drawingml/2006/picture">
             <wp:extent cx="5486400" cy="3337560"/>
-            <wp:docPr id="3" name="Picture 3" descr="Rate0.25: First a = 2, loss 4; second a = 3, loss 1. → Rate0.75: First a = 6, loss 4; second a = 3, loss 1. → Inspect paths: Both end at 3 and loss 1; larger rate crosses the optimum while smaller rate stays below it."/>
+            <wp:docPr id="3" name="Picture 3" descr="Rate 0.25: First a = 2, loss 4; second a = 3, loss 1. → Rate 0.75: First a = 6, loss 4; second a = 3, loss 1. → Inspect paths: Both end at 3 and loss 1; larger rate crosses the optimum while smaller rate stays below it."/>
             <wp:cNvGraphicFramePr>
               <a:graphicFrameLocks noChangeAspect="1"/>
             </wp:cNvGraphicFramePr>
@@ -2448,7 +2827,7 @@
         <w:rPr>
           <w:b w:val="0"/>
         </w:rPr>
-        <w:t>Rate0.25: First a = 2, loss 4; second a = 3, loss 1. → Rate0.75: First a = 6, loss 4; second a = 3, loss 1. → Inspect paths: Both end at 3 and loss 1; larger rate crosses the optimum while smaller rate stays below it.</w:t>
+        <w:t>Rate 0.25: First a = 2, loss 4; second a = 3, loss 1. → Rate 0.75: First a = 6, loss 4; second a = 3, loss 1. → Inspect paths: Both end at 3 and loss 1; larger rate crosses the optimum while smaller rate stays below it.</w:t>
       </w:r>
     </w:p>
     <w:p>
@@ -2611,7 +2990,7 @@
         <w:drawing>
           <wp:inline xmlns:a="http://schemas.openxmlformats.org/drawingml/2006/main" xmlns:pic="http://schemas.openxmlformats.org/drawingml/2006/picture">
             <wp:extent cx="5486400" cy="3041904"/>
-            <wp:docPr id="5" name="Picture 5" descr="Original case: Both end at 3 and loss 1; larger rate crosses the optimum while smaller rate stays below it. Changed condition: Add a rate 1 run from a = 0. Expected result: Its path is 8 then 0, with loss 16 at both steps. Reason: The update alternates across4 without reducing the initial loss."/>
+            <wp:docPr id="5" name="Picture 5" descr="Original case: Both end at 3 and loss 1; larger rate crosses the optimum while smaller rate stays below it. Changed condition: Add a rate 1 run from a = 0. Expected result: Its path is 8 then 0, with loss 16 at both steps. Reason: The update alternates across 4 without reducing the initial loss."/>
             <wp:cNvGraphicFramePr>
               <a:graphicFrameLocks noChangeAspect="1"/>
             </wp:cNvGraphicFramePr>
@@ -2661,7 +3040,7 @@
         <w:rPr>
           <w:b w:val="0"/>
         </w:rPr>
-        <w:t>Reason: The update alternates across4 without reducing the initial loss.</w:t>
+        <w:t>Reason: The update alternates across 4 without reducing the initial loss.</w:t>
       </w:r>
     </w:p>
     <w:p>

--- a/downloads/workbook/ai-5-week-14.docx
+++ b/downloads/workbook/ai-5-week-14.docx
@@ -25,22 +25,45 @@
         <w:pStyle w:val="Heading1"/>
       </w:pPr>
       <w:r>
-        <w:t>01. Recall and choose your starting point</w:t>
-      </w:r>
-    </w:p>
-    <w:p>
-      <w:r>
-        <w:t>Record your starting explanation for Learning rate experiments before opening notes. Show any later correction separately.</w:t>
-      </w:r>
-    </w:p>
-    <w:p>
-      <w:pPr>
-        <w:spacing w:line="336" w:lineRule="auto" w:after="180"/>
-      </w:pPr>
-      <w:r>
-        <w:rPr>
-          <w:b w:val="0"/>
-        </w:rPr>
+        <w:t>One complete controlled-rate evidence record.</w:t>
+      </w:r>
+    </w:p>
+    <w:p>
+      <w:r>
+        <w:t>Trace paths,repair confounded comparisons and report training results within their scope.</w:t>
+      </w:r>
+    </w:p>
+    <w:p>
+      <w:r>
+        <w:t>W1–W3/W5 → selected new objective → project protocol ledger → changed-case return.</w:t>
+      </w:r>
+    </w:p>
+    <w:p>
+      <w:pPr>
+        <w:pStyle w:val="Heading1"/>
+      </w:pPr>
+      <w:r>
+        <w:t>01. Recall · Retrieve before notes</w:t>
+      </w:r>
+    </w:p>
+    <w:p>
+      <w:r>
+        <w:t>Keep this task’s inputs,rule and response together.</w:t>
+      </w:r>
+    </w:p>
+    <w:p>
+      <w:pPr>
+        <w:pStyle w:val="Heading2"/>
+      </w:pPr>
+      <w:r>
+        <w:t>Complete task and evidence</w:t>
+      </w:r>
+    </w:p>
+    <w:p>
+      <w:pPr>
+        <w:pStyle w:val="ListBullet"/>
+      </w:pPr>
+      <w:r>
         <w:t>Try the recall before opening notes. Then use a different colour or a labelled second line to correct your explanation.</w:t>
       </w:r>
     </w:p>
@@ -54,12 +77,9 @@
     </w:p>
     <w:p>
       <w:pPr>
-        <w:spacing w:line="336" w:lineRule="auto" w:after="180"/>
-      </w:pPr>
-      <w:r>
-        <w:rPr>
-          <w:b w:val="0"/>
-        </w:rPr>
+        <w:pStyle w:val="ListBullet"/>
+      </w:pPr>
+      <w:r>
         <w:t>Without opening the old lesson, explain one key idea from Batching and epochs. Give an example and a mistake that the idea helps you avoid.</w:t>
       </w:r>
     </w:p>
@@ -96,12 +116,9 @@
     </w:p>
     <w:p>
       <w:pPr>
-        <w:spacing w:line="336" w:lineRule="auto" w:after="180"/>
-      </w:pPr>
-      <w:r>
-        <w:rPr>
-          <w:b w:val="0"/>
-        </w:rPr>
+        <w:pStyle w:val="ListBullet"/>
+      </w:pPr>
+      <w:r>
         <w:t>Without opening the old lesson, explain one key idea from Updating parameters. Give an example and a mistake that the idea helps you avoid.</w:t>
       </w:r>
     </w:p>
@@ -138,12 +155,9 @@
     </w:p>
     <w:p>
       <w:pPr>
-        <w:spacing w:line="336" w:lineRule="auto" w:after="180"/>
-      </w:pPr>
-      <w:r>
-        <w:rPr>
-          <w:b w:val="0"/>
-        </w:rPr>
+        <w:pStyle w:val="ListBullet"/>
+      </w:pPr>
+      <w:r>
         <w:t>Without opening the old lesson, explain one key idea from Loss functions. Give an example and a mistake that the idea helps you avoid.</w:t>
       </w:r>
     </w:p>
@@ -180,82 +194,26 @@
     </w:p>
     <w:p>
       <w:pPr>
-        <w:spacing w:line="336" w:lineRule="auto" w:after="180"/>
-        <w:shd w:fill="F1F6F8"/>
-      </w:pPr>
-      <w:r>
-        <w:rPr>
-          <w:b w:val="0"/>
-        </w:rPr>
+        <w:pStyle w:val="ListBullet"/>
+      </w:pPr>
+      <w:r>
         <w:t>Use this reference for the original W1–W3 and W5 exercises. The separately named independent case supplies its own changed facts; use those facts for that attempt before feedback.</w:t>
       </w:r>
     </w:p>
     <w:p>
       <w:pPr>
-        <w:spacing w:line="336" w:lineRule="auto" w:after="180"/>
-      </w:pPr>
-      <w:r>
-        <w:rPr>
-          <w:b w:val="0"/>
-        </w:rPr>
-        <w:t xml:space="preserve">Use the same restricted network h = ReLU(x), y = vh, with only v trained. Keep the fictional </w:t>
-      </w:r>
-      <w:r>
-        <w:rPr>
-          <w:b/>
-        </w:rPr>
-        <w:t>training</w:t>
-      </w:r>
-      <w:r>
-        <w:rPr>
-          <w:b w:val="0"/>
-        </w:rPr>
-        <w:t xml:space="preserve"> pairs (1, 2) and (2, 4), start v = 0, and use one full-data batch per update.</w:t>
-      </w:r>
-    </w:p>
-    <w:p>
-      <w:pPr>
-        <w:spacing w:line="336" w:lineRule="auto" w:after="180"/>
-      </w:pPr>
-      <w:r>
-        <w:rPr>
-          <w:b w:val="0"/>
-        </w:rPr>
-        <w:t>Compare rates 0.05, 0.2, 0.3, 0.4 and 0.5 for exactly four updates each. Restart at zero for every run.</w:t>
-      </w:r>
-    </w:p>
-    <w:p>
-      <w:pPr>
-        <w:spacing w:line="336" w:lineRule="auto" w:after="180"/>
-      </w:pPr>
-      <w:r>
-        <w:rPr>
-          <w:b w:val="0"/>
-        </w:rPr>
-        <w:t xml:space="preserve">The </w:t>
-      </w:r>
-      <w:r>
-        <w:rPr>
-          <w:b/>
-        </w:rPr>
-        <w:t>training</w:t>
-      </w:r>
-      <w:r>
-        <w:rPr>
-          <w:b w:val="0"/>
-        </w:rPr>
-        <w:t xml:space="preserve"> objective is ordinary MSE: L(v) = 2.5 times (v - 2) squared. Its gradient is 5 times (v - 2). A step is new v = v - rate times 5 times (v - 2).</w:t>
-      </w:r>
-    </w:p>
-    <w:p>
-      <w:pPr>
-        <w:spacing w:line="336" w:lineRule="auto" w:after="180"/>
-      </w:pPr>
-      <w:r>
-        <w:rPr>
-          <w:b w:val="0"/>
-        </w:rPr>
-        <w:t>This small quadratic lets us explain each result rather than treating the rate as a magic setting.</w:t>
+        <w:pStyle w:val="ListBullet"/>
+      </w:pPr>
+      <w:r>
+        <w:t>Use the same restricted network h = ReLU(x), y = vh, with only v trained. Keep the fictional training pairs (1, 2) and (2, 4), start v = 0, and use one full-data batch per update. Compare rates 0.05, 0.2, 0.3, 0.4 and 0.5 for exactly four updates each. Restart at zero for every run.</w:t>
+      </w:r>
+    </w:p>
+    <w:p>
+      <w:pPr>
+        <w:pStyle w:val="ListBullet"/>
+      </w:pPr>
+      <w:r>
+        <w:t>The training objective is ordinary MSE: L(v) = 2.5 times (v - 2) squared. Its gradient is 5 times (v - 2). A step is new v = v - rate times 5 times (v - 2). This small quadratic lets us explain each result rather than treating the rate as a magic setting.</w:t>
       </w:r>
     </w:p>
     <w:tbl>
@@ -528,25 +486,10 @@
     </w:tbl>
     <w:p>
       <w:pPr>
-        <w:spacing w:line="336" w:lineRule="auto" w:after="180"/>
-      </w:pPr>
-      <w:r>
-        <w:rPr>
-          <w:b w:val="0"/>
-        </w:rPr>
-        <w:t xml:space="preserve">The same rate need not behave this way for another model, </w:t>
-      </w:r>
-      <w:r>
-        <w:rPr>
-          <w:b/>
-        </w:rPr>
-        <w:t>input</w:t>
-      </w:r>
-      <w:r>
-        <w:rPr>
-          <w:b w:val="0"/>
-        </w:rPr>
-        <w:t xml:space="preserve"> scale, loss convention or batch rule. Rate 0.2 is an exact one-step solution here because of this particular gradient formula.</w:t>
+        <w:pStyle w:val="ListBullet"/>
+      </w:pPr>
+      <w:r>
+        <w:t>The same rate need not behave this way for another model, input scale, loss convention or batch rule. Rate 0.2 is an exact one-step solution here because of this particular gradient formula.</w:t>
       </w:r>
     </w:p>
     <w:p>
@@ -554,135 +497,44 @@
         <w:pStyle w:val="Heading1"/>
       </w:pPr>
       <w:r>
-        <w:t>02. Practise with fading help</w:t>
-      </w:r>
-    </w:p>
-    <w:p>
-      <w:r>
-        <w:t>Complete the supported Learning rate experiments trace and record the first step you can explain without help.</w:t>
-      </w:r>
-    </w:p>
-    <w:p>
-      <w:pPr>
-        <w:spacing w:line="336" w:lineRule="auto" w:after="180"/>
-      </w:pPr>
-      <w:r>
-        <w:rPr>
-          <w:b w:val="0"/>
-        </w:rPr>
-        <w:t xml:space="preserve">Use W2: Explain a crossing for </w:t>
-      </w:r>
-      <w:r>
-        <w:rPr>
-          <w:b/>
-        </w:rPr>
-        <w:t>Learning rate</w:t>
-      </w:r>
-      <w:r>
-        <w:rPr>
-          <w:b w:val="0"/>
-        </w:rPr>
-        <w:t xml:space="preserve"> experiments. Record the answer once; the lesson and workbook refer to the same attempt.</w:t>
-      </w:r>
-    </w:p>
-    <w:tbl>
-      <w:tblPr>
-        <w:tblStyle w:val="LightShading-Accent1"/>
-        <w:tblW w:type="auto" w:w="0"/>
-        <w:tblLook w:firstColumn="1" w:firstRow="1" w:lastColumn="0" w:lastRow="0" w:noHBand="0" w:noVBand="1" w:val="04A0"/>
-      </w:tblPr>
-      <w:tblGrid>
-        <w:gridCol w:w="2556"/>
-        <w:gridCol w:w="2556"/>
-        <w:gridCol w:w="2556"/>
-        <w:gridCol w:w="2556"/>
-      </w:tblGrid>
-      <w:tr>
-        <w:trPr>
-          <w:tblHeader/>
-        </w:trPr>
-        <w:tc>
-          <w:tcPr>
-            <w:tcW w:type="dxa" w:w="2556"/>
-          </w:tcPr>
-          <w:p>
-            <w:r>
-              <w:t>Given inputs</w:t>
-            </w:r>
-          </w:p>
-        </w:tc>
-        <w:tc>
-          <w:tcPr>
-            <w:tcW w:type="dxa" w:w="2556"/>
-          </w:tcPr>
-          <w:p>
-            <w:r>
-              <w:t>Procedure I chose</w:t>
-            </w:r>
-          </w:p>
-        </w:tc>
-        <w:tc>
-          <w:tcPr>
-            <w:tcW w:type="dxa" w:w="2556"/>
-          </w:tcPr>
-          <w:p>
-            <w:r>
-              <w:t>Middle steps</w:t>
-            </w:r>
-          </w:p>
-        </w:tc>
-        <w:tc>
-          <w:tcPr>
-            <w:tcW w:type="dxa" w:w="2556"/>
-          </w:tcPr>
-          <w:p>
-            <w:r>
-              <w:t>Result and check</w:t>
-            </w:r>
-          </w:p>
-        </w:tc>
-      </w:tr>
-      <w:tr>
-        <w:tc>
-          <w:tcPr>
-            <w:tcW w:type="dxa" w:w="2556"/>
-          </w:tcPr>
-          <w:p>
-            <w:r/>
-          </w:p>
-        </w:tc>
-        <w:tc>
-          <w:tcPr>
-            <w:tcW w:type="dxa" w:w="2556"/>
-          </w:tcPr>
-          <w:p>
-            <w:r/>
-          </w:p>
-        </w:tc>
-        <w:tc>
-          <w:tcPr>
-            <w:tcW w:type="dxa" w:w="2556"/>
-          </w:tcPr>
-          <w:p>
-            <w:r/>
-          </w:p>
-        </w:tc>
-        <w:tc>
-          <w:tcPr>
-            <w:tcW w:type="dxa" w:w="2556"/>
-          </w:tcPr>
-          <w:p>
-            <w:r/>
-          </w:p>
-        </w:tc>
-      </w:tr>
-    </w:tbl>
+        <w:t>05. W1 · Explain the current example</w:t>
+      </w:r>
+    </w:p>
+    <w:p>
+      <w:r>
+        <w:t>Keep this task’s inputs,rule and response together.</w:t>
+      </w:r>
+    </w:p>
+    <w:p>
+      <w:pPr>
+        <w:pStyle w:val="Heading2"/>
+      </w:pPr>
+      <w:r>
+        <w:t>Complete task and evidence</w:t>
+      </w:r>
+    </w:p>
+    <w:p>
+      <w:pPr>
+        <w:pStyle w:val="ListBullet"/>
+      </w:pPr>
+      <w:r>
+        <w:t>Main restrictednetwork hReLU(x), onlyvtrained; two pairs(1, 2)/(2, 4), full-dataMSE2.5(v−2)², gradient 5(v−2), start 0, 4 updates. Distance multiplier 1−5 rate:.05→.75 same-side shrinking; .2→0 exact; .3→−.5 alternating shrinking; .4→−1 unchangedloss; .5→−1.5 growing. Mainrate.3v0/3/1.5/2.25/1.875, MSE 10/2.5/.625/.15625/.0390625. Positive0&lt;rate&lt;.4 reducesloss here; not universal. Two-row SSEdoublesgradient, so halve rate for same trajectory. Separate picture(a−4)²:rate.25 path2/3 and.75 path6/3 bothloss4/1; rate 1 path8/0 loss16/16. Independent(a−1)²uses a third gradient scale.</w:t>
+      </w:r>
+    </w:p>
+    <w:p>
+      <w:pPr>
+        <w:pStyle w:val="ListBullet"/>
+      </w:pPr>
+      <w:r>
+        <w:t>For rate 0.05, start v = 0 and compute two updates and their training MSE values using the lesson objective.</w:t>
+      </w:r>
+    </w:p>
     <w:p>
       <w:pPr>
         <w:pStyle w:val="Heading3"/>
       </w:pPr>
       <w:r>
-        <w:t>The step I completed without help, and the hint I needed</w:t>
+        <w:t>My reasoning and evidence</w:t>
       </w:r>
     </w:p>
     <w:p>
@@ -701,62 +553,55 @@
       </w:r>
     </w:p>
     <w:p>
+      <w:r>
+        <w:t>________________________________________________________________</w:t>
+      </w:r>
+    </w:p>
+    <w:p>
+      <w:r>
+        <w:t>________________________________________________________________</w:t>
+      </w:r>
+    </w:p>
+    <w:p>
+      <w:r>
+        <w:t>________________________________________________________________</w:t>
+      </w:r>
+    </w:p>
+    <w:p>
       <w:pPr>
         <w:pStyle w:val="Heading1"/>
       </w:pPr>
       <w:r>
-        <w:t>03. Individual reasoning check</w:t>
-      </w:r>
-    </w:p>
-    <w:p>
-      <w:r>
-        <w:t>Check the proposed Learning rate experiments explanation against the supplied facts before discussing it.</w:t>
-      </w:r>
-    </w:p>
-    <w:p>
-      <w:pPr>
-        <w:spacing w:line="336" w:lineRule="auto" w:after="180"/>
-      </w:pPr>
-      <w:r>
-        <w:rPr>
-          <w:b w:val="0"/>
-        </w:rPr>
-        <w:t xml:space="preserve">Use the worked case for </w:t>
-      </w:r>
-      <w:r>
-        <w:rPr>
-          <w:b/>
-        </w:rPr>
-        <w:t>Learning rate</w:t>
-      </w:r>
-      <w:r>
-        <w:rPr>
-          <w:b w:val="0"/>
-        </w:rPr>
-        <w:t xml:space="preserve"> experiments. Proposed explanation: “Crossing the minimum means </w:t>
-      </w:r>
-      <w:r>
-        <w:rPr>
-          <w:b/>
-        </w:rPr>
-        <w:t>divergence</w:t>
-      </w:r>
-      <w:r>
-        <w:rPr>
-          <w:b w:val="0"/>
-        </w:rPr>
-        <w:t>”. Decide whether this explanation is supported.</w:t>
-      </w:r>
-    </w:p>
-    <w:p>
-      <w:pPr>
-        <w:spacing w:line="336" w:lineRule="auto" w:after="180"/>
-      </w:pPr>
-      <w:r>
-        <w:rPr>
-          <w:b w:val="0"/>
-        </w:rPr>
-        <w:t>Point to the step or supplied fact that decides; explain your repair if needed.</w:t>
+        <w:t>06. W2 · Trace the calculation</w:t>
+      </w:r>
+    </w:p>
+    <w:p>
+      <w:r>
+        <w:t>Keep this task’s inputs,rule and response together.</w:t>
+      </w:r>
+    </w:p>
+    <w:p>
+      <w:pPr>
+        <w:pStyle w:val="Heading2"/>
+      </w:pPr>
+      <w:r>
+        <w:t>Complete task and evidence</w:t>
+      </w:r>
+    </w:p>
+    <w:p>
+      <w:pPr>
+        <w:pStyle w:val="ListBullet"/>
+      </w:pPr>
+      <w:r>
+        <w:t>Main restrictednetwork hReLU(x), onlyvtrained; two pairs(1, 2)/(2, 4), full-dataMSE2.5(v−2)², gradient 5(v−2), start 0, 4 updates. Distance multiplier 1−5 rate:.05→.75 same-side shrinking; .2→0 exact; .3→−.5 alternating shrinking; .4→−1 unchangedloss; .5→−1.5 growing. Mainrate.3v0/3/1.5/2.25/1.875, MSE 10/2.5/.625/.15625/.0390625. Positive0&lt;rate&lt;.4 reducesloss here; not universal. Two-row SSEdoublesgradient, so halve rate for same trajectory. Separate picture(a−4)²:rate.25 path2/3 and.75 path6/3 bothloss4/1; rate 1 path8/0 loss16/16. Independent(a−1)²uses a third gradient scale.</w:t>
+      </w:r>
+    </w:p>
+    <w:p>
+      <w:pPr>
+        <w:pStyle w:val="ListBullet"/>
+      </w:pPr>
+      <w:r>
+        <w:t>At rate 0.3 the first update gives v = 3, past the minimum at 2. Calculate the next v and loss. Has the first crossing proved divergence?</w:t>
       </w:r>
     </w:p>
     <w:p>
@@ -764,7 +609,7 @@
         <w:pStyle w:val="Heading3"/>
       </w:pPr>
       <w:r>
-        <w:t>My explanation before partner discussion</w:t>
+        <w:t>My reasoning and evidence</w:t>
       </w:r>
     </w:p>
     <w:p>
@@ -788,16 +633,50 @@
       </w:r>
     </w:p>
     <w:p>
+      <w:r>
+        <w:t>________________________________________________________________</w:t>
+      </w:r>
+    </w:p>
+    <w:p>
+      <w:r>
+        <w:t>________________________________________________________________</w:t>
+      </w:r>
+    </w:p>
+    <w:p>
       <w:pPr>
         <w:pStyle w:val="Heading1"/>
       </w:pPr>
       <w:r>
-        <w:t>04. Independent transfer case</w:t>
-      </w:r>
-    </w:p>
-    <w:p>
-      <w:r>
-        <w:t>Write one first attempt at the reserved independent case before feedback. Repeated copies of that case refer to the same recorded attempt.</w:t>
+        <w:t>07. W3 · Repair a misconception</w:t>
+      </w:r>
+    </w:p>
+    <w:p>
+      <w:r>
+        <w:t>Keep this task’s inputs,rule and response together.</w:t>
+      </w:r>
+    </w:p>
+    <w:p>
+      <w:pPr>
+        <w:pStyle w:val="Heading2"/>
+      </w:pPr>
+      <w:r>
+        <w:t>Complete task and evidence</w:t>
+      </w:r>
+    </w:p>
+    <w:p>
+      <w:pPr>
+        <w:pStyle w:val="ListBullet"/>
+      </w:pPr>
+      <w:r>
+        <w:t>Main restrictednetwork hReLU(x), onlyvtrained; two pairs(1, 2)/(2, 4), full-dataMSE2.5(v−2)², gradient 5(v−2), start 0, 4 updates. Distance multiplier 1−5 rate:.05→.75 same-side shrinking; .2→0 exact; .3→−.5 alternating shrinking; .4→−1 unchangedloss; .5→−1.5 growing. Mainrate.3v0/3/1.5/2.25/1.875, MSE 10/2.5/.625/.15625/.0390625. Positive0&lt;rate&lt;.4 reducesloss here; not universal. Two-row SSEdoublesgradient, so halve rate for same trajectory. Separate picture(a−4)²:rate.25 path2/3 and.75 path6/3 bothloss4/1; rate 1 path8/0 loss16/16. Independent(a−1)²uses a third gradient scale.</w:t>
+      </w:r>
+    </w:p>
+    <w:p>
+      <w:pPr>
+        <w:pStyle w:val="ListBullet"/>
+      </w:pPr>
+      <w:r>
+        <w:t>Replace MSE by the sum of squared errors on the two training pairs. Which rate reproduces the MSE run at rate 0.3? Explain using gradients.</w:t>
       </w:r>
     </w:p>
     <w:p>
@@ -805,17 +684,148 @@
         <w:pStyle w:val="Heading3"/>
       </w:pPr>
       <w:r>
+        <w:t>My reasoning and evidence</w:t>
+      </w:r>
+    </w:p>
+    <w:p>
+      <w:r>
+        <w:t>________________________________________________________________</w:t>
+      </w:r>
+    </w:p>
+    <w:p>
+      <w:r>
+        <w:t>________________________________________________________________</w:t>
+      </w:r>
+    </w:p>
+    <w:p>
+      <w:r>
+        <w:t>________________________________________________________________</w:t>
+      </w:r>
+    </w:p>
+    <w:p>
+      <w:r>
+        <w:t>________________________________________________________________</w:t>
+      </w:r>
+    </w:p>
+    <w:p>
+      <w:r>
+        <w:t>________________________________________________________________</w:t>
+      </w:r>
+    </w:p>
+    <w:p>
+      <w:r>
+        <w:t>________________________________________________________________</w:t>
+      </w:r>
+    </w:p>
+    <w:p>
+      <w:pPr>
+        <w:pStyle w:val="Heading1"/>
+      </w:pPr>
+      <w:r>
+        <w:t>09. W5 · Explain the limitation</w:t>
+      </w:r>
+    </w:p>
+    <w:p>
+      <w:r>
+        <w:t>Keep this task’s inputs,rule and response together.</w:t>
+      </w:r>
+    </w:p>
+    <w:p>
+      <w:pPr>
+        <w:pStyle w:val="Heading2"/>
+      </w:pPr>
+      <w:r>
+        <w:t>Complete task and evidence</w:t>
+      </w:r>
+    </w:p>
+    <w:p>
+      <w:pPr>
+        <w:pStyle w:val="ListBullet"/>
+      </w:pPr>
+      <w:r>
+        <w:t>Main restrictednetwork hReLU(x), onlyvtrained; two pairs(1, 2)/(2, 4), full-dataMSE2.5(v−2)², gradient 5(v−2), start 0, 4 updates. Distance multiplier 1−5 rate:.05→.75 same-side shrinking; .2→0 exact; .3→−.5 alternating shrinking; .4→−1 unchangedloss; .5→−1.5 growing. Mainrate.3v0/3/1.5/2.25/1.875, MSE 10/2.5/.625/.15625/.0390625. Positive0&lt;rate&lt;.4 reducesloss here; not universal. Two-row SSEdoublesgradient, so halve rate for same trajectory. Separate picture(a−4)²:rate.25 path2/3 and.75 path6/3 bothloss4/1; rate 1 path8/0 loss16/16. Independent(a−1)²uses a third gradient scale.</w:t>
+      </w:r>
+    </w:p>
+    <w:p>
+      <w:pPr>
+        <w:pStyle w:val="ListBullet"/>
+      </w:pPr>
+      <w:r>
+        <w:t>Run A starts v = 0 with full-data batches for four updates. Run B starts at the final A value, changes both rate and batch size, then compares final training losses. Can the difference be attributed only to rate? Propose a repair.</w:t>
+      </w:r>
+    </w:p>
+    <w:p>
+      <w:pPr>
+        <w:pStyle w:val="Heading3"/>
+      </w:pPr>
+      <w:r>
+        <w:t>My reasoning and evidence</w:t>
+      </w:r>
+    </w:p>
+    <w:p>
+      <w:r>
+        <w:t>________________________________________________________________</w:t>
+      </w:r>
+    </w:p>
+    <w:p>
+      <w:r>
+        <w:t>________________________________________________________________</w:t>
+      </w:r>
+    </w:p>
+    <w:p>
+      <w:r>
+        <w:t>________________________________________________________________</w:t>
+      </w:r>
+    </w:p>
+    <w:p>
+      <w:r>
+        <w:t>________________________________________________________________</w:t>
+      </w:r>
+    </w:p>
+    <w:p>
+      <w:r>
+        <w:t>________________________________________________________________</w:t>
+      </w:r>
+    </w:p>
+    <w:p>
+      <w:r>
+        <w:t>________________________________________________________________</w:t>
+      </w:r>
+    </w:p>
+    <w:p>
+      <w:pPr>
+        <w:pStyle w:val="Heading1"/>
+      </w:pPr>
+      <w:r>
+        <w:t>04. Try alone · Selected transfer</w:t>
+      </w:r>
+    </w:p>
+    <w:p>
+      <w:r>
+        <w:t>Keep this task’s inputs,rule and response together.</w:t>
+      </w:r>
+    </w:p>
+    <w:p>
+      <w:pPr>
+        <w:pStyle w:val="Heading2"/>
+      </w:pPr>
+      <w:r>
+        <w:t>Complete task and evidence</w:t>
+      </w:r>
+    </w:p>
+    <w:p>
+      <w:pPr>
+        <w:pStyle w:val="Heading3"/>
+      </w:pPr>
+      <w:r>
         <w:t>Independent case: Compare a new objective independently</w:t>
       </w:r>
     </w:p>
     <w:p>
       <w:pPr>
-        <w:spacing w:line="336" w:lineRule="auto" w:after="180"/>
-      </w:pPr>
-      <w:r>
-        <w:rPr>
-          <w:b w:val="0"/>
-        </w:rPr>
+        <w:pStyle w:val="ListBullet"/>
+      </w:pPr>
+      <w:r>
         <w:t>Use J(a) = (a - 1) squared with gradient 2(a - 1), start a = 0 and two updates. Restart for each rate 0.25, 0.5 and 1. Compute the two new a values and losses for each run. Identify the result supported after two updates.</w:t>
       </w:r>
     </w:p>
@@ -864,12 +874,9 @@
     </w:p>
     <w:p>
       <w:pPr>
-        <w:spacing w:line="336" w:lineRule="auto" w:after="180"/>
-      </w:pPr>
-      <w:r>
-        <w:rPr>
-          <w:b w:val="0"/>
-        </w:rPr>
+        <w:pStyle w:val="ListBullet"/>
+      </w:pPr>
+      <w:r>
         <w:t>Attempt this case before feedback. Record any help. Earlier examples below are further practice; a case already practised with feedback cannot establish fresh transfer.</w:t>
       </w:r>
     </w:p>
@@ -878,35 +885,28 @@
         <w:pStyle w:val="Heading1"/>
       </w:pPr>
       <w:r>
-        <w:t>05. W1 Trace slow progress</w:t>
-      </w:r>
-    </w:p>
-    <w:p>
-      <w:r>
-        <w:t>Trace slow progress. Apply the supplied Learning rate experiments facts and keep your reasoning.</w:t>
-      </w:r>
-    </w:p>
-    <w:p>
-      <w:pPr>
-        <w:spacing w:line="336" w:lineRule="auto" w:after="180"/>
-      </w:pPr>
-      <w:r>
-        <w:rPr>
-          <w:b w:val="0"/>
-        </w:rPr>
-        <w:t xml:space="preserve">For rate 0.05, start v = 0 and compute two updates and their </w:t>
-      </w:r>
-      <w:r>
-        <w:rPr>
-          <w:b/>
-        </w:rPr>
-        <w:t>training</w:t>
-      </w:r>
-      <w:r>
-        <w:rPr>
-          <w:b w:val="0"/>
-        </w:rPr>
-        <w:t xml:space="preserve"> MSE values using the lesson objective.</w:t>
+        <w:t>10. Project · Keep the mathematical evidence</w:t>
+      </w:r>
+    </w:p>
+    <w:p>
+      <w:r>
+        <w:t>Keep this task’s inputs,rule and response together.</w:t>
+      </w:r>
+    </w:p>
+    <w:p>
+      <w:pPr>
+        <w:pStyle w:val="Heading2"/>
+      </w:pPr>
+      <w:r>
+        <w:t>Complete task and evidence</w:t>
+      </w:r>
+    </w:p>
+    <w:p>
+      <w:pPr>
+        <w:pStyle w:val="ListBullet"/>
+      </w:pPr>
+      <w:r>
+        <w:t>Add a labelled learning rate experiments evidence sheet to Image-pattern Network Investigation. Show how you can run a controlled comparison of learning rates. Use the supplied fictional case and keep its inputs, intermediate steps, calculation or prediction, and limitation. Connect this record to last week’s record; a matching answer without a trace is insufficient.</w:t>
       </w:r>
     </w:p>
     <w:p>
@@ -914,7 +914,7 @@
         <w:pStyle w:val="Heading3"/>
       </w:pPr>
       <w:r>
-        <w:t>My reasoning and evidence</w:t>
+        <w:t>My project change, supporting evidence and remaining limit</w:t>
       </w:r>
     </w:p>
     <w:p>
@@ -952,463 +952,20 @@
         <w:pStyle w:val="Heading1"/>
       </w:pPr>
       <w:r>
-        <w:t>06. W2 Explain a crossing</w:t>
-      </w:r>
-    </w:p>
-    <w:p>
-      <w:r>
-        <w:t>Explain a crossing. Apply the supplied Learning rate experiments facts and keep your reasoning.</w:t>
-      </w:r>
-    </w:p>
-    <w:p>
-      <w:pPr>
-        <w:spacing w:line="336" w:lineRule="auto" w:after="180"/>
-        <w:shd w:fill="F5F1FB"/>
-      </w:pPr>
-      <w:r>
-        <w:rPr>
-          <w:b w:val="0"/>
-        </w:rPr>
-        <w:t xml:space="preserve">At rate 0.3 the first update gives v = 3, past the minimum at 2. Calculate the next v and loss. Has the first crossing proved </w:t>
-      </w:r>
-      <w:r>
-        <w:rPr>
-          <w:b/>
-        </w:rPr>
-        <w:t>divergence</w:t>
-      </w:r>
-      <w:r>
-        <w:rPr>
-          <w:b w:val="0"/>
-        </w:rPr>
-        <w:t>?</w:t>
-      </w:r>
-    </w:p>
-    <w:p>
-      <w:pPr>
-        <w:pStyle w:val="Heading3"/>
-      </w:pPr>
-      <w:r>
-        <w:t>My reasoning and evidence</w:t>
-      </w:r>
-    </w:p>
-    <w:p>
-      <w:r>
-        <w:t>________________________________________________________________</w:t>
-      </w:r>
-    </w:p>
-    <w:p>
-      <w:r>
-        <w:t>________________________________________________________________</w:t>
-      </w:r>
-    </w:p>
-    <w:p>
-      <w:r>
-        <w:t>________________________________________________________________</w:t>
-      </w:r>
-    </w:p>
-    <w:p>
-      <w:r>
-        <w:t>________________________________________________________________</w:t>
-      </w:r>
-    </w:p>
-    <w:p>
-      <w:r>
-        <w:t>________________________________________________________________</w:t>
-      </w:r>
-    </w:p>
-    <w:p>
-      <w:r>
-        <w:t>________________________________________________________________</w:t>
-      </w:r>
-    </w:p>
-    <w:p>
-      <w:pPr>
-        <w:pStyle w:val="Heading1"/>
-      </w:pPr>
-      <w:r>
-        <w:t>07. W3 Preserve an update after rescaling loss</w:t>
-      </w:r>
-    </w:p>
-    <w:p>
-      <w:r>
-        <w:t>Preserve an update after rescaling loss. Apply the supplied Learning rate experiments facts and keep your reasoning.</w:t>
-      </w:r>
-    </w:p>
-    <w:p>
-      <w:pPr>
-        <w:spacing w:line="336" w:lineRule="auto" w:after="180"/>
-      </w:pPr>
-      <w:r>
-        <w:rPr>
-          <w:b w:val="0"/>
-        </w:rPr>
-        <w:t xml:space="preserve">Replace MSE by the sum of squared errors on the two </w:t>
-      </w:r>
-      <w:r>
-        <w:rPr>
-          <w:b/>
-        </w:rPr>
-        <w:t>training</w:t>
-      </w:r>
-      <w:r>
-        <w:rPr>
-          <w:b w:val="0"/>
-        </w:rPr>
-        <w:t xml:space="preserve"> pairs. Which rate reproduces the MSE run at rate 0.3? Explain using gradients.</w:t>
-      </w:r>
-    </w:p>
-    <w:p>
-      <w:pPr>
-        <w:pStyle w:val="Heading3"/>
-      </w:pPr>
-      <w:r>
-        <w:t>My reasoning and evidence</w:t>
-      </w:r>
-    </w:p>
-    <w:p>
-      <w:r>
-        <w:t>________________________________________________________________</w:t>
-      </w:r>
-    </w:p>
-    <w:p>
-      <w:r>
-        <w:t>________________________________________________________________</w:t>
-      </w:r>
-    </w:p>
-    <w:p>
-      <w:r>
-        <w:t>________________________________________________________________</w:t>
-      </w:r>
-    </w:p>
-    <w:p>
-      <w:r>
-        <w:t>________________________________________________________________</w:t>
-      </w:r>
-    </w:p>
-    <w:p>
-      <w:r>
-        <w:t>________________________________________________________________</w:t>
-      </w:r>
-    </w:p>
-    <w:p>
-      <w:r>
-        <w:t>________________________________________________________________</w:t>
-      </w:r>
-    </w:p>
-    <w:p>
-      <w:pPr>
-        <w:pStyle w:val="Heading1"/>
-      </w:pPr>
-      <w:r>
-        <w:t>08. W4 Compare a new objective independently</w:t>
-      </w:r>
-    </w:p>
-    <w:p>
-      <w:r>
-        <w:t>Attempt before feedback. If this repeats the selected independent case, reuse that first attempt; otherwise keep a separate record. Compare a new objective independently. Apply the supplied Learning rate experiments facts and keep your reasoning.</w:t>
-      </w:r>
-    </w:p>
-    <w:p>
-      <w:pPr>
-        <w:spacing w:line="336" w:lineRule="auto" w:after="180"/>
-      </w:pPr>
-      <w:r>
-        <w:rPr>
-          <w:b w:val="0"/>
-        </w:rPr>
-        <w:t>Use J(a) = (a - 1) squared with gradient 2(a - 1), start a = 0 and two updates. Restart for each rate 0.25, 0.5 and 1. Compute the two new a values and losses for each run. Identify the result supported after two updates.</w:t>
-      </w:r>
-    </w:p>
-    <w:p>
-      <w:pPr>
-        <w:pStyle w:val="Heading3"/>
-      </w:pPr>
-      <w:r>
-        <w:t>My reasoning and evidence</w:t>
-      </w:r>
-    </w:p>
-    <w:p>
-      <w:r>
-        <w:t>________________________________________________________________</w:t>
-      </w:r>
-    </w:p>
-    <w:p>
-      <w:r>
-        <w:t>________________________________________________________________</w:t>
-      </w:r>
-    </w:p>
-    <w:p>
-      <w:r>
-        <w:t>________________________________________________________________</w:t>
-      </w:r>
-    </w:p>
-    <w:p>
-      <w:r>
-        <w:t>________________________________________________________________</w:t>
-      </w:r>
-    </w:p>
-    <w:p>
-      <w:r>
-        <w:t>________________________________________________________________</w:t>
-      </w:r>
-    </w:p>
-    <w:p>
-      <w:r>
-        <w:t>________________________________________________________________</w:t>
-      </w:r>
-    </w:p>
-    <w:p>
-      <w:r>
-        <w:t>________________________________________________________________</w:t>
-      </w:r>
-    </w:p>
-    <w:p>
-      <w:r>
-        <w:t>________________________________________________________________</w:t>
-      </w:r>
-    </w:p>
-    <w:p>
-      <w:pPr>
-        <w:pStyle w:val="Heading1"/>
-      </w:pPr>
-      <w:r>
-        <w:t>09. W5 Find an unfair comparison</w:t>
-      </w:r>
-    </w:p>
-    <w:p>
-      <w:r>
-        <w:t>Find an unfair comparison. Apply the supplied Learning rate experiments facts and keep your reasoning.</w:t>
-      </w:r>
-    </w:p>
-    <w:p>
-      <w:pPr>
-        <w:spacing w:line="336" w:lineRule="auto" w:after="180"/>
-      </w:pPr>
-      <w:r>
-        <w:rPr>
-          <w:b w:val="0"/>
-        </w:rPr>
-        <w:t xml:space="preserve">Run A starts v = 0 with full-data batches for four updates. Run B starts at the final A value, changes both rate and batch size, then compares final </w:t>
-      </w:r>
-      <w:r>
-        <w:rPr>
-          <w:b/>
-        </w:rPr>
-        <w:t>training</w:t>
-      </w:r>
-      <w:r>
-        <w:rPr>
-          <w:b w:val="0"/>
-        </w:rPr>
-        <w:t xml:space="preserve"> losses. Can the difference be attributed only to rate?</w:t>
-      </w:r>
-    </w:p>
-    <w:p>
-      <w:pPr>
-        <w:spacing w:line="336" w:lineRule="auto" w:after="180"/>
-      </w:pPr>
-      <w:r>
-        <w:rPr>
-          <w:b w:val="0"/>
-        </w:rPr>
-        <w:t>Propose a repair.</w:t>
-      </w:r>
-    </w:p>
-    <w:p>
-      <w:pPr>
-        <w:pStyle w:val="Heading3"/>
-      </w:pPr>
-      <w:r>
-        <w:t>My reasoning and evidence</w:t>
-      </w:r>
-    </w:p>
-    <w:p>
-      <w:r>
-        <w:t>________________________________________________________________</w:t>
-      </w:r>
-    </w:p>
-    <w:p>
-      <w:r>
-        <w:t>________________________________________________________________</w:t>
-      </w:r>
-    </w:p>
-    <w:p>
-      <w:r>
-        <w:t>________________________________________________________________</w:t>
-      </w:r>
-    </w:p>
-    <w:p>
-      <w:r>
-        <w:t>________________________________________________________________</w:t>
-      </w:r>
-    </w:p>
-    <w:p>
-      <w:r>
-        <w:t>________________________________________________________________</w:t>
-      </w:r>
-    </w:p>
-    <w:p>
-      <w:r>
-        <w:t>________________________________________________________________</w:t>
-      </w:r>
-    </w:p>
-    <w:p>
-      <w:pPr>
-        <w:pStyle w:val="Heading1"/>
-      </w:pPr>
-      <w:r>
-        <w:t>10. Project checkpoint and reflection</w:t>
-      </w:r>
-    </w:p>
-    <w:p>
-      <w:r>
-        <w:t>Connect Learning rate experiments to Image-pattern Network Investigation, identify a limit and choose the next useful test.</w:t>
-      </w:r>
-    </w:p>
-    <w:p>
-      <w:pPr>
-        <w:spacing w:line="336" w:lineRule="auto" w:after="180"/>
-      </w:pPr>
-      <w:r>
-        <w:rPr>
-          <w:b w:val="0"/>
-        </w:rPr>
-        <w:t xml:space="preserve">Add a labelled </w:t>
-      </w:r>
-      <w:r>
-        <w:rPr>
-          <w:b/>
-        </w:rPr>
-        <w:t>learning rate</w:t>
-      </w:r>
-      <w:r>
-        <w:rPr>
-          <w:b w:val="0"/>
-        </w:rPr>
-        <w:t xml:space="preserve"> experiments </w:t>
-      </w:r>
-      <w:r>
-        <w:rPr>
-          <w:b/>
-        </w:rPr>
-        <w:t>evidence</w:t>
-      </w:r>
-      <w:r>
-        <w:rPr>
-          <w:b w:val="0"/>
-        </w:rPr>
-        <w:t xml:space="preserve"> sheet to Image-pattern Network Investigation. Show how you can run a </w:t>
-      </w:r>
-      <w:r>
-        <w:rPr>
-          <w:b/>
-        </w:rPr>
-        <w:t>controlled comparison</w:t>
-      </w:r>
-      <w:r>
-        <w:rPr>
-          <w:b w:val="0"/>
-        </w:rPr>
-        <w:t xml:space="preserve"> of </w:t>
-      </w:r>
-      <w:r>
-        <w:rPr>
-          <w:b/>
-        </w:rPr>
-        <w:t>learning rate</w:t>
-      </w:r>
-      <w:r>
-        <w:rPr>
-          <w:b w:val="0"/>
-        </w:rPr>
-        <w:t>s.</w:t>
-      </w:r>
-    </w:p>
-    <w:p>
-      <w:pPr>
-        <w:spacing w:line="336" w:lineRule="auto" w:after="180"/>
-      </w:pPr>
-      <w:r>
-        <w:rPr>
-          <w:b w:val="0"/>
-        </w:rPr>
-        <w:t xml:space="preserve">Use the supplied fictional case and keep its </w:t>
-      </w:r>
-      <w:r>
-        <w:rPr>
-          <w:b/>
-        </w:rPr>
-        <w:t>input</w:t>
-      </w:r>
-      <w:r>
-        <w:rPr>
-          <w:b w:val="0"/>
-        </w:rPr>
-        <w:t xml:space="preserve">s, intermediate steps, calculation or </w:t>
-      </w:r>
-      <w:r>
-        <w:rPr>
-          <w:b/>
-        </w:rPr>
-        <w:t>prediction</w:t>
-      </w:r>
-      <w:r>
-        <w:rPr>
-          <w:b w:val="0"/>
-        </w:rPr>
-        <w:t>, and limitation. Connect this record to last week’s record; a matching answer without a trace is insufficient.</w:t>
-      </w:r>
-    </w:p>
-    <w:p>
-      <w:pPr>
-        <w:pStyle w:val="Heading3"/>
-      </w:pPr>
-      <w:r>
-        <w:t>My project change, supporting evidence and remaining limit</w:t>
-      </w:r>
-    </w:p>
-    <w:p>
-      <w:r>
-        <w:t>________________________________________________________________</w:t>
-      </w:r>
-    </w:p>
-    <w:p>
-      <w:r>
-        <w:t>________________________________________________________________</w:t>
-      </w:r>
-    </w:p>
-    <w:p>
-      <w:r>
-        <w:t>________________________________________________________________</w:t>
-      </w:r>
-    </w:p>
-    <w:p>
-      <w:r>
-        <w:t>________________________________________________________________</w:t>
-      </w:r>
-    </w:p>
-    <w:p>
-      <w:r>
-        <w:t>________________________________________________________________</w:t>
-      </w:r>
-    </w:p>
-    <w:p>
-      <w:r>
-        <w:t>________________________________________________________________</w:t>
-      </w:r>
-    </w:p>
-    <w:p>
-      <w:pPr>
-        <w:pStyle w:val="Heading1"/>
-      </w:pPr>
-      <w:r>
-        <w:t>11. Feedback, return check and learning record</w:t>
-      </w:r>
-    </w:p>
-    <w:p>
-      <w:r>
-        <w:t>Record the first repaired step and a different case to revisit after a delay.</w:t>
+        <w:t>11. Feedback · Repair and return</w:t>
+      </w:r>
+    </w:p>
+    <w:p>
+      <w:r>
+        <w:t>Keep this task’s inputs,rule and response together.</w:t>
+      </w:r>
+    </w:p>
+    <w:p>
+      <w:pPr>
+        <w:pStyle w:val="Heading2"/>
+      </w:pPr>
+      <w:r>
+        <w:t>Complete task and evidence</w:t>
       </w:r>
     </w:p>
     <w:tbl>
@@ -1549,12 +1106,9 @@
     </w:tbl>
     <w:p>
       <w:pPr>
-        <w:spacing w:line="336" w:lineRule="auto" w:after="180"/>
-      </w:pPr>
-      <w:r>
-        <w:rPr>
-          <w:b w:val="0"/>
-        </w:rPr>
+        <w:pStyle w:val="ListBullet"/>
+      </w:pPr>
+      <w:r>
         <w:t>Revisit this idea with your teacher after a delay. Familiarity is different from explaining and using it on a changed case.</w:t>
       </w:r>
     </w:p>
@@ -1563,69 +1117,330 @@
         <w:pStyle w:val="Heading1"/>
       </w:pPr>
       <w:r>
-        <w:t>12. Pictorial case practice: Learning rate experiments</w:t>
-      </w:r>
-    </w:p>
-    <w:p>
-      <w:r>
-        <w:t>Compare learning rates with identical starting loss and update counts. Explain the labelled step before checking the changed condition.</w:t>
-      </w:r>
-    </w:p>
-    <w:p>
-      <w:pPr>
-        <w:spacing w:line="336" w:lineRule="auto" w:after="180"/>
-      </w:pPr>
-      <w:r>
-        <w:rPr>
-          <w:b w:val="0"/>
-        </w:rPr>
-        <w:t xml:space="preserve">Compare </w:t>
-      </w:r>
-      <w:r>
-        <w:rPr>
-          <w:b/>
-        </w:rPr>
-        <w:t>learning rate</w:t>
-      </w:r>
-      <w:r>
-        <w:rPr>
-          <w:b w:val="0"/>
-        </w:rPr>
-        <w:t>s with identical starting loss and update counts.</w:t>
-      </w:r>
-    </w:p>
-    <w:p>
-      <w:pPr>
-        <w:spacing w:line="336" w:lineRule="auto" w:after="180"/>
-      </w:pPr>
-      <w:r>
-        <w:rPr>
-          <w:b w:val="0"/>
-        </w:rPr>
+        <w:t>Reference bank and extra practice</w:t>
+      </w:r>
+    </w:p>
+    <w:p>
+      <w:pPr>
+        <w:pStyle w:val="Heading1"/>
+      </w:pPr>
+      <w:r>
+        <w:t>02. Reference · Supported W2 record</w:t>
+      </w:r>
+    </w:p>
+    <w:p>
+      <w:r>
+        <w:t>Keep this task’s inputs,rule and response together.</w:t>
+      </w:r>
+    </w:p>
+    <w:p>
+      <w:pPr>
+        <w:pStyle w:val="Heading2"/>
+      </w:pPr>
+      <w:r>
+        <w:t>Complete task and evidence</w:t>
+      </w:r>
+    </w:p>
+    <w:p>
+      <w:pPr>
+        <w:pStyle w:val="ListBullet"/>
+      </w:pPr>
+      <w:r>
+        <w:t>Use W2: Explain a crossing for Learning rate experiments. Record the answer once; the lesson and workbook refer to the same attempt.</w:t>
+      </w:r>
+    </w:p>
+    <w:tbl>
+      <w:tblPr>
+        <w:tblStyle w:val="LightShading-Accent1"/>
+        <w:tblW w:type="auto" w:w="0"/>
+        <w:tblLook w:firstColumn="1" w:firstRow="1" w:lastColumn="0" w:lastRow="0" w:noHBand="0" w:noVBand="1" w:val="04A0"/>
+      </w:tblPr>
+      <w:tblGrid>
+        <w:gridCol w:w="2556"/>
+        <w:gridCol w:w="2556"/>
+        <w:gridCol w:w="2556"/>
+        <w:gridCol w:w="2556"/>
+      </w:tblGrid>
+      <w:tr>
+        <w:trPr>
+          <w:tblHeader/>
+        </w:trPr>
+        <w:tc>
+          <w:tcPr>
+            <w:tcW w:type="dxa" w:w="2556"/>
+          </w:tcPr>
+          <w:p>
+            <w:r>
+              <w:t>Given inputs</w:t>
+            </w:r>
+          </w:p>
+        </w:tc>
+        <w:tc>
+          <w:tcPr>
+            <w:tcW w:type="dxa" w:w="2556"/>
+          </w:tcPr>
+          <w:p>
+            <w:r>
+              <w:t>Procedure I chose</w:t>
+            </w:r>
+          </w:p>
+        </w:tc>
+        <w:tc>
+          <w:tcPr>
+            <w:tcW w:type="dxa" w:w="2556"/>
+          </w:tcPr>
+          <w:p>
+            <w:r>
+              <w:t>Middle steps</w:t>
+            </w:r>
+          </w:p>
+        </w:tc>
+        <w:tc>
+          <w:tcPr>
+            <w:tcW w:type="dxa" w:w="2556"/>
+          </w:tcPr>
+          <w:p>
+            <w:r>
+              <w:t>Result and check</w:t>
+            </w:r>
+          </w:p>
+        </w:tc>
+      </w:tr>
+      <w:tr>
+        <w:tc>
+          <w:tcPr>
+            <w:tcW w:type="dxa" w:w="2556"/>
+          </w:tcPr>
+          <w:p>
+            <w:r/>
+          </w:p>
+        </w:tc>
+        <w:tc>
+          <w:tcPr>
+            <w:tcW w:type="dxa" w:w="2556"/>
+          </w:tcPr>
+          <w:p>
+            <w:r/>
+          </w:p>
+        </w:tc>
+        <w:tc>
+          <w:tcPr>
+            <w:tcW w:type="dxa" w:w="2556"/>
+          </w:tcPr>
+          <w:p>
+            <w:r/>
+          </w:p>
+        </w:tc>
+        <w:tc>
+          <w:tcPr>
+            <w:tcW w:type="dxa" w:w="2556"/>
+          </w:tcPr>
+          <w:p>
+            <w:r/>
+          </w:p>
+        </w:tc>
+      </w:tr>
+    </w:tbl>
+    <w:p>
+      <w:pPr>
+        <w:pStyle w:val="Heading3"/>
+      </w:pPr>
+      <w:r>
+        <w:t>The step I completed without help, and the hint I needed</w:t>
+      </w:r>
+    </w:p>
+    <w:p>
+      <w:r>
+        <w:t>________________________________________________________________</w:t>
+      </w:r>
+    </w:p>
+    <w:p>
+      <w:r>
+        <w:t>________________________________________________________________</w:t>
+      </w:r>
+    </w:p>
+    <w:p>
+      <w:r>
+        <w:t>________________________________________________________________</w:t>
+      </w:r>
+    </w:p>
+    <w:p>
+      <w:pPr>
+        <w:pStyle w:val="Heading1"/>
+      </w:pPr>
+      <w:r>
+        <w:t>03. Extra practice · Individual reasoning check</w:t>
+      </w:r>
+    </w:p>
+    <w:p>
+      <w:r>
+        <w:t>Keep this task’s inputs,rule and response together.</w:t>
+      </w:r>
+    </w:p>
+    <w:p>
+      <w:pPr>
+        <w:pStyle w:val="Heading2"/>
+      </w:pPr>
+      <w:r>
+        <w:t>Complete task and evidence</w:t>
+      </w:r>
+    </w:p>
+    <w:p>
+      <w:pPr>
+        <w:pStyle w:val="ListBullet"/>
+      </w:pPr>
+      <w:r>
+        <w:t>Use the worked case for Learning rate experiments. Proposed explanation: “Crossing the minimum means divergence”. Decide whether this explanation is supported. Point to the step or supplied fact that decides; explain your repair if needed.</w:t>
+      </w:r>
+    </w:p>
+    <w:p>
+      <w:pPr>
+        <w:pStyle w:val="Heading3"/>
+      </w:pPr>
+      <w:r>
+        <w:t>My explanation before partner discussion</w:t>
+      </w:r>
+    </w:p>
+    <w:p>
+      <w:r>
+        <w:t>________________________________________________________________</w:t>
+      </w:r>
+    </w:p>
+    <w:p>
+      <w:r>
+        <w:t>________________________________________________________________</w:t>
+      </w:r>
+    </w:p>
+    <w:p>
+      <w:r>
+        <w:t>________________________________________________________________</w:t>
+      </w:r>
+    </w:p>
+    <w:p>
+      <w:r>
+        <w:t>________________________________________________________________</w:t>
+      </w:r>
+    </w:p>
+    <w:p>
+      <w:pPr>
+        <w:pStyle w:val="Heading1"/>
+      </w:pPr>
+      <w:r>
+        <w:t>08. Reference · Earlier W4 response copy</w:t>
+      </w:r>
+    </w:p>
+    <w:p>
+      <w:r>
+        <w:t>Keep this task’s inputs,rule and response together.</w:t>
+      </w:r>
+    </w:p>
+    <w:p>
+      <w:pPr>
+        <w:pStyle w:val="Heading2"/>
+      </w:pPr>
+      <w:r>
+        <w:t>Complete task and evidence</w:t>
+      </w:r>
+    </w:p>
+    <w:p>
+      <w:pPr>
+        <w:pStyle w:val="ListBullet"/>
+      </w:pPr>
+      <w:r>
+        <w:t>Use J(a) = (a - 1) squared with gradient 2(a - 1), start a = 0 and two updates. Restart for each rate 0.25, 0.5 and 1. Compute the two new a values and losses for each run. Identify the result supported after two updates.</w:t>
+      </w:r>
+    </w:p>
+    <w:p>
+      <w:pPr>
+        <w:pStyle w:val="Heading3"/>
+      </w:pPr>
+      <w:r>
+        <w:t>My reasoning and evidence</w:t>
+      </w:r>
+    </w:p>
+    <w:p>
+      <w:r>
+        <w:t>________________________________________________________________</w:t>
+      </w:r>
+    </w:p>
+    <w:p>
+      <w:r>
+        <w:t>________________________________________________________________</w:t>
+      </w:r>
+    </w:p>
+    <w:p>
+      <w:r>
+        <w:t>________________________________________________________________</w:t>
+      </w:r>
+    </w:p>
+    <w:p>
+      <w:r>
+        <w:t>________________________________________________________________</w:t>
+      </w:r>
+    </w:p>
+    <w:p>
+      <w:r>
+        <w:t>________________________________________________________________</w:t>
+      </w:r>
+    </w:p>
+    <w:p>
+      <w:r>
+        <w:t>________________________________________________________________</w:t>
+      </w:r>
+    </w:p>
+    <w:p>
+      <w:r>
+        <w:t>________________________________________________________________</w:t>
+      </w:r>
+    </w:p>
+    <w:p>
+      <w:r>
+        <w:t>________________________________________________________________</w:t>
+      </w:r>
+    </w:p>
+    <w:p>
+      <w:pPr>
+        <w:pStyle w:val="Heading1"/>
+      </w:pPr>
+      <w:r>
+        <w:t>12. Extra practice · Pictured case</w:t>
+      </w:r>
+    </w:p>
+    <w:p>
+      <w:r>
+        <w:t>Keep this task’s inputs,rule and response together.</w:t>
+      </w:r>
+    </w:p>
+    <w:p>
+      <w:pPr>
+        <w:pStyle w:val="Heading2"/>
+      </w:pPr>
+      <w:r>
+        <w:t>Complete task and evidence</w:t>
+      </w:r>
+    </w:p>
+    <w:p>
+      <w:pPr>
+        <w:pStyle w:val="ListBullet"/>
+      </w:pPr>
+      <w:r>
+        <w:t>Compare learning rates with identical starting loss and update counts.</w:t>
+      </w:r>
+    </w:p>
+    <w:p>
+      <w:pPr>
+        <w:pStyle w:val="ListBullet"/>
+      </w:pPr>
+      <w:r>
         <w:t>Loss J(a)=(a-4)²; gradient 2(a-4); start a = 0. Compare two updates at rates 0.25 and 0.75.</w:t>
       </w:r>
     </w:p>
     <w:p>
       <w:pPr>
-        <w:spacing w:line="336" w:lineRule="auto" w:after="180"/>
-      </w:pPr>
-      <w:r>
-        <w:rPr>
-          <w:b w:val="0"/>
-        </w:rPr>
-        <w:t xml:space="preserve">All </w:t>
-      </w:r>
-      <w:r>
-        <w:rPr>
-          <w:b/>
-        </w:rPr>
-        <w:t>input</w:t>
-      </w:r>
-      <w:r>
-        <w:rPr>
-          <w:b w:val="0"/>
-        </w:rPr>
-        <w:t>s and outcomes in this worked example are invented classroom data; no real model run is claimed.</w:t>
+        <w:pStyle w:val="ListBullet"/>
+      </w:pPr>
+      <w:r>
+        <w:t>All inputs and outcomes in this worked example are invented classroom data; no real model run is claimed.</w:t>
       </w:r>
     </w:p>
     <w:p>
@@ -1666,25 +1481,10 @@
     </w:p>
     <w:p>
       <w:pPr>
-        <w:spacing w:line="336" w:lineRule="auto" w:after="180"/>
-      </w:pPr>
-      <w:r>
-        <w:rPr>
-          <w:b w:val="0"/>
-        </w:rPr>
-        <w:t xml:space="preserve">What should a fair rate comparison hold fixed? Point to the relevant step in the picture, then write the changed result and the rule or </w:t>
-      </w:r>
-      <w:r>
-        <w:rPr>
-          <w:b/>
-        </w:rPr>
-        <w:t>evidence</w:t>
-      </w:r>
-      <w:r>
-        <w:rPr>
-          <w:b w:val="0"/>
-        </w:rPr>
-        <w:t xml:space="preserve"> that supports it.</w:t>
+        <w:pStyle w:val="ListBullet"/>
+      </w:pPr>
+      <w:r>
+        <w:t>What should a fair rate comparison hold fixed? Point to the relevant step in the picture, then write the changed result and the rule or evidence that supports it.</w:t>
       </w:r>
     </w:p>
     <w:p>
@@ -1727,68 +1527,18 @@
     </w:p>
     <w:p>
       <w:pPr>
-        <w:pStyle w:val="Heading3"/>
-      </w:pPr>
-      <w:r>
-        <w:t>Record the help used</w:t>
-      </w:r>
-    </w:p>
-    <w:p>
-      <w:pPr>
-        <w:spacing w:line="336" w:lineRule="auto" w:after="180"/>
-        <w:shd w:fill="F1F6F8"/>
-      </w:pPr>
-      <w:r>
-        <w:rPr>
-          <w:b w:val="0"/>
-        </w:rPr>
-        <w:t xml:space="preserve">Support used: alone / hint / worked example. This record is practice </w:t>
-      </w:r>
-      <w:r>
-        <w:rPr>
-          <w:b/>
-        </w:rPr>
-        <w:t>evidence</w:t>
-      </w:r>
-      <w:r>
-        <w:rPr>
-          <w:b w:val="0"/>
-        </w:rPr>
-        <w:t>.</w:t>
-      </w:r>
-    </w:p>
-    <w:p>
-      <w:pPr>
-        <w:spacing w:line="336" w:lineRule="auto" w:after="180"/>
-      </w:pPr>
-      <w:r>
-        <w:rPr>
-          <w:b w:val="0"/>
-        </w:rPr>
-        <w:t xml:space="preserve">Project connection: For your Image-pattern Network Investigation, save the </w:t>
-      </w:r>
-      <w:r>
-        <w:rPr>
-          <w:b/>
-        </w:rPr>
-        <w:t>input</w:t>
-      </w:r>
-      <w:r>
-        <w:rPr>
-          <w:b w:val="0"/>
-        </w:rPr>
-        <w:t>, procedure, observed result and limitation of this check.</w:t>
-      </w:r>
-    </w:p>
-    <w:p>
-      <w:pPr>
-        <w:spacing w:line="336" w:lineRule="auto" w:after="180"/>
-      </w:pPr>
-      <w:r>
-        <w:rPr>
-          <w:b w:val="0"/>
-        </w:rPr>
-        <w:t>Label this worked example as practice; use a different, previously unreviewed case when checking independent understanding.</w:t>
+        <w:pStyle w:val="ListBullet"/>
+      </w:pPr>
+      <w:r>
+        <w:t>Support used: alone / hint / worked example. This record is practice evidence.</w:t>
+      </w:r>
+    </w:p>
+    <w:p>
+      <w:pPr>
+        <w:pStyle w:val="ListBullet"/>
+      </w:pPr>
+      <w:r>
+        <w:t>Project connection: For your Image-pattern Network Investigation, save the input, procedure, observed result and limitation of this check. Label this worked example as practice; use a different, previously unreviewed case when checking independent understanding.</w:t>
       </w:r>
     </w:p>
     <w:p>
@@ -1796,68 +1546,44 @@
         <w:pStyle w:val="Heading1"/>
       </w:pPr>
       <w:r>
-        <w:t>13. Project portfolio milestone</w:t>
-      </w:r>
-    </w:p>
-    <w:p>
-      <w:r>
-        <w:t>Keep this week’s input, deciding step, result and limit together in the Image-pattern Network Investigation record.</w:t>
-      </w:r>
-    </w:p>
-    <w:p>
-      <w:pPr>
-        <w:spacing w:line="336" w:lineRule="auto" w:after="180"/>
-      </w:pPr>
-      <w:r>
-        <w:rPr>
-          <w:b w:val="0"/>
-        </w:rPr>
+        <w:t>13. Reference · Project milestone</w:t>
+      </w:r>
+    </w:p>
+    <w:p>
+      <w:r>
+        <w:t>Keep this task’s inputs,rule and response together.</w:t>
+      </w:r>
+    </w:p>
+    <w:p>
+      <w:pPr>
+        <w:pStyle w:val="Heading2"/>
+      </w:pPr>
+      <w:r>
+        <w:t>Complete task and evidence</w:t>
+      </w:r>
+    </w:p>
+    <w:p>
+      <w:pPr>
+        <w:pStyle w:val="ListBullet"/>
+      </w:pPr>
+      <w:r>
         <w:t>Project: Image-pattern Network Investigation</w:t>
       </w:r>
     </w:p>
     <w:p>
       <w:pPr>
-        <w:spacing w:line="336" w:lineRule="auto" w:after="180"/>
-      </w:pPr>
-      <w:r>
-        <w:rPr>
-          <w:b w:val="0"/>
-        </w:rPr>
+        <w:pStyle w:val="ListBullet"/>
+      </w:pPr>
+      <w:r>
         <w:t>Current milestone: Test changed cases. Keep normal, boundary and failure cases; compare expected and observed results.</w:t>
       </w:r>
     </w:p>
     <w:p>
       <w:pPr>
-        <w:spacing w:line="336" w:lineRule="auto" w:after="180"/>
-      </w:pPr>
-      <w:r>
-        <w:rPr>
-          <w:b w:val="0"/>
-        </w:rPr>
-        <w:t xml:space="preserve">For your Image-pattern Network Investigation, save the </w:t>
-      </w:r>
-      <w:r>
-        <w:rPr>
-          <w:b/>
-        </w:rPr>
-        <w:t>input</w:t>
-      </w:r>
-      <w:r>
-        <w:rPr>
-          <w:b w:val="0"/>
-        </w:rPr>
-        <w:t>, procedure, observed result and limitation of this check.</w:t>
-      </w:r>
-    </w:p>
-    <w:p>
-      <w:pPr>
-        <w:spacing w:line="336" w:lineRule="auto" w:after="180"/>
-      </w:pPr>
-      <w:r>
-        <w:rPr>
-          <w:b w:val="0"/>
-        </w:rPr>
-        <w:t>Label this worked example as practice; use a different, previously unreviewed case when checking independent understanding.</w:t>
+        <w:pStyle w:val="ListBullet"/>
+      </w:pPr>
+      <w:r>
+        <w:t>For your Image-pattern Network Investigation, save the input, procedure, observed result and limitation of this check. Label this worked example as practice; use a different, previously unreviewed case when checking independent understanding.</w:t>
       </w:r>
     </w:p>
     <w:tbl>
@@ -2014,12 +1740,513 @@
         <w:pStyle w:val="Heading1"/>
       </w:pPr>
       <w:r>
-        <w:t>14. Supported practice and learning evidence</w:t>
-      </w:r>
-    </w:p>
-    <w:p>
-      <w:r>
-        <w:t>Try the supported questions before comparing with hints and feedback. Record what you repaired and the evidence you retained.</w:t>
+        <w:t>14. Extra practice · Predict,check and repair</w:t>
+      </w:r>
+    </w:p>
+    <w:p>
+      <w:r>
+        <w:t>Keep supported feedback separate from the independent case.</w:t>
+      </w:r>
+    </w:p>
+    <w:p>
+      <w:pPr>
+        <w:pStyle w:val="Heading2"/>
+      </w:pPr>
+      <w:r>
+        <w:t>First supported question and optional hint</w:t>
+      </w:r>
+    </w:p>
+    <w:p>
+      <w:pPr>
+        <w:pStyle w:val="ListBullet"/>
+      </w:pPr>
+      <w:r>
+        <w:t>Compare learning rates with identical starting loss and update counts.</w:t>
+      </w:r>
+    </w:p>
+    <w:p>
+      <w:pPr>
+        <w:pStyle w:val="Heading3"/>
+      </w:pPr>
+      <w:r>
+        <w:t>Practice 1: explain the deciding evidence</w:t>
+      </w:r>
+    </w:p>
+    <w:p>
+      <w:pPr>
+        <w:pStyle w:val="ListBullet"/>
+      </w:pPr>
+      <w:r>
+        <w:t>Which labelled step matches this detail? Both end at 3 and loss 1; larger rate crosses the optimum while smaller rate stays below it.</w:t>
+      </w:r>
+    </w:p>
+    <w:p>
+      <w:pPr>
+        <w:pStyle w:val="ListBullet"/>
+      </w:pPr>
+      <w:r>
+        <w:t>1. Inspect paths</w:t>
+      </w:r>
+    </w:p>
+    <w:p>
+      <w:pPr>
+        <w:pStyle w:val="ListBullet"/>
+      </w:pPr>
+      <w:r>
+        <w:t>2. Rate 0.25</w:t>
+      </w:r>
+    </w:p>
+    <w:p>
+      <w:pPr>
+        <w:pStyle w:val="ListBullet"/>
+      </w:pPr>
+      <w:r>
+        <w:t>3. Rate 0.75</w:t>
+      </w:r>
+    </w:p>
+    <w:p>
+      <w:pPr>
+        <w:pStyle w:val="Heading3"/>
+      </w:pPr>
+      <w:r>
+        <w:t>My selected conclusion, deciding fact and explanation</w:t>
+      </w:r>
+    </w:p>
+    <w:p>
+      <w:r>
+        <w:t>________________________________________________________________</w:t>
+      </w:r>
+    </w:p>
+    <w:p>
+      <w:r>
+        <w:t>________________________________________________________________</w:t>
+      </w:r>
+    </w:p>
+    <w:p>
+      <w:r>
+        <w:t>________________________________________________________________</w:t>
+      </w:r>
+    </w:p>
+    <w:p>
+      <w:r>
+        <w:t>________________________________________________________________</w:t>
+      </w:r>
+    </w:p>
+    <w:p>
+      <w:r>
+        <w:t>________________________________________________________________</w:t>
+      </w:r>
+    </w:p>
+    <w:p>
+      <w:pPr>
+        <w:pStyle w:val="ListBullet"/>
+      </w:pPr>
+      <w:r>
+        <w:t>Hint if needed: Read the steps in the pictorial case. Match the supplied detail to the stage that performs or records it.</w:t>
+      </w:r>
+    </w:p>
+    <w:p>
+      <w:pPr>
+        <w:pStyle w:val="Heading2"/>
+      </w:pPr>
+      <w:r>
+        <w:t>Check after the first attempt · reference / check after trying</w:t>
+      </w:r>
+    </w:p>
+    <w:p>
+      <w:pPr>
+        <w:spacing w:line="336" w:lineRule="auto" w:after="180"/>
+      </w:pPr>
+      <w:r>
+        <w:rPr>
+          <w:b w:val="0"/>
+        </w:rPr>
+        <w:t>After your attempt, compare with the supported explanation: Inspect paths Both end at 3 and loss 1; larger rate crosses the optimum while smaller rate stays below it.</w:t>
+      </w:r>
+    </w:p>
+    <w:p>
+      <w:pPr>
+        <w:spacing w:line="336" w:lineRule="auto" w:after="180"/>
+      </w:pPr>
+      <w:r>
+        <w:rPr>
+          <w:b w:val="0"/>
+        </w:rPr>
+        <w:t>Keep the starting parameter and update budget identical to compare rates fairly. Rate one-quarter approaches the optimum from below; rate three-quarters crosses it and comes back.</w:t>
+      </w:r>
+    </w:p>
+    <w:p>
+      <w:pPr>
+        <w:spacing w:line="336" w:lineRule="auto" w:after="180"/>
+      </w:pPr>
+      <w:r>
+        <w:rPr>
+          <w:b w:val="0"/>
+        </w:rPr>
+        <w:t>Their final losses happen to match after two updates, despite different paths. Rate one repeatedly overshoots by the same distance, so using the correct gradient alone does not ensure improvement.</w:t>
+      </w:r>
+    </w:p>
+    <w:p>
+      <w:pPr>
+        <w:pStyle w:val="Heading2"/>
+      </w:pPr>
+      <w:r>
+        <w:t>Changed-case question and optional hint</w:t>
+      </w:r>
+    </w:p>
+    <w:p>
+      <w:pPr>
+        <w:pStyle w:val="Heading3"/>
+      </w:pPr>
+      <w:r>
+        <w:t>Practice 2: explain the deciding evidence</w:t>
+      </w:r>
+    </w:p>
+    <w:p>
+      <w:pPr>
+        <w:pStyle w:val="ListBullet"/>
+      </w:pPr>
+      <w:r>
+        <w:t>Changed-case practice: Add a rate 1 run from a = 0. Which conclusion is supported by the supplied facts?</w:t>
+      </w:r>
+    </w:p>
+    <w:p>
+      <w:pPr>
+        <w:pStyle w:val="ListBullet"/>
+      </w:pPr>
+      <w:r>
+        <w:t>1. This one example guarantees correct results for every future input.</w:t>
+      </w:r>
+    </w:p>
+    <w:p>
+      <w:pPr>
+        <w:pStyle w:val="ListBullet"/>
+      </w:pPr>
+      <w:r>
+        <w:t>2. We can decide the result without examining the changed input or the procedure.</w:t>
+      </w:r>
+    </w:p>
+    <w:p>
+      <w:pPr>
+        <w:pStyle w:val="ListBullet"/>
+      </w:pPr>
+      <w:r>
+        <w:t>3. Its path is 8 then 0, with loss 16 at both steps.</w:t>
+      </w:r>
+    </w:p>
+    <w:p>
+      <w:pPr>
+        <w:pStyle w:val="Heading3"/>
+      </w:pPr>
+      <w:r>
+        <w:t>My selected conclusion, deciding fact and explanation</w:t>
+      </w:r>
+    </w:p>
+    <w:p>
+      <w:r>
+        <w:t>________________________________________________________________</w:t>
+      </w:r>
+    </w:p>
+    <w:p>
+      <w:r>
+        <w:t>________________________________________________________________</w:t>
+      </w:r>
+    </w:p>
+    <w:p>
+      <w:r>
+        <w:t>________________________________________________________________</w:t>
+      </w:r>
+    </w:p>
+    <w:p>
+      <w:r>
+        <w:t>________________________________________________________________</w:t>
+      </w:r>
+    </w:p>
+    <w:p>
+      <w:r>
+        <w:t>________________________________________________________________</w:t>
+      </w:r>
+    </w:p>
+    <w:p>
+      <w:pPr>
+        <w:pStyle w:val="ListBullet"/>
+      </w:pPr>
+      <w:r>
+        <w:t>Hint if needed: Use the changed condition and the deciding step in the pictorial trace. The answer must say what follows from those facts.</w:t>
+      </w:r>
+    </w:p>
+    <w:p>
+      <w:pPr>
+        <w:pStyle w:val="Heading2"/>
+      </w:pPr>
+      <w:r>
+        <w:t>Check after the changed attempt · reference / check after trying</w:t>
+      </w:r>
+    </w:p>
+    <w:p>
+      <w:pPr>
+        <w:spacing w:line="336" w:lineRule="auto" w:after="180"/>
+      </w:pPr>
+      <w:r>
+        <w:rPr>
+          <w:b w:val="0"/>
+        </w:rPr>
+        <w:t>After your attempt, compare with the supported explanation: Its path is 8 then 0, with loss 16 at both steps. The update alternates across 4 without reducing the initial loss.</w:t>
+      </w:r>
+    </w:p>
+    <w:p>
+      <w:pPr>
+        <w:pStyle w:val="Heading2"/>
+      </w:pPr>
+      <w:r>
+        <w:t>Repair and retain the record</w:t>
+      </w:r>
+    </w:p>
+    <w:p>
+      <w:pPr>
+        <w:spacing w:line="336" w:lineRule="auto" w:after="180"/>
+      </w:pPr>
+      <w:r>
+        <w:rPr>
+          <w:b w:val="0"/>
+        </w:rPr>
+        <w:t>Review Batching and epochs (ai-5/13). Goal: Distinguish an example a batch an update and an epoch. Short practice: Why do the single-example orders finish at different weights?</w:t>
+      </w:r>
+    </w:p>
+    <w:p>
+      <w:pPr>
+        <w:spacing w:line="336" w:lineRule="auto" w:after="180"/>
+      </w:pPr>
+      <w:r>
+        <w:rPr>
+          <w:b w:val="0"/>
+        </w:rPr>
+        <w:t xml:space="preserve">Point to the relevant step in the picture, then write the changed result and the rule or </w:t>
+      </w:r>
+      <w:r>
+        <w:rPr>
+          <w:b/>
+        </w:rPr>
+        <w:t>evidence</w:t>
+      </w:r>
+      <w:r>
+        <w:rPr>
+          <w:b w:val="0"/>
+        </w:rPr>
+        <w:t xml:space="preserve"> that supports it.. Return to this week and explain what you changed.</w:t>
+      </w:r>
+    </w:p>
+    <w:p>
+      <w:pPr>
+        <w:spacing w:line="336" w:lineRule="auto" w:after="180"/>
+      </w:pPr>
+      <w:r>
+        <w:rPr>
+          <w:b w:val="0"/>
+        </w:rPr>
+        <w:t xml:space="preserve">Review Updating parameters (ai-5/11). Goal: Apply a </w:t>
+      </w:r>
+      <w:r>
+        <w:rPr>
+          <w:b/>
+        </w:rPr>
+        <w:t>learning rate</w:t>
+      </w:r>
+      <w:r>
+        <w:rPr>
+          <w:b w:val="0"/>
+        </w:rPr>
+        <w:t xml:space="preserve"> to an ordered gradient. Short practice: Why must new loss be recomputed rather than assumed smaller?</w:t>
+      </w:r>
+    </w:p>
+    <w:p>
+      <w:pPr>
+        <w:spacing w:line="336" w:lineRule="auto" w:after="180"/>
+      </w:pPr>
+      <w:r>
+        <w:rPr>
+          <w:b w:val="0"/>
+        </w:rPr>
+        <w:t xml:space="preserve">Point to the relevant step in the picture, then write the changed result and the rule or </w:t>
+      </w:r>
+      <w:r>
+        <w:rPr>
+          <w:b/>
+        </w:rPr>
+        <w:t>evidence</w:t>
+      </w:r>
+      <w:r>
+        <w:rPr>
+          <w:b w:val="0"/>
+        </w:rPr>
+        <w:t xml:space="preserve"> that supports it.. Return to this week and explain what you changed.</w:t>
+      </w:r>
+    </w:p>
+    <w:p>
+      <w:pPr>
+        <w:spacing w:line="336" w:lineRule="auto" w:after="180"/>
+      </w:pPr>
+      <w:r>
+        <w:rPr>
+          <w:b w:val="0"/>
+        </w:rPr>
+        <w:t>Review Loss functions (ai-5/8). Goal: Calculate per-example squared error and mean squared error. Short practice: Why must the report name the chosen loss?</w:t>
+      </w:r>
+    </w:p>
+    <w:p>
+      <w:pPr>
+        <w:spacing w:line="336" w:lineRule="auto" w:after="180"/>
+      </w:pPr>
+      <w:r>
+        <w:rPr>
+          <w:b w:val="0"/>
+        </w:rPr>
+        <w:t xml:space="preserve">Point to the relevant step in the picture, then write the changed result and the rule or </w:t>
+      </w:r>
+      <w:r>
+        <w:rPr>
+          <w:b/>
+        </w:rPr>
+        <w:t>evidence</w:t>
+      </w:r>
+      <w:r>
+        <w:rPr>
+          <w:b w:val="0"/>
+        </w:rPr>
+        <w:t xml:space="preserve"> that supports it.. Return to this week and explain what you changed.</w:t>
+      </w:r>
+    </w:p>
+    <w:p>
+      <w:pPr>
+        <w:spacing w:line="336" w:lineRule="auto" w:after="180"/>
+      </w:pPr>
+      <w:r>
+        <w:rPr>
+          <w:b w:val="0"/>
+        </w:rPr>
+        <w:t xml:space="preserve">The browser lab lets you edit the supported Python examples already included in this lesson. Predict first, run, inspect the actual </w:t>
+      </w:r>
+      <w:r>
+        <w:rPr>
+          <w:b/>
+        </w:rPr>
+        <w:t>output</w:t>
+      </w:r>
+      <w:r>
+        <w:rPr>
+          <w:b w:val="0"/>
+        </w:rPr>
+        <w:t xml:space="preserve"> or error, change one </w:t>
+      </w:r>
+      <w:r>
+        <w:rPr>
+          <w:b/>
+        </w:rPr>
+        <w:t>input</w:t>
+      </w:r>
+      <w:r>
+        <w:rPr>
+          <w:b w:val="0"/>
+        </w:rPr>
+        <w:t>, then run again.</w:t>
+      </w:r>
+    </w:p>
+    <w:p>
+      <w:pPr>
+        <w:spacing w:line="336" w:lineRule="auto" w:after="180"/>
+      </w:pPr>
+      <w:r>
+        <w:rPr>
+          <w:b w:val="0"/>
+        </w:rPr>
+        <w:t xml:space="preserve">Keep code, </w:t>
+      </w:r>
+      <w:r>
+        <w:rPr>
+          <w:b/>
+        </w:rPr>
+        <w:t>prediction</w:t>
+      </w:r>
+      <w:r>
+        <w:rPr>
+          <w:b w:val="0"/>
+        </w:rPr>
+        <w:t>s, actual results and a reasoned revision together. On paper, label your result as a trace rather than an execution.</w:t>
+      </w:r>
+    </w:p>
+    <w:p>
+      <w:pPr>
+        <w:spacing w:line="336" w:lineRule="auto" w:after="180"/>
+      </w:pPr>
+      <w:r>
+        <w:rPr>
+          <w:b w:val="0"/>
+        </w:rPr>
+        <w:t xml:space="preserve">Use Download completed work in the hosted lesson to export your answers, reflections, practice feedback and code-run </w:t>
+      </w:r>
+      <w:r>
+        <w:rPr>
+          <w:b/>
+        </w:rPr>
+        <w:t>evidence</w:t>
+      </w:r>
+      <w:r>
+        <w:rPr>
+          <w:b w:val="0"/>
+        </w:rPr>
+        <w:t>. Open the HTML copy to read or print it.</w:t>
+      </w:r>
+    </w:p>
+    <w:p>
+      <w:pPr>
+        <w:spacing w:line="336" w:lineRule="auto" w:after="180"/>
+      </w:pPr>
+      <w:r>
+        <w:rPr>
+          <w:b w:val="0"/>
+        </w:rPr>
+        <w:t>Drafts stay in this browser when storage is available; clear drafts on a shared device.</w:t>
+      </w:r>
+    </w:p>
+    <w:p>
+      <w:pPr>
+        <w:pStyle w:val="Heading3"/>
+      </w:pPr>
+      <w:r>
+        <w:t>What I repaired, the evidence I kept and the next test</w:t>
+      </w:r>
+    </w:p>
+    <w:p>
+      <w:r>
+        <w:t>________________________________________________________________</w:t>
+      </w:r>
+    </w:p>
+    <w:p>
+      <w:r>
+        <w:t>________________________________________________________________</w:t>
+      </w:r>
+    </w:p>
+    <w:p>
+      <w:r>
+        <w:t>________________________________________________________________</w:t>
+      </w:r>
+    </w:p>
+    <w:p>
+      <w:r>
+        <w:t>________________________________________________________________</w:t>
+      </w:r>
+    </w:p>
+    <w:p>
+      <w:r>
+        <w:t>________________________________________________________________</w:t>
+      </w:r>
+    </w:p>
+    <w:p>
+      <w:pPr>
+        <w:pStyle w:val="Heading2"/>
+      </w:pPr>
+      <w:r>
+        <w:t>Earlier wording, alternatives and picture transcripts · reference / check after trying</w:t>
       </w:r>
     </w:p>
     <w:p>
@@ -2035,80 +2262,10 @@
     </w:p>
     <w:p>
       <w:pPr>
-        <w:spacing w:line="336" w:lineRule="auto" w:after="180"/>
-      </w:pPr>
-      <w:r>
-        <w:rPr>
-          <w:b w:val="0"/>
-        </w:rPr>
-        <w:t xml:space="preserve">Compare </w:t>
-      </w:r>
-      <w:r>
-        <w:rPr>
-          <w:b/>
-        </w:rPr>
-        <w:t>learning rate</w:t>
-      </w:r>
-      <w:r>
-        <w:rPr>
-          <w:b w:val="0"/>
-        </w:rPr>
-        <w:t>s with identical starting loss and update counts.</w:t>
-      </w:r>
-    </w:p>
-    <w:p>
-      <w:pPr>
         <w:pStyle w:val="Heading3"/>
       </w:pPr>
       <w:r>
-        <w:t>Practice 1: explain the deciding evidence</w:t>
-      </w:r>
-    </w:p>
-    <w:p>
-      <w:pPr>
-        <w:spacing w:line="336" w:lineRule="auto" w:after="180"/>
-      </w:pPr>
-      <w:r>
-        <w:rPr>
-          <w:b w:val="0"/>
-        </w:rPr>
-        <w:t>Which labelled step matches this detail? Both end at 3 and loss 1; larger rate crosses the optimum while smaller rate stays below it.</w:t>
-      </w:r>
-    </w:p>
-    <w:p>
-      <w:pPr>
-        <w:spacing w:line="336" w:lineRule="auto" w:after="180"/>
-        <w:shd w:fill="F4F9FC"/>
-      </w:pPr>
-      <w:r>
-        <w:rPr>
-          <w:b w:val="0"/>
-        </w:rPr>
-        <w:t>1. Inspect paths</w:t>
-      </w:r>
-    </w:p>
-    <w:p>
-      <w:pPr>
-        <w:spacing w:line="336" w:lineRule="auto" w:after="180"/>
-        <w:shd w:fill="F4F9FC"/>
-      </w:pPr>
-      <w:r>
-        <w:rPr>
-          <w:b w:val="0"/>
-        </w:rPr>
-        <w:t>2. Rate 0.25</w:t>
-      </w:r>
-    </w:p>
-    <w:p>
-      <w:pPr>
-        <w:spacing w:line="336" w:lineRule="auto" w:after="180"/>
-        <w:shd w:fill="F4F9FC"/>
-      </w:pPr>
-      <w:r>
-        <w:rPr>
-          <w:b w:val="0"/>
-        </w:rPr>
-        <w:t>3. Rate 0.75</w:t>
+        <w:t>Repair a missing building block</w:t>
       </w:r>
     </w:p>
     <w:p>
@@ -2116,32 +2273,7 @@
         <w:pStyle w:val="Heading3"/>
       </w:pPr>
       <w:r>
-        <w:t>My selected conclusion, deciding fact and explanation</w:t>
-      </w:r>
-    </w:p>
-    <w:p>
-      <w:r>
-        <w:t>________________________________________________________________</w:t>
-      </w:r>
-    </w:p>
-    <w:p>
-      <w:r>
-        <w:t>________________________________________________________________</w:t>
-      </w:r>
-    </w:p>
-    <w:p>
-      <w:r>
-        <w:t>________________________________________________________________</w:t>
-      </w:r>
-    </w:p>
-    <w:p>
-      <w:r>
-        <w:t>________________________________________________________________</w:t>
-      </w:r>
-    </w:p>
-    <w:p>
-      <w:r>
-        <w:t>________________________________________________________________</w:t>
+        <w:t>Predict, run and debug</w:t>
       </w:r>
     </w:p>
     <w:p>
@@ -2149,505 +2281,25 @@
         <w:pStyle w:val="Heading3"/>
       </w:pPr>
       <w:r>
-        <w:t>Hint · try first</w:t>
-      </w:r>
-    </w:p>
-    <w:p>
-      <w:pPr>
-        <w:spacing w:line="336" w:lineRule="auto" w:after="180"/>
-        <w:shd w:fill="F1F6F8"/>
-      </w:pPr>
-      <w:r>
-        <w:rPr>
-          <w:b w:val="0"/>
-        </w:rPr>
-        <w:t>Hint if needed: Read the steps in the pictorial case. Match the supplied detail to the stage that performs or records it.</w:t>
-      </w:r>
-    </w:p>
-    <w:p>
-      <w:pPr>
-        <w:pStyle w:val="Heading3"/>
-      </w:pPr>
-      <w:r>
-        <w:t>Feedback · compare after trying</w:t>
-      </w:r>
-    </w:p>
-    <w:p>
-      <w:pPr>
-        <w:spacing w:line="336" w:lineRule="auto" w:after="180"/>
-        <w:shd w:fill="F1F6FC"/>
-      </w:pPr>
-      <w:r>
-        <w:rPr>
-          <w:b w:val="0"/>
-        </w:rPr>
-        <w:t>After your attempt, compare with the supported explanation: Inspect paths Both end at 3 and loss 1; larger rate crosses the optimum while smaller rate stays below it.</w:t>
-      </w:r>
-    </w:p>
-    <w:p>
-      <w:pPr>
-        <w:spacing w:line="336" w:lineRule="auto" w:after="180"/>
-        <w:shd w:fill="F1F6FC"/>
-      </w:pPr>
-      <w:r>
-        <w:rPr>
-          <w:b w:val="0"/>
-        </w:rPr>
-        <w:t>Keep the starting parameter and update budget identical to compare rates fairly. Rate one-quarter approaches the optimum from below; rate three-quarters crosses it and comes back.</w:t>
-      </w:r>
-    </w:p>
-    <w:p>
-      <w:pPr>
-        <w:spacing w:line="336" w:lineRule="auto" w:after="180"/>
-        <w:shd w:fill="F1F6FC"/>
-      </w:pPr>
-      <w:r>
-        <w:rPr>
-          <w:b w:val="0"/>
-        </w:rPr>
-        <w:t>Their final losses happen to match after two updates, despite different paths. Rate one repeatedly overshoots by the same distance, so using the correct gradient alone does not ensure improvement.</w:t>
-      </w:r>
-    </w:p>
-    <w:p>
-      <w:pPr>
-        <w:pStyle w:val="Heading3"/>
-      </w:pPr>
-      <w:r>
-        <w:t>Practice 2: explain the deciding evidence</w:t>
-      </w:r>
-    </w:p>
-    <w:p>
-      <w:pPr>
-        <w:pStyle w:val="Heading3"/>
-      </w:pPr>
-      <w:r>
-        <w:t>Changed case · predict first</w:t>
-      </w:r>
-    </w:p>
-    <w:p>
-      <w:pPr>
-        <w:spacing w:line="336" w:lineRule="auto" w:after="180"/>
-        <w:shd w:fill="F5F1FB"/>
-      </w:pPr>
-      <w:r>
-        <w:rPr>
-          <w:b w:val="0"/>
-        </w:rPr>
-        <w:t>Changed-case practice: Add a rate 1 run from a = 0. Which conclusion is supported by the supplied facts?</w:t>
-      </w:r>
-    </w:p>
-    <w:p>
-      <w:pPr>
-        <w:spacing w:line="336" w:lineRule="auto" w:after="180"/>
-        <w:shd w:fill="F4F9FC"/>
-      </w:pPr>
-      <w:r>
-        <w:rPr>
-          <w:b w:val="0"/>
-        </w:rPr>
-        <w:t xml:space="preserve">1. This one example guarantees correct results for every future </w:t>
-      </w:r>
-      <w:r>
-        <w:rPr>
-          <w:b/>
-        </w:rPr>
-        <w:t>input</w:t>
-      </w:r>
-      <w:r>
-        <w:rPr>
-          <w:b w:val="0"/>
-        </w:rPr>
-        <w:t>.</w:t>
-      </w:r>
-    </w:p>
-    <w:p>
-      <w:pPr>
-        <w:spacing w:line="336" w:lineRule="auto" w:after="180"/>
-        <w:shd w:fill="F4F9FC"/>
-      </w:pPr>
-      <w:r>
-        <w:rPr>
-          <w:b w:val="0"/>
-        </w:rPr>
-        <w:t xml:space="preserve">2. We can decide the result without examining the changed </w:t>
-      </w:r>
-      <w:r>
-        <w:rPr>
-          <w:b/>
-        </w:rPr>
-        <w:t>input</w:t>
-      </w:r>
-      <w:r>
-        <w:rPr>
-          <w:b w:val="0"/>
-        </w:rPr>
-        <w:t xml:space="preserve"> or the procedure.</w:t>
-      </w:r>
-    </w:p>
-    <w:p>
-      <w:pPr>
-        <w:spacing w:line="336" w:lineRule="auto" w:after="180"/>
-        <w:shd w:fill="F4F9FC"/>
-      </w:pPr>
-      <w:r>
-        <w:rPr>
-          <w:b w:val="0"/>
-        </w:rPr>
-        <w:t>3. Its path is 8 then 0, with loss 16 at both steps.</w:t>
-      </w:r>
-    </w:p>
-    <w:p>
-      <w:pPr>
-        <w:pStyle w:val="Heading3"/>
-      </w:pPr>
-      <w:r>
-        <w:t>My selected conclusion, deciding fact and explanation</w:t>
-      </w:r>
-    </w:p>
-    <w:p>
-      <w:r>
-        <w:t>________________________________________________________________</w:t>
-      </w:r>
-    </w:p>
-    <w:p>
-      <w:r>
-        <w:t>________________________________________________________________</w:t>
-      </w:r>
-    </w:p>
-    <w:p>
-      <w:r>
-        <w:t>________________________________________________________________</w:t>
-      </w:r>
-    </w:p>
-    <w:p>
-      <w:r>
-        <w:t>________________________________________________________________</w:t>
-      </w:r>
-    </w:p>
-    <w:p>
-      <w:r>
-        <w:t>________________________________________________________________</w:t>
-      </w:r>
-    </w:p>
-    <w:p>
-      <w:pPr>
-        <w:pStyle w:val="Heading3"/>
-      </w:pPr>
-      <w:r>
-        <w:t>Hint · try first</w:t>
-      </w:r>
-    </w:p>
-    <w:p>
-      <w:pPr>
-        <w:spacing w:line="336" w:lineRule="auto" w:after="180"/>
-        <w:shd w:fill="F1F6F8"/>
-      </w:pPr>
-      <w:r>
-        <w:rPr>
-          <w:b w:val="0"/>
-        </w:rPr>
-        <w:t>Hint if needed: Use the changed condition and the deciding step in the pictorial trace. The answer must say what follows from those facts.</w:t>
-      </w:r>
-    </w:p>
-    <w:p>
-      <w:pPr>
-        <w:pStyle w:val="Heading3"/>
-      </w:pPr>
-      <w:r>
-        <w:t>Feedback · compare after trying</w:t>
-      </w:r>
-    </w:p>
-    <w:p>
-      <w:pPr>
-        <w:spacing w:line="336" w:lineRule="auto" w:after="180"/>
-        <w:shd w:fill="F1F6FC"/>
-      </w:pPr>
-      <w:r>
-        <w:rPr>
-          <w:b w:val="0"/>
-        </w:rPr>
-        <w:t>After your attempt, compare with the supported explanation: Its path is 8 then 0, with loss 16 at both steps. The update alternates across 4 without reducing the initial loss.</w:t>
-      </w:r>
-    </w:p>
-    <w:p>
-      <w:pPr>
-        <w:pStyle w:val="Heading3"/>
-      </w:pPr>
-      <w:r>
-        <w:t>Repair a missing building block</w:t>
-      </w:r>
-    </w:p>
-    <w:p>
-      <w:pPr>
-        <w:spacing w:line="336" w:lineRule="auto" w:after="180"/>
-      </w:pPr>
-      <w:r>
-        <w:rPr>
-          <w:b w:val="0"/>
-        </w:rPr>
-        <w:t>Review Batching and epochs (ai-5/13). Goal: Distinguish an example a batch an update and an epoch. Short practice: Why do the single-example orders finish at different weights?</w:t>
-      </w:r>
-    </w:p>
-    <w:p>
-      <w:pPr>
-        <w:spacing w:line="336" w:lineRule="auto" w:after="180"/>
-      </w:pPr>
-      <w:r>
-        <w:rPr>
-          <w:b w:val="0"/>
-        </w:rPr>
-        <w:t xml:space="preserve">Point to the relevant step in the picture, then write the changed result and the rule or </w:t>
-      </w:r>
-      <w:r>
-        <w:rPr>
-          <w:b/>
-        </w:rPr>
-        <w:t>evidence</w:t>
-      </w:r>
-      <w:r>
-        <w:rPr>
-          <w:b w:val="0"/>
-        </w:rPr>
-        <w:t xml:space="preserve"> that supports it.. Return to this week and explain what you changed.</w:t>
-      </w:r>
-    </w:p>
-    <w:p>
-      <w:pPr>
-        <w:spacing w:line="336" w:lineRule="auto" w:after="180"/>
-      </w:pPr>
-      <w:r>
-        <w:rPr>
-          <w:b w:val="0"/>
-        </w:rPr>
-        <w:t xml:space="preserve">Review Updating parameters (ai-5/11). Goal: Apply a </w:t>
-      </w:r>
-      <w:r>
-        <w:rPr>
-          <w:b/>
-        </w:rPr>
-        <w:t>learning rate</w:t>
-      </w:r>
-      <w:r>
-        <w:rPr>
-          <w:b w:val="0"/>
-        </w:rPr>
-        <w:t xml:space="preserve"> to an ordered gradient. Short practice: Why must new loss be recomputed rather than assumed smaller?</w:t>
-      </w:r>
-    </w:p>
-    <w:p>
-      <w:pPr>
-        <w:spacing w:line="336" w:lineRule="auto" w:after="180"/>
-      </w:pPr>
-      <w:r>
-        <w:rPr>
-          <w:b w:val="0"/>
-        </w:rPr>
-        <w:t xml:space="preserve">Point to the relevant step in the picture, then write the changed result and the rule or </w:t>
-      </w:r>
-      <w:r>
-        <w:rPr>
-          <w:b/>
-        </w:rPr>
-        <w:t>evidence</w:t>
-      </w:r>
-      <w:r>
-        <w:rPr>
-          <w:b w:val="0"/>
-        </w:rPr>
-        <w:t xml:space="preserve"> that supports it.. Return to this week and explain what you changed.</w:t>
-      </w:r>
-    </w:p>
-    <w:p>
-      <w:pPr>
-        <w:spacing w:line="336" w:lineRule="auto" w:after="180"/>
-      </w:pPr>
-      <w:r>
-        <w:rPr>
-          <w:b w:val="0"/>
-        </w:rPr>
-        <w:t>Review Loss functions (ai-5/8). Goal: Calculate per-example squared error and mean squared error. Short practice: Why must the report name the chosen loss?</w:t>
-      </w:r>
-    </w:p>
-    <w:p>
-      <w:pPr>
-        <w:spacing w:line="336" w:lineRule="auto" w:after="180"/>
-      </w:pPr>
-      <w:r>
-        <w:rPr>
-          <w:b w:val="0"/>
-        </w:rPr>
-        <w:t xml:space="preserve">Point to the relevant step in the picture, then write the changed result and the rule or </w:t>
-      </w:r>
-      <w:r>
-        <w:rPr>
-          <w:b/>
-        </w:rPr>
-        <w:t>evidence</w:t>
-      </w:r>
-      <w:r>
-        <w:rPr>
-          <w:b w:val="0"/>
-        </w:rPr>
-        <w:t xml:space="preserve"> that supports it.. Return to this week and explain what you changed.</w:t>
-      </w:r>
-    </w:p>
-    <w:p>
-      <w:pPr>
-        <w:pStyle w:val="Heading3"/>
-      </w:pPr>
-      <w:r>
-        <w:t>Predict, run and debug</w:t>
-      </w:r>
-    </w:p>
-    <w:p>
-      <w:pPr>
-        <w:spacing w:line="336" w:lineRule="auto" w:after="180"/>
-      </w:pPr>
-      <w:r>
-        <w:rPr>
-          <w:b w:val="0"/>
-        </w:rPr>
-        <w:t xml:space="preserve">The browser lab lets you edit the supported Python examples already included in this lesson. Predict first, run, inspect the actual </w:t>
-      </w:r>
-      <w:r>
-        <w:rPr>
-          <w:b/>
-        </w:rPr>
-        <w:t>output</w:t>
-      </w:r>
-      <w:r>
-        <w:rPr>
-          <w:b w:val="0"/>
-        </w:rPr>
-        <w:t xml:space="preserve"> or error, change one </w:t>
-      </w:r>
-      <w:r>
-        <w:rPr>
-          <w:b/>
-        </w:rPr>
-        <w:t>input</w:t>
-      </w:r>
-      <w:r>
-        <w:rPr>
-          <w:b w:val="0"/>
-        </w:rPr>
-        <w:t>, then run again.</w:t>
-      </w:r>
-    </w:p>
-    <w:p>
-      <w:pPr>
-        <w:spacing w:line="336" w:lineRule="auto" w:after="180"/>
-      </w:pPr>
-      <w:r>
-        <w:rPr>
-          <w:b w:val="0"/>
-        </w:rPr>
-        <w:t xml:space="preserve">Keep code, </w:t>
-      </w:r>
-      <w:r>
-        <w:rPr>
-          <w:b/>
-        </w:rPr>
-        <w:t>prediction</w:t>
-      </w:r>
-      <w:r>
-        <w:rPr>
-          <w:b w:val="0"/>
-        </w:rPr>
-        <w:t>s, actual results and a reasoned revision together. On paper, label your result as a trace rather than an execution.</w:t>
-      </w:r>
-    </w:p>
-    <w:p>
-      <w:pPr>
-        <w:pStyle w:val="Heading3"/>
-      </w:pPr>
-      <w:r>
         <w:t>Keep your completed work</w:t>
       </w:r>
     </w:p>
     <w:p>
       <w:pPr>
-        <w:spacing w:line="336" w:lineRule="auto" w:after="180"/>
-      </w:pPr>
-      <w:r>
-        <w:rPr>
-          <w:b w:val="0"/>
-        </w:rPr>
-        <w:t xml:space="preserve">Use Download completed work in the hosted lesson to export your answers, reflections, practice feedback and code-run </w:t>
-      </w:r>
-      <w:r>
-        <w:rPr>
-          <w:b/>
-        </w:rPr>
-        <w:t>evidence</w:t>
-      </w:r>
-      <w:r>
-        <w:rPr>
-          <w:b w:val="0"/>
-        </w:rPr>
-        <w:t>. Open the HTML copy to read or print it.</w:t>
-      </w:r>
-    </w:p>
-    <w:p>
-      <w:pPr>
-        <w:spacing w:line="336" w:lineRule="auto" w:after="180"/>
-      </w:pPr>
-      <w:r>
-        <w:rPr>
-          <w:b w:val="0"/>
-        </w:rPr>
-        <w:t>Drafts stay in this browser when storage is available; clear drafts on a shared device.</w:t>
-      </w:r>
-    </w:p>
-    <w:p>
-      <w:pPr>
-        <w:pStyle w:val="Heading3"/>
-      </w:pPr>
-      <w:r>
-        <w:t>What I repaired, the evidence I kept and the next test</w:t>
-      </w:r>
-    </w:p>
-    <w:p>
-      <w:r>
-        <w:t>________________________________________________________________</w:t>
-      </w:r>
-    </w:p>
-    <w:p>
-      <w:r>
-        <w:t>________________________________________________________________</w:t>
-      </w:r>
-    </w:p>
-    <w:p>
-      <w:r>
-        <w:t>________________________________________________________________</w:t>
-      </w:r>
-    </w:p>
-    <w:p>
-      <w:r>
-        <w:t>________________________________________________________________</w:t>
-      </w:r>
-    </w:p>
-    <w:p>
-      <w:r>
-        <w:t>________________________________________________________________</w:t>
-      </w:r>
-    </w:p>
-    <w:p>
-      <w:pPr>
         <w:pStyle w:val="Heading1"/>
       </w:pPr>
       <w:r>
-        <w:t>15. Visual concept journey</w:t>
-      </w:r>
-    </w:p>
-    <w:p>
-      <w:r>
-        <w:t>Explain each Learning rate experiments picture from its labels, then record a relevant limit.</w:t>
-      </w:r>
-    </w:p>
-    <w:p>
-      <w:pPr>
-        <w:pStyle w:val="Heading3"/>
+        <w:t>15. Reference · Six-picture response sheets</w:t>
+      </w:r>
+    </w:p>
+    <w:p>
+      <w:r>
+        <w:t>Choose the picture that helps explain the current step.</w:t>
+      </w:r>
+    </w:p>
+    <w:p>
+      <w:pPr>
+        <w:pStyle w:val="Heading2"/>
       </w:pPr>
       <w:r>
         <w:t>01. Learning rate experiments: the case</w:t>
@@ -2738,7 +2390,6 @@
     <w:p>
       <w:pPr>
         <w:spacing w:line="336" w:lineRule="auto" w:after="180"/>
-        <w:shd w:fill="F5F1FB"/>
       </w:pPr>
       <w:r>
         <w:rPr>
@@ -2777,7 +2428,7 @@
     </w:p>
     <w:p>
       <w:pPr>
-        <w:pStyle w:val="Heading3"/>
+        <w:pStyle w:val="Heading2"/>
       </w:pPr>
       <w:r>
         <w:t>02. Follow the deciding steps</w:t>
@@ -2833,7 +2484,6 @@
     <w:p>
       <w:pPr>
         <w:spacing w:line="336" w:lineRule="auto" w:after="180"/>
-        <w:shd w:fill="F5F1FB"/>
       </w:pPr>
       <w:r>
         <w:rPr>
@@ -2884,7 +2534,7 @@
     </w:p>
     <w:p>
       <w:pPr>
-        <w:pStyle w:val="Heading3"/>
+        <w:pStyle w:val="Heading2"/>
       </w:pPr>
       <w:r>
         <w:t>03. The update factor explains three behaviours</w:t>
@@ -2940,7 +2590,6 @@
     <w:p>
       <w:pPr>
         <w:spacing w:line="336" w:lineRule="auto" w:after="180"/>
-        <w:shd w:fill="F5F1FB"/>
       </w:pPr>
       <w:r>
         <w:rPr>
@@ -2979,7 +2628,7 @@
     </w:p>
     <w:p>
       <w:pPr>
-        <w:pStyle w:val="Heading3"/>
+        <w:pStyle w:val="Heading2"/>
       </w:pPr>
       <w:r>
         <w:t>04. Change one thing. Trace what follows.</w:t>
@@ -3046,7 +2695,6 @@
     <w:p>
       <w:pPr>
         <w:spacing w:line="336" w:lineRule="auto" w:after="180"/>
-        <w:shd w:fill="F5F1FB"/>
       </w:pPr>
       <w:r>
         <w:rPr>
@@ -3085,7 +2733,7 @@
     </w:p>
     <w:p>
       <w:pPr>
-        <w:pStyle w:val="Heading3"/>
+        <w:pStyle w:val="Heading2"/>
       </w:pPr>
       <w:r>
         <w:t>05. Connect the explanation to its limit</w:t>
@@ -3163,7 +2811,6 @@
     <w:p>
       <w:pPr>
         <w:spacing w:line="336" w:lineRule="auto" w:after="180"/>
-        <w:shd w:fill="F5F1FB"/>
       </w:pPr>
       <w:r>
         <w:rPr>
@@ -3202,7 +2849,7 @@
     </w:p>
     <w:p>
       <w:pPr>
-        <w:pStyle w:val="Heading3"/>
+        <w:pStyle w:val="Heading2"/>
       </w:pPr>
       <w:r>
         <w:t>06. Make the idea visible in your project</w:t>
@@ -3316,7 +2963,6 @@
     <w:p>
       <w:pPr>
         <w:spacing w:line="336" w:lineRule="auto" w:after="180"/>
-        <w:shd w:fill="F5F1FB"/>
       </w:pPr>
       <w:r>
         <w:rPr>
@@ -3363,6 +3009,62 @@
     <w:p>
       <w:r>
         <w:t>________________________________________________________________</w:t>
+      </w:r>
+    </w:p>
+    <w:p>
+      <w:pPr>
+        <w:pStyle w:val="Heading2"/>
+      </w:pPr>
+      <w:r>
+        <w:t>Earlier wording, alternatives and picture transcripts · reference / check after trying</w:t>
+      </w:r>
+    </w:p>
+    <w:p>
+      <w:pPr>
+        <w:pStyle w:val="Heading3"/>
+      </w:pPr>
+      <w:r>
+        <w:t>01. Learning rate experiments: the case</w:t>
+      </w:r>
+    </w:p>
+    <w:p>
+      <w:pPr>
+        <w:pStyle w:val="Heading3"/>
+      </w:pPr>
+      <w:r>
+        <w:t>02. Follow the deciding steps</w:t>
+      </w:r>
+    </w:p>
+    <w:p>
+      <w:pPr>
+        <w:pStyle w:val="Heading3"/>
+      </w:pPr>
+      <w:r>
+        <w:t>03. The update factor explains three behaviours</w:t>
+      </w:r>
+    </w:p>
+    <w:p>
+      <w:pPr>
+        <w:pStyle w:val="Heading3"/>
+      </w:pPr>
+      <w:r>
+        <w:t>04. Change one thing. Trace what follows.</w:t>
+      </w:r>
+    </w:p>
+    <w:p>
+      <w:pPr>
+        <w:pStyle w:val="Heading3"/>
+      </w:pPr>
+      <w:r>
+        <w:t>05. Connect the explanation to its limit</w:t>
+      </w:r>
+    </w:p>
+    <w:p>
+      <w:pPr>
+        <w:pStyle w:val="Heading3"/>
+      </w:pPr>
+      <w:r>
+        <w:t>06. Make the idea visible in your project</w:t>
       </w:r>
     </w:p>
     <w:sectPr>
